--- a/Example_Report_Final.docx
+++ b/Example_Report_Final.docx
@@ -1,6 +1,6 @@
 
 <file path=word/document.xml><?xml version="1.0" encoding="utf-8"?>
-<w:document xmlns:wpc="http://schemas.microsoft.com/office/word/2010/wordprocessingCanvas" xmlns:cx="http://schemas.microsoft.com/office/drawing/2014/chartex" xmlns:cx1="http://schemas.microsoft.com/office/drawing/2015/9/8/chartex" xmlns:cx2="http://schemas.microsoft.com/office/drawing/2015/10/21/chartex" xmlns:cx3="http://schemas.microsoft.com/office/drawing/2016/5/9/chartex" xmlns:cx4="http://schemas.microsoft.com/office/drawing/2016/5/10/chartex" xmlns:cx5="http://schemas.microsoft.com/office/drawing/2016/5/11/chartex" xmlns:cx6="http://schemas.microsoft.com/office/drawing/2016/5/12/chartex" xmlns:cx7="http://schemas.microsoft.com/office/drawing/2016/5/13/chartex" xmlns:cx8="http://schemas.microsoft.com/office/drawing/2016/5/14/chartex" xmlns:mc="http://schemas.openxmlformats.org/markup-compatibility/2006" xmlns:aink="http://schemas.microsoft.com/office/drawing/2016/ink" xmlns:am3d="http://schemas.microsoft.com/office/drawing/2017/model3d" xmlns:o="urn:schemas-microsoft-com:office:office" xmlns:oel="http://schemas.microsoft.com/office/2019/extlst" xmlns:r="http://schemas.openxmlformats.org/officeDocument/2006/relationships" xmlns:m="http://schemas.openxmlformats.org/officeDocument/2006/math" xmlns:v="urn:schemas-microsoft-com:vml" xmlns:wp14="http://schemas.microsoft.com/office/word/2010/wordprocessingDrawing" xmlns:wp="http://schemas.openxmlformats.org/drawingml/2006/wordprocessingDrawing" xmlns:w10="urn:schemas-microsoft-com:office:word" xmlns:w="http://schemas.openxmlformats.org/wordprocessingml/2006/main" xmlns:w14="http://schemas.microsoft.com/office/word/2010/wordml" xmlns:w15="http://schemas.microsoft.com/office/word/2012/wordml" xmlns:w16cex="http://schemas.microsoft.com/office/word/2018/wordml/cex" xmlns:w16cid="http://schemas.microsoft.com/office/word/2016/wordml/cid" xmlns:w16="http://schemas.microsoft.com/office/word/2018/wordml" xmlns:w16du="http://schemas.microsoft.com/office/word/2023/wordml/word16du" xmlns:w16sdtdh="http://schemas.microsoft.com/office/word/2020/wordml/sdtdatahash" xmlns:w16sdtfl="http://schemas.microsoft.com/office/word/2024/wordml/sdtformatlock" xmlns:w16se="http://schemas.microsoft.com/office/word/2015/wordml/symex" xmlns:wpg="http://schemas.microsoft.com/office/word/2010/wordprocessingGroup" xmlns:wpi="http://schemas.microsoft.com/office/word/2010/wordprocessingInk" xmlns:wne="http://schemas.microsoft.com/office/word/2006/wordml" xmlns:wps="http://schemas.microsoft.com/office/word/2010/wordprocessingShape" mc:Ignorable="w14 w15 w16se w16cid w16 w16cex w16sdtdh w16sdtfl w16du wp14">
+<w:document xmlns:wpc="http://schemas.microsoft.com/office/word/2010/wordprocessingCanvas" xmlns:cx="http://schemas.microsoft.com/office/drawing/2014/chartex" xmlns:cx1="http://schemas.microsoft.com/office/drawing/2015/9/8/chartex" xmlns:cx2="http://schemas.microsoft.com/office/drawing/2015/10/21/chartex" xmlns:cx3="http://schemas.microsoft.com/office/drawing/2016/5/9/chartex" xmlns:cx4="http://schemas.microsoft.com/office/drawing/2016/5/10/chartex" xmlns:cx5="http://schemas.microsoft.com/office/drawing/2016/5/11/chartex" xmlns:cx6="http://schemas.microsoft.com/office/drawing/2016/5/12/chartex" xmlns:cx7="http://schemas.microsoft.com/office/drawing/2016/5/13/chartex" xmlns:cx8="http://schemas.microsoft.com/office/drawing/2016/5/14/chartex" xmlns:mc="http://schemas.openxmlformats.org/markup-compatibility/2006" xmlns:aink="http://schemas.microsoft.com/office/drawing/2016/ink" xmlns:am3d="http://schemas.microsoft.com/office/drawing/2017/model3d" xmlns:o="urn:schemas-microsoft-com:office:office" xmlns:oel="http://schemas.microsoft.com/office/2019/extlst" xmlns:r="http://schemas.openxmlformats.org/officeDocument/2006/relationships" xmlns:m="http://schemas.openxmlformats.org/officeDocument/2006/math" xmlns:v="urn:schemas-microsoft-com:vml" xmlns:wp14="http://schemas.microsoft.com/office/word/2010/wordprocessingDrawing" xmlns:wp="http://schemas.openxmlformats.org/drawingml/2006/wordprocessingDrawing" xmlns:w10="urn:schemas-microsoft-com:office:word" xmlns:w="http://schemas.openxmlformats.org/wordprocessingml/2006/main" xmlns:w14="http://schemas.microsoft.com/office/word/2010/wordml" xmlns:w15="http://schemas.microsoft.com/office/word/2012/wordml" xmlns:w16cei="http://schemas.microsoft.com/office/word/2026/wordml/cei" xmlns:w16cex="http://schemas.microsoft.com/office/word/2018/wordml/cex" xmlns:w16cid="http://schemas.microsoft.com/office/word/2016/wordml/cid" xmlns:w16="http://schemas.microsoft.com/office/word/2018/wordml" xmlns:w16du="http://schemas.microsoft.com/office/word/2023/wordml/word16du" xmlns:w16sdtdh="http://schemas.microsoft.com/office/word/2020/wordml/sdtdatahash" xmlns:w16sdtfl="http://schemas.microsoft.com/office/word/2024/wordml/sdtformatlock" xmlns:w16se="http://schemas.microsoft.com/office/word/2015/wordml/symex" xmlns:wpg="http://schemas.microsoft.com/office/word/2010/wordprocessingGroup" xmlns:wpi="http://schemas.microsoft.com/office/word/2010/wordprocessingInk" xmlns:wne="http://schemas.microsoft.com/office/word/2006/wordml" xmlns:wps="http://schemas.microsoft.com/office/word/2010/wordprocessingShape" mc:Ignorable="w14 w15 w16se w16cid w16 w16cex w16sdtdh w16sdtfl w16du wp14">
   <w:body>
     <w:p>
       <w:pPr>
@@ -6785,7 +6785,7 @@
         <w:ind w:left="360"/>
       </w:pPr>
       <w:r>
-        <w:t>• Đơn giản hóa quy trình thanh toán mua khóa học thông qua giỏ hàng và thanh toán giả lập trực tuyến.</w:t>
+        <w:t>• Đơn giản hóa quy trình thanh toán mua khóa học thông qua đặt hàng và thanh toán giả lập trực tuyến.</w:t>
       </w:r>
     </w:p>
     <w:p>
@@ -6846,7 +6846,7 @@
         <w:ind w:left="360"/>
       </w:pPr>
       <w:r>
-        <w:t>• Đăng ký và Thanh toán: Học viên tìm kiếm khóa học, thêm vào giỏ hàng và tiến hành thanh toán đơn hàng (Orders). Đơn hàng hoàn tất sẽ kích hoạt quyền truy cập học tập (Enrollments).</w:t>
+        <w:t>• Đăng ký và Thanh toán: Học viên tìm kiếm khóa học, tiến hành đặt hàng (Orders) và thanh toán. Đơn hàng hoàn tất sẽ kích hoạt quyền truy cập học tập (Enrollments).</w:t>
       </w:r>
     </w:p>
     <w:p>
@@ -6871,6 +6871,7 @@
       <w:r>
         <w:rPr>
           <w:rFonts w:ascii="Courier New" w:hAnsi="Courier New"/>
+          <w:noProof/>
           <w:sz w:val="17"/>
         </w:rPr>
         <w:drawing>
@@ -7469,7 +7470,7 @@
           </w:tcPr>
           <w:p>
             <w:r>
-              <w:t>Giỏ hàng/Đơn hàng lẻ</w:t>
+              <w:t>Đặt hàng và thanh toán</w:t>
             </w:r>
           </w:p>
         </w:tc>
@@ -7715,7 +7716,7 @@
         <w:spacing w:after="120"/>
       </w:pPr>
       <w:r>
-        <w:t>Tích hợp giỏ hàng trực tuyến (Shopping Cart), quản lý danh sách yêu thích (Wishlist). Học viên có thể chọn nhiều khóa học vào giỏ hàng, thực hiện đặt hàng (Orders) và thanh toán qua cơ chế giả lập cổng thanh toán. Sau khi thanh toán thành công, hệ thống tự động mở khóa khóa học.</w:t>
+        <w:t>Tích hợp quản lý danh sách yêu thích (Wishlist) và Yêu thích (Favorites). Học viên thực hiện đặt hàng (Orders) và thanh toán qua cơ chế giả lập cổng thanh toán. Sau khi thanh toán thành công, hệ thống tự động mở khóa khóa học.</w:t>
       </w:r>
     </w:p>
     <w:p>
@@ -7771,18 +7772,15 @@
         <w:spacing w:after="120"/>
       </w:pPr>
       <w:r>
-        <w:t xml:space="preserve">Dự án xây dựng nền tảng thương mại khóa học E-Learning CourseHub nhằm giải quyết bài toán nâng cao chất lượng đào tạo trực tuyến, hỗ trợ giảng viên dễ dàng tạo bài giảng </w:t>
-      </w:r>
+        <w:t>Dự án xây dựng nền tảng thương mại khóa học E-Learning CourseHub nhằm giải quyết bài toán nâng cao chất lượng đào tạo trực tuyến, hỗ trợ giảng viên dễ dàng tạo bài giảng sinh động và phân phối khóa học đến sinh viên rộng rãi, đồng thời cung cấp môi trường tự học trực quan, linh hoạt cho sinh viên Bách Khoa.</w:t>
+      </w:r>
+    </w:p>
+    <w:p>
+      <w:pPr>
+        <w:pStyle w:val="Heading3"/>
+      </w:pPr>
       <w:r>
         <w:lastRenderedPageBreak/>
-        <w:t>sinh động và phân phối khóa học đến sinh viên rộng rãi, đồng thời cung cấp môi trường tự học trực quan, linh hoạt cho sinh viên Bách Khoa.</w:t>
-      </w:r>
-    </w:p>
-    <w:p>
-      <w:pPr>
-        <w:pStyle w:val="Heading3"/>
-      </w:pPr>
-      <w:r>
         <w:t>1.4.2. Mục đích và mục tiêu dự án</w:t>
       </w:r>
     </w:p>
@@ -7899,7 +7897,7 @@
         <w:spacing w:after="120"/>
       </w:pPr>
       <w:r>
-        <w:t>Sử dụng CSDL MySQL 8.x làm kho lưu trữ chính cho 26 bảng dữ liệu có mối quan hệ ràng buộc chặt chẽ. Redis 7.0 được sử dụng làm bộ nhớ cache để lưu trữ các Refresh Token và cache danh sách khóa học phổ biến, giúp giảm tải truy vấn MySQL và tăng tốc phản hồi API.</w:t>
+        <w:t>Sử dụng CSDL MySQL 8.x làm kho lưu trữ chính cho 27 bảng dữ liệu có mối quan hệ ràng buộc chặt chẽ. Redis 7.0 được sử dụng làm bộ nhớ cache để lưu trữ các Refresh Token và cache danh sách khóa học phổ biến, giúp giảm tải truy vấn MySQL và tăng tốc phản hồi API.</w:t>
       </w:r>
     </w:p>
     <w:p>
@@ -7923,7 +7921,6 @@
         <w:pStyle w:val="Heading2"/>
       </w:pPr>
       <w:r>
-        <w:lastRenderedPageBreak/>
         <w:t>1.5. Kế hoạch thực hiện dự án</w:t>
       </w:r>
     </w:p>
@@ -7971,6 +7968,7 @@
           </w:tcPr>
           <w:p>
             <w:r>
+              <w:lastRenderedPageBreak/>
               <w:t>STT</w:t>
             </w:r>
           </w:p>
@@ -8199,7 +8197,7 @@
           </w:tcPr>
           <w:p>
             <w:r>
-              <w:t>Thiết kế kiến trúc hệ thống, database schema 26 bảng, vẽ sơ đồ và wireframes</w:t>
+              <w:t>Thiết kế kiến trúc hệ thống, database schema 27 bảng, vẽ sơ đồ và wireframes</w:t>
             </w:r>
           </w:p>
         </w:tc>
@@ -8363,8 +8361,43 @@
           </w:tcPr>
           <w:p>
             <w:r>
+              <w:t>IV</w:t>
+            </w:r>
+          </w:p>
+        </w:tc>
+        <w:tc>
+          <w:tcPr>
+            <w:tcW w:w="1512" w:type="dxa"/>
+            <w:tcMar>
+              <w:top w:w="100" w:type="dxa"/>
+              <w:left w:w="150" w:type="dxa"/>
+              <w:bottom w:w="100" w:type="dxa"/>
+              <w:right w:w="150" w:type="dxa"/>
+            </w:tcMar>
+          </w:tcPr>
+          <w:p>
+            <w:r>
+              <w:t>Phát triển Frontend</w:t>
+            </w:r>
+          </w:p>
+        </w:tc>
+        <w:tc>
+          <w:tcPr>
+            <w:tcW w:w="1512" w:type="dxa"/>
+            <w:tcMar>
+              <w:top w:w="100" w:type="dxa"/>
+              <w:left w:w="150" w:type="dxa"/>
+              <w:bottom w:w="100" w:type="dxa"/>
+              <w:right w:w="150" w:type="dxa"/>
+            </w:tcMar>
+          </w:tcPr>
+          <w:p>
+            <w:r>
+              <w:t xml:space="preserve">Setup React project, </w:t>
+            </w:r>
+            <w:r>
               <w:lastRenderedPageBreak/>
-              <w:t>IV</w:t>
+              <w:t>code giao diện client, giảng viên, admin và kết nối API</w:t>
             </w:r>
           </w:p>
         </w:tc>
@@ -8380,38 +8413,7 @@
           </w:tcPr>
           <w:p>
             <w:r>
-              <w:t>Phát triển Frontend</w:t>
-            </w:r>
-          </w:p>
-        </w:tc>
-        <w:tc>
-          <w:tcPr>
-            <w:tcW w:w="1512" w:type="dxa"/>
-            <w:tcMar>
-              <w:top w:w="100" w:type="dxa"/>
-              <w:left w:w="150" w:type="dxa"/>
-              <w:bottom w:w="100" w:type="dxa"/>
-              <w:right w:w="150" w:type="dxa"/>
-            </w:tcMar>
-          </w:tcPr>
-          <w:p>
-            <w:r>
-              <w:t>Setup React project, code giao diện client, giảng viên, admin và kết nối API</w:t>
-            </w:r>
-          </w:p>
-        </w:tc>
-        <w:tc>
-          <w:tcPr>
-            <w:tcW w:w="1512" w:type="dxa"/>
-            <w:tcMar>
-              <w:top w:w="100" w:type="dxa"/>
-              <w:left w:w="150" w:type="dxa"/>
-              <w:bottom w:w="100" w:type="dxa"/>
-              <w:right w:w="150" w:type="dxa"/>
-            </w:tcMar>
-          </w:tcPr>
-          <w:p>
-            <w:r>
+              <w:lastRenderedPageBreak/>
               <w:t>13/07/2026</w:t>
             </w:r>
           </w:p>
@@ -8783,7 +8785,7 @@
         <w:spacing w:after="120"/>
       </w:pPr>
       <w:r>
-        <w:t>Luồng 2: Đăng ký học và Học trực tuyến: Học viên tìm kiếm khóa học trên catalog -&gt; Thêm vào giỏ hàng -&gt; Đặt hàng và thực hiện thanh toán -&gt; Hệ thống xác nhận và mở khóa học -&gt; Học viên truy cập giao diện học tập -&gt; Xem video/tài liệu (hệ thống tự động lưu Progress) -&gt; Làm Quiz trắc nghiệm (đạt điểm qua) -&gt; Nhận chứng chỉ hoàn thành khóa học khi tiến trình đạt 100%.</w:t>
+        <w:t>Luồng 2: Đăng ký học và Học trực tuyến: Học viên tìm kiếm khóa học trên catalog -&gt; Đặt hàng và thực hiện thanh toán -&gt; Hệ thống xác nhận và mở khóa học -&gt; Học viên truy cập giao diện học tập -&gt; Xem video/tài liệu (hệ thống tự động lưu Progress) -&gt; Làm Quiz trắc nghiệm (đạt điểm qua) -&gt; Nhận chứng chỉ hoàn thành khóa học khi tiến trình đạt 100%.</w:t>
       </w:r>
     </w:p>
     <w:p>
@@ -8825,7 +8827,7 @@
         <w:ind w:left="360"/>
       </w:pPr>
       <w:r>
-        <w:t>• Học viên (Student): Quản lý giỏ hàng và danh sách yêu thích, thực hiện thanh toán đơn hàng, học trực tuyến (xem video, đọc PDF), làm Quiz trắc nghiệm, viết ghi chú học tập, bình luận thảo luận bài học, đánh giá xếp hạng khóa học, tải chứng chỉ PDF.</w:t>
+        <w:t>• Học viên (Student): Quản lý Wishlist &amp; Yêu thích, thực hiện thanh toán đơn hàng, học trực tuyến (xem video, đọc PDF), làm Quiz trắc nghiệm, viết ghi chú học tập, bình luận thảo luận bài học, đánh giá xếp hạng khóa học, tải chứng chỉ PDF.</w:t>
       </w:r>
     </w:p>
     <w:p>
@@ -9517,7 +9519,7 @@
           </w:tcPr>
           <w:p>
             <w:r>
-              <w:t>Quản lý giỏ hàng &amp; Wishlist</w:t>
+              <w:t>Wishlist &amp; Yêu thích</w:t>
             </w:r>
           </w:p>
         </w:tc>
@@ -9533,7 +9535,7 @@
           </w:tcPr>
           <w:p>
             <w:r>
-              <w:t>Thêm khóa học vào giỏ hàng, lưu khóa học yêu thích vào Wishlist.</w:t>
+              <w:t>Lưu khóa học vào Wishlist và danh sách Yêu thích.</w:t>
             </w:r>
           </w:p>
         </w:tc>
@@ -9799,522 +9801,269 @@
     </w:p>
     <w:p>
       <w:pPr>
-        <w:jc w:val="center"/>
-      </w:pPr>
-    </w:p>
-    <w:p>
-      <w:pPr>
         <w:ind w:left="720"/>
       </w:pPr>
-      <w:r>
-        <w:rPr>
-          <w:rFonts w:ascii="Courier New" w:hAnsi="Courier New"/>
-          <w:sz w:val="17"/>
-        </w:rPr>
-        <w:t>--- [BIỂU ĐỒ MERMAID: usecase_general] ---</w:t>
-      </w:r>
       <w:r>
         <w:rPr>
           <w:rFonts w:ascii="Courier New" w:hAnsi="Courier New"/>
           <w:sz w:val="17"/>
         </w:rPr>
         <w:br/>
-        <w:t>graph TD</w:t>
-      </w:r>
+      </w:r>
+      <w:r>
+        <w:rPr>
+          <w:rFonts w:ascii="Courier New" w:hAnsi="Courier New"/>
+          <w:sz w:val="17"/>
+        </w:rPr>
+        <w:drawing>
+          <wp:inline distT="0" distB="0" distL="0" distR="0" wp14:anchorId="7FAEDC5B" wp14:editId="60E4C5E2">
+            <wp:extent cx="5760720" cy="298450"/>
+            <wp:effectExtent l="0" t="0" r="0" b="6350"/>
+            <wp:docPr id="331500024" name="Picture 1"/>
+            <wp:cNvGraphicFramePr>
+              <a:graphicFrameLocks xmlns:a="http://schemas.openxmlformats.org/drawingml/2006/main" noChangeAspect="1"/>
+            </wp:cNvGraphicFramePr>
+            <a:graphic xmlns:a="http://schemas.openxmlformats.org/drawingml/2006/main">
+              <a:graphicData uri="http://schemas.openxmlformats.org/drawingml/2006/picture">
+                <pic:pic xmlns:pic="http://schemas.openxmlformats.org/drawingml/2006/picture">
+                  <pic:nvPicPr>
+                    <pic:cNvPr id="331500024" name=""/>
+                    <pic:cNvPicPr/>
+                  </pic:nvPicPr>
+                  <pic:blipFill>
+                    <a:blip r:embed="rId10"/>
+                    <a:stretch>
+                      <a:fillRect/>
+                    </a:stretch>
+                  </pic:blipFill>
+                  <pic:spPr>
+                    <a:xfrm>
+                      <a:off x="0" y="0"/>
+                      <a:ext cx="5760720" cy="298450"/>
+                    </a:xfrm>
+                    <a:prstGeom prst="rect">
+                      <a:avLst/>
+                    </a:prstGeom>
+                  </pic:spPr>
+                </pic:pic>
+              </a:graphicData>
+            </a:graphic>
+          </wp:inline>
+        </w:drawing>
+      </w:r>
+      <w:r>
+        <w:rPr>
+          <w:i/>
+          <w:sz w:val="19"/>
+        </w:rPr>
+        <w:t>Hình 2.5. Biểu đồ ca sử dụng tổng quát hệ thống CourseHub</w:t>
+      </w:r>
+    </w:p>
+    <w:p>
+      <w:pPr>
+        <w:spacing w:before="120" w:after="80"/>
+      </w:pPr>
+      <w:r>
+        <w:rPr>
+          <w:b/>
+        </w:rPr>
+        <w:t>b. Biểu đồ ca sử dụng phân hệ Học viên</w:t>
+      </w:r>
+    </w:p>
+    <w:p>
+      <w:pPr>
+        <w:ind w:left="720"/>
+      </w:pPr>
       <w:r>
         <w:rPr>
           <w:rFonts w:ascii="Courier New" w:hAnsi="Courier New"/>
           <w:sz w:val="17"/>
         </w:rPr>
         <w:br/>
-        <w:t xml:space="preserve">    Student[Hoc vien]</w:t>
-      </w:r>
+      </w:r>
+      <w:r>
+        <w:rPr>
+          <w:rFonts w:ascii="Courier New" w:hAnsi="Courier New"/>
+          <w:sz w:val="17"/>
+        </w:rPr>
+        <w:drawing>
+          <wp:inline distT="0" distB="0" distL="0" distR="0" wp14:anchorId="34CAEF4C" wp14:editId="396CF423">
+            <wp:extent cx="5760720" cy="589915"/>
+            <wp:effectExtent l="0" t="0" r="0" b="635"/>
+            <wp:docPr id="746472185" name="Picture 1"/>
+            <wp:cNvGraphicFramePr>
+              <a:graphicFrameLocks xmlns:a="http://schemas.openxmlformats.org/drawingml/2006/main" noChangeAspect="1"/>
+            </wp:cNvGraphicFramePr>
+            <a:graphic xmlns:a="http://schemas.openxmlformats.org/drawingml/2006/main">
+              <a:graphicData uri="http://schemas.openxmlformats.org/drawingml/2006/picture">
+                <pic:pic xmlns:pic="http://schemas.openxmlformats.org/drawingml/2006/picture">
+                  <pic:nvPicPr>
+                    <pic:cNvPr id="746472185" name=""/>
+                    <pic:cNvPicPr/>
+                  </pic:nvPicPr>
+                  <pic:blipFill>
+                    <a:blip r:embed="rId11"/>
+                    <a:stretch>
+                      <a:fillRect/>
+                    </a:stretch>
+                  </pic:blipFill>
+                  <pic:spPr>
+                    <a:xfrm>
+                      <a:off x="0" y="0"/>
+                      <a:ext cx="5760720" cy="589915"/>
+                    </a:xfrm>
+                    <a:prstGeom prst="rect">
+                      <a:avLst/>
+                    </a:prstGeom>
+                  </pic:spPr>
+                </pic:pic>
+              </a:graphicData>
+            </a:graphic>
+          </wp:inline>
+        </w:drawing>
+      </w:r>
+      <w:r>
+        <w:rPr>
+          <w:i/>
+          <w:sz w:val="19"/>
+        </w:rPr>
+        <w:t>Hình 2.6. Biểu đồ ca sử dụng phân hệ Học viên</w:t>
+      </w:r>
+    </w:p>
+    <w:p>
+      <w:pPr>
+        <w:spacing w:before="120" w:after="80"/>
+      </w:pPr>
+      <w:r>
+        <w:rPr>
+          <w:b/>
+        </w:rPr>
+        <w:t>c. Biểu đồ ca sử dụng phân hệ Giảng viên</w:t>
+      </w:r>
+    </w:p>
+    <w:p>
+      <w:pPr>
+        <w:ind w:left="720"/>
+      </w:pPr>
       <w:r>
         <w:rPr>
           <w:rFonts w:ascii="Courier New" w:hAnsi="Courier New"/>
           <w:sz w:val="17"/>
         </w:rPr>
         <w:br/>
-        <w:t xml:space="preserve">    Instructor[Giang vien]</w:t>
-      </w:r>
+      </w:r>
+      <w:r>
+        <w:rPr>
+          <w:rFonts w:ascii="Courier New" w:hAnsi="Courier New"/>
+          <w:sz w:val="17"/>
+        </w:rPr>
+        <w:drawing>
+          <wp:inline distT="0" distB="0" distL="0" distR="0" wp14:anchorId="3E493B73" wp14:editId="744A8669">
+            <wp:extent cx="5760720" cy="582295"/>
+            <wp:effectExtent l="0" t="0" r="0" b="8255"/>
+            <wp:docPr id="580988809" name="Picture 1"/>
+            <wp:cNvGraphicFramePr>
+              <a:graphicFrameLocks xmlns:a="http://schemas.openxmlformats.org/drawingml/2006/main" noChangeAspect="1"/>
+            </wp:cNvGraphicFramePr>
+            <a:graphic xmlns:a="http://schemas.openxmlformats.org/drawingml/2006/main">
+              <a:graphicData uri="http://schemas.openxmlformats.org/drawingml/2006/picture">
+                <pic:pic xmlns:pic="http://schemas.openxmlformats.org/drawingml/2006/picture">
+                  <pic:nvPicPr>
+                    <pic:cNvPr id="580988809" name=""/>
+                    <pic:cNvPicPr/>
+                  </pic:nvPicPr>
+                  <pic:blipFill>
+                    <a:blip r:embed="rId12"/>
+                    <a:stretch>
+                      <a:fillRect/>
+                    </a:stretch>
+                  </pic:blipFill>
+                  <pic:spPr>
+                    <a:xfrm>
+                      <a:off x="0" y="0"/>
+                      <a:ext cx="5760720" cy="582295"/>
+                    </a:xfrm>
+                    <a:prstGeom prst="rect">
+                      <a:avLst/>
+                    </a:prstGeom>
+                  </pic:spPr>
+                </pic:pic>
+              </a:graphicData>
+            </a:graphic>
+          </wp:inline>
+        </w:drawing>
+      </w:r>
+      <w:r>
+        <w:rPr>
+          <w:i/>
+          <w:sz w:val="19"/>
+        </w:rPr>
+        <w:t>Hình 2.7. Biểu đồ ca sử dụng phân hệ Giảng viên</w:t>
+      </w:r>
+    </w:p>
+    <w:p>
+      <w:pPr>
+        <w:spacing w:before="120" w:after="80"/>
+      </w:pPr>
+      <w:r>
+        <w:rPr>
+          <w:b/>
+        </w:rPr>
+        <w:t>d. Biểu đồ ca sử dụng phân hệ Quản trị (Admin)</w:t>
+      </w:r>
+    </w:p>
+    <w:p>
+      <w:pPr>
+        <w:ind w:left="720"/>
+      </w:pPr>
       <w:r>
         <w:rPr>
           <w:rFonts w:ascii="Courier New" w:hAnsi="Courier New"/>
           <w:sz w:val="17"/>
         </w:rPr>
         <w:br/>
-        <w:t xml:space="preserve">    Admin[Quan tri vien]</w:t>
       </w:r>
       <w:r>
         <w:rPr>
           <w:rFonts w:ascii="Courier New" w:hAnsi="Courier New"/>
           <w:sz w:val="17"/>
         </w:rPr>
-        <w:br/>
-        <w:t xml:space="preserve">    Guest[Khach vang lai]</w:t>
-      </w:r>
-      <w:r>
-        <w:rPr>
-          <w:rFonts w:ascii="Courier New" w:hAnsi="Courier New"/>
-          <w:sz w:val="17"/>
-        </w:rPr>
-        <w:br/>
-        <w:t xml:space="preserve">    </w:t>
-      </w:r>
-      <w:r>
-        <w:rPr>
-          <w:rFonts w:ascii="Courier New" w:hAnsi="Courier New"/>
-          <w:sz w:val="17"/>
-        </w:rPr>
-        <w:br/>
-        <w:t xml:space="preserve">    Guest --&gt; UC_Login[Dang ky &amp; Dang nhap]</w:t>
-      </w:r>
-      <w:r>
-        <w:rPr>
-          <w:rFonts w:ascii="Courier New" w:hAnsi="Courier New"/>
-          <w:sz w:val="17"/>
-        </w:rPr>
-        <w:br/>
-        <w:t xml:space="preserve">    Guest --&gt; UC_ViewCourse[Xem danh sach &amp; Chi tiet khoa hoc]</w:t>
-      </w:r>
-      <w:r>
-        <w:rPr>
-          <w:rFonts w:ascii="Courier New" w:hAnsi="Courier New"/>
-          <w:sz w:val="17"/>
-        </w:rPr>
-        <w:br/>
-        <w:t xml:space="preserve">    </w:t>
-      </w:r>
-      <w:r>
-        <w:rPr>
-          <w:rFonts w:ascii="Courier New" w:hAnsi="Courier New"/>
-          <w:sz w:val="17"/>
-        </w:rPr>
-        <w:br/>
-        <w:t xml:space="preserve">    Student --&gt; UC_Buy[Mua khoa hoc &amp; Thanh toan]</w:t>
-      </w:r>
-      <w:r>
-        <w:rPr>
-          <w:rFonts w:ascii="Courier New" w:hAnsi="Courier New"/>
-          <w:sz w:val="17"/>
-        </w:rPr>
-        <w:br/>
-        <w:t xml:space="preserve">    Student --&gt; UC_Learn[Hoc truc tuyen: Video, PDF, Text]</w:t>
-      </w:r>
-      <w:r>
-        <w:rPr>
-          <w:rFonts w:ascii="Courier New" w:hAnsi="Courier New"/>
-          <w:sz w:val="17"/>
-        </w:rPr>
-        <w:br/>
-        <w:t xml:space="preserve">    Student --&gt; UC_Quiz[Lam Quiz kiem tra]</w:t>
-      </w:r>
-      <w:r>
-        <w:rPr>
-          <w:rFonts w:ascii="Courier New" w:hAnsi="Courier New"/>
-          <w:sz w:val="17"/>
-        </w:rPr>
-        <w:br/>
-        <w:t xml:space="preserve">    Student --&gt; UC_Note[Ghi chu ca nhan]</w:t>
-      </w:r>
-      <w:r>
-        <w:rPr>
-          <w:rFonts w:ascii="Courier New" w:hAnsi="Courier New"/>
-          <w:sz w:val="17"/>
-        </w:rPr>
-        <w:br/>
-        <w:t xml:space="preserve">    Student --&gt; UC_Review[Danh gia &amp; Binh luan]</w:t>
-      </w:r>
-      <w:r>
-        <w:rPr>
-          <w:rFonts w:ascii="Courier New" w:hAnsi="Courier New"/>
-          <w:sz w:val="17"/>
-        </w:rPr>
-        <w:br/>
-        <w:t xml:space="preserve">    </w:t>
-      </w:r>
-      <w:r>
-        <w:rPr>
-          <w:rFonts w:ascii="Courier New" w:hAnsi="Courier New"/>
-          <w:sz w:val="17"/>
-        </w:rPr>
-        <w:br/>
-        <w:t xml:space="preserve">    Instructor --&gt; UC_CreateCourse[Tao &amp; Quan ly khoa hoc]</w:t>
-      </w:r>
-      <w:r>
-        <w:rPr>
-          <w:rFonts w:ascii="Courier New" w:hAnsi="Courier New"/>
-          <w:sz w:val="17"/>
-        </w:rPr>
-        <w:br/>
-        <w:t xml:space="preserve">    Instructor --&gt; UC_Upload[Tai tai nguyen bai hoc]</w:t>
-      </w:r>
-      <w:r>
-        <w:rPr>
-          <w:rFonts w:ascii="Courier New" w:hAnsi="Courier New"/>
-          <w:sz w:val="17"/>
-        </w:rPr>
-        <w:br/>
-        <w:t xml:space="preserve">    Instructor --&gt; UC_ManageQuiz[Tao cau hoi &amp; Quiz]</w:t>
-      </w:r>
-      <w:r>
-        <w:rPr>
-          <w:rFonts w:ascii="Courier New" w:hAnsi="Courier New"/>
-          <w:sz w:val="17"/>
-        </w:rPr>
-        <w:br/>
-        <w:t xml:space="preserve">    Instructor --&gt; UC_Stat[Xem thong ke doanh thu]</w:t>
-      </w:r>
-      <w:r>
-        <w:rPr>
-          <w:rFonts w:ascii="Courier New" w:hAnsi="Courier New"/>
-          <w:sz w:val="17"/>
-        </w:rPr>
-        <w:br/>
-        <w:t xml:space="preserve">    </w:t>
-      </w:r>
-      <w:r>
-        <w:rPr>
-          <w:rFonts w:ascii="Courier New" w:hAnsi="Courier New"/>
-          <w:sz w:val="17"/>
-        </w:rPr>
-        <w:br/>
-        <w:t xml:space="preserve">    Admin --&gt; UC_Approve[Phe duyet/Khoa khoa hoc]</w:t>
-      </w:r>
-      <w:r>
-        <w:rPr>
-          <w:rFonts w:ascii="Courier New" w:hAnsi="Courier New"/>
-          <w:sz w:val="17"/>
-        </w:rPr>
-        <w:br/>
-        <w:t xml:space="preserve">    Admin --&gt; UC_ManageUser[Quan ly nguoi dung &amp; Danh muc]</w:t>
-      </w:r>
-      <w:r>
-        <w:rPr>
-          <w:rFonts w:ascii="Courier New" w:hAnsi="Courier New"/>
-          <w:sz w:val="17"/>
-        </w:rPr>
-        <w:br/>
-        <w:t xml:space="preserve">    Admin --&gt; UC_Report[Xu ly bao cao vi pham]</w:t>
-      </w:r>
-    </w:p>
-    <w:p>
-      <w:pPr>
-        <w:jc w:val="center"/>
-      </w:pPr>
-      <w:r>
-        <w:rPr>
-          <w:i/>
-          <w:sz w:val="19"/>
-        </w:rPr>
-        <w:t>Hình 2.5. Biểu đồ ca sử dụng tổng quát hệ thống CourseHub</w:t>
-      </w:r>
-    </w:p>
-    <w:p>
-      <w:pPr>
-        <w:spacing w:before="120" w:after="80"/>
-      </w:pPr>
-      <w:r>
-        <w:rPr>
-          <w:b/>
-        </w:rPr>
-        <w:t>b. Biểu đồ ca sử dụng phân hệ Học viên</w:t>
-      </w:r>
-    </w:p>
-    <w:p>
-      <w:pPr>
-        <w:jc w:val="center"/>
-      </w:pPr>
-    </w:p>
-    <w:p>
-      <w:pPr>
-        <w:ind w:left="720"/>
-      </w:pPr>
-      <w:r>
-        <w:rPr>
-          <w:rFonts w:ascii="Courier New" w:hAnsi="Courier New"/>
-          <w:sz w:val="17"/>
-        </w:rPr>
-        <w:t>--- [BIỂU ĐỒ MERMAID: usecase_student] ---</w:t>
-      </w:r>
-      <w:r>
-        <w:rPr>
-          <w:rFonts w:ascii="Courier New" w:hAnsi="Courier New"/>
-          <w:sz w:val="17"/>
-        </w:rPr>
-        <w:br/>
-        <w:t>graph TD</w:t>
-      </w:r>
-      <w:r>
-        <w:rPr>
-          <w:rFonts w:ascii="Courier New" w:hAnsi="Courier New"/>
-          <w:sz w:val="17"/>
-        </w:rPr>
-        <w:br/>
-        <w:t xml:space="preserve">    Student[Hoc vien] --&gt; UC_Cart[Quan ly gio hang &amp; Wishlist]</w:t>
-      </w:r>
-      <w:r>
-        <w:rPr>
-          <w:rFonts w:ascii="Courier New" w:hAnsi="Courier New"/>
-          <w:sz w:val="17"/>
-        </w:rPr>
-        <w:br/>
-        <w:t xml:space="preserve">    Student --&gt; UC_Checkout[Thanh toan don hang]</w:t>
-      </w:r>
-      <w:r>
-        <w:rPr>
-          <w:rFonts w:ascii="Courier New" w:hAnsi="Courier New"/>
-          <w:sz w:val="17"/>
-        </w:rPr>
-        <w:br/>
-        <w:t xml:space="preserve">    Student --&gt; UC_Learn[Xem bai hoc Video/PDF]</w:t>
-      </w:r>
-      <w:r>
-        <w:rPr>
-          <w:rFonts w:ascii="Courier New" w:hAnsi="Courier New"/>
-          <w:sz w:val="17"/>
-        </w:rPr>
-        <w:br/>
-        <w:t xml:space="preserve">    Student --&gt; UC_Quiz[Lam bai trac nghiem Quiz]</w:t>
-      </w:r>
-      <w:r>
-        <w:rPr>
-          <w:rFonts w:ascii="Courier New" w:hAnsi="Courier New"/>
-          <w:sz w:val="17"/>
-        </w:rPr>
-        <w:br/>
-        <w:t xml:space="preserve">    Student --&gt; UC_Note[Them/Sua/Xoa ghi chu]</w:t>
-      </w:r>
-      <w:r>
-        <w:rPr>
-          <w:rFonts w:ascii="Courier New" w:hAnsi="Courier New"/>
-          <w:sz w:val="17"/>
-        </w:rPr>
-        <w:br/>
-        <w:t xml:space="preserve">    Student --&gt; UC_Comment[Thao luan/Hoi dap bai hoc]</w:t>
-      </w:r>
-      <w:r>
-        <w:rPr>
-          <w:rFonts w:ascii="Courier New" w:hAnsi="Courier New"/>
-          <w:sz w:val="17"/>
-        </w:rPr>
-        <w:br/>
-        <w:t xml:space="preserve">    Student --&gt; UC_Review[Danh gia &amp; Viet danh gia khoa hoc]</w:t>
-      </w:r>
-      <w:r>
-        <w:rPr>
-          <w:rFonts w:ascii="Courier New" w:hAnsi="Courier New"/>
-          <w:sz w:val="17"/>
-        </w:rPr>
-        <w:br/>
-        <w:t xml:space="preserve">    Student --&gt; UC_Cert[Nhan chung chi hoan thanh PDF]</w:t>
-      </w:r>
-    </w:p>
-    <w:p>
-      <w:pPr>
-        <w:jc w:val="center"/>
-      </w:pPr>
-      <w:r>
-        <w:rPr>
-          <w:i/>
-          <w:sz w:val="19"/>
-        </w:rPr>
-        <w:t>Hình 2.6. Biểu đồ ca sử dụng phân hệ Học viên</w:t>
-      </w:r>
-    </w:p>
-    <w:p>
-      <w:pPr>
-        <w:spacing w:before="120" w:after="80"/>
-      </w:pPr>
-      <w:r>
-        <w:rPr>
-          <w:b/>
-        </w:rPr>
-        <w:t>c. Biểu đồ ca sử dụng phân hệ Giảng viên</w:t>
-      </w:r>
-    </w:p>
-    <w:p>
-      <w:pPr>
-        <w:jc w:val="center"/>
-      </w:pPr>
-    </w:p>
-    <w:p>
-      <w:pPr>
-        <w:ind w:left="720"/>
-      </w:pPr>
-      <w:r>
-        <w:rPr>
-          <w:rFonts w:ascii="Courier New" w:hAnsi="Courier New"/>
-          <w:sz w:val="17"/>
-        </w:rPr>
-        <w:lastRenderedPageBreak/>
-        <w:t>--- [BIỂU ĐỒ MERMAID: usecase_instructor] ---</w:t>
-      </w:r>
-      <w:r>
-        <w:rPr>
-          <w:rFonts w:ascii="Courier New" w:hAnsi="Courier New"/>
-          <w:sz w:val="17"/>
-        </w:rPr>
-        <w:br/>
-        <w:t>graph TD</w:t>
-      </w:r>
-      <w:r>
-        <w:rPr>
-          <w:rFonts w:ascii="Courier New" w:hAnsi="Courier New"/>
-          <w:sz w:val="17"/>
-        </w:rPr>
-        <w:br/>
-        <w:t xml:space="preserve">    Instructor[Giang vien] --&gt; UC_ManageCourse[Tao, Sua, Xoa Khoa hoc]</w:t>
-      </w:r>
-      <w:r>
-        <w:rPr>
-          <w:rFonts w:ascii="Courier New" w:hAnsi="Courier New"/>
-          <w:sz w:val="17"/>
-        </w:rPr>
-        <w:br/>
-        <w:t xml:space="preserve">    Instructor --&gt; UC_ManageChapter[Quan ly Chuong muc]</w:t>
-      </w:r>
-      <w:r>
-        <w:rPr>
-          <w:rFonts w:ascii="Courier New" w:hAnsi="Courier New"/>
-          <w:sz w:val="17"/>
-        </w:rPr>
-        <w:br/>
-        <w:t xml:space="preserve">    Instructor --&gt; UC_ManageLesson[Quan ly Bai hoc]</w:t>
-      </w:r>
-      <w:r>
-        <w:rPr>
-          <w:rFonts w:ascii="Courier New" w:hAnsi="Courier New"/>
-          <w:sz w:val="17"/>
-        </w:rPr>
-        <w:br/>
-        <w:t xml:space="preserve">    Instructor --&gt; UC_Resource[Tai len Video, PDF, Text tai lieu]</w:t>
-      </w:r>
-      <w:r>
-        <w:rPr>
-          <w:rFonts w:ascii="Courier New" w:hAnsi="Courier New"/>
-          <w:sz w:val="17"/>
-        </w:rPr>
-        <w:br/>
-        <w:t xml:space="preserve">    Instructor --&gt; UC_Quiz[Tao va cau hinh Quiz trac nghiem]</w:t>
-      </w:r>
-      <w:r>
-        <w:rPr>
-          <w:rFonts w:ascii="Courier New" w:hAnsi="Courier New"/>
-          <w:sz w:val="17"/>
-        </w:rPr>
-        <w:br/>
-        <w:t xml:space="preserve">    Instructor --&gt; UC_Dashboard[Xem thong ke hoc vien &amp; doanh thu]</w:t>
-      </w:r>
-      <w:r>
-        <w:rPr>
-          <w:rFonts w:ascii="Courier New" w:hAnsi="Courier New"/>
-          <w:sz w:val="17"/>
-        </w:rPr>
-        <w:br/>
-        <w:t xml:space="preserve">    Instructor --&gt; UC_Comment[Xem &amp; duyet binh luan hoc vien]</w:t>
-      </w:r>
-    </w:p>
-    <w:p>
-      <w:pPr>
-        <w:jc w:val="center"/>
-      </w:pPr>
-      <w:r>
-        <w:rPr>
-          <w:i/>
-          <w:sz w:val="19"/>
-        </w:rPr>
-        <w:t>Hình 2.7. Biểu đồ ca sử dụng phân hệ Giảng viên</w:t>
-      </w:r>
-    </w:p>
-    <w:p>
-      <w:pPr>
-        <w:spacing w:before="120" w:after="80"/>
-      </w:pPr>
-      <w:r>
-        <w:rPr>
-          <w:b/>
-        </w:rPr>
-        <w:t>d. Biểu đồ ca sử dụng phân hệ Quản trị (Admin)</w:t>
-      </w:r>
-    </w:p>
-    <w:p>
-      <w:pPr>
-        <w:jc w:val="center"/>
-      </w:pPr>
-    </w:p>
-    <w:p>
-      <w:pPr>
-        <w:ind w:left="720"/>
-      </w:pPr>
-      <w:r>
-        <w:rPr>
-          <w:rFonts w:ascii="Courier New" w:hAnsi="Courier New"/>
-          <w:sz w:val="17"/>
-        </w:rPr>
-        <w:t>--- [BIỂU ĐỒ MERMAID: usecase_admin] ---</w:t>
-      </w:r>
-      <w:r>
-        <w:rPr>
-          <w:rFonts w:ascii="Courier New" w:hAnsi="Courier New"/>
-          <w:sz w:val="17"/>
-        </w:rPr>
-        <w:br/>
-        <w:t>graph TD</w:t>
-      </w:r>
-      <w:r>
-        <w:rPr>
-          <w:rFonts w:ascii="Courier New" w:hAnsi="Courier New"/>
-          <w:sz w:val="17"/>
-        </w:rPr>
-        <w:br/>
-        <w:t xml:space="preserve">    Admin[Quan tri vien] --&gt; UC_Users[Quan ly nguoi dung: ACTIVE/BANNED]</w:t>
-      </w:r>
-      <w:r>
-        <w:rPr>
-          <w:rFonts w:ascii="Courier New" w:hAnsi="Courier New"/>
-          <w:sz w:val="17"/>
-        </w:rPr>
-        <w:br/>
-        <w:t xml:space="preserve">    Admin --&gt; UC_Categories[Quan ly danh muc khoa hoc]</w:t>
-      </w:r>
-      <w:r>
-        <w:rPr>
-          <w:rFonts w:ascii="Courier New" w:hAnsi="Courier New"/>
-          <w:sz w:val="17"/>
-        </w:rPr>
-        <w:br/>
-        <w:t xml:space="preserve">    Admin --&gt; UC_Courses[Phe duyet &amp; Tu choi khoa hoc moi]</w:t>
-      </w:r>
-      <w:r>
-        <w:rPr>
-          <w:rFonts w:ascii="Courier New" w:hAnsi="Courier New"/>
-          <w:sz w:val="17"/>
-        </w:rPr>
-        <w:br/>
-        <w:t xml:space="preserve">    Admin --&gt; UC_Block[Khoa khoa hoc vi pham]</w:t>
-      </w:r>
-      <w:r>
-        <w:rPr>
-          <w:rFonts w:ascii="Courier New" w:hAnsi="Courier New"/>
-          <w:sz w:val="17"/>
-        </w:rPr>
-        <w:br/>
-        <w:t xml:space="preserve">    Admin --&gt; UC_Reports[Xu ly bao cao noi dung vi pham]</w:t>
-      </w:r>
-      <w:r>
-        <w:rPr>
-          <w:rFonts w:ascii="Courier New" w:hAnsi="Courier New"/>
-          <w:sz w:val="17"/>
-        </w:rPr>
-        <w:br/>
-        <w:t xml:space="preserve">    Admin --&gt; UC_Stats[Xem thong ke he thong toan dien]</w:t>
-      </w:r>
-    </w:p>
-    <w:p>
-      <w:pPr>
-        <w:jc w:val="center"/>
-      </w:pPr>
+        <w:drawing>
+          <wp:inline distT="0" distB="0" distL="0" distR="0" wp14:anchorId="35423F72" wp14:editId="6936D3BA">
+            <wp:extent cx="5760720" cy="638175"/>
+            <wp:effectExtent l="0" t="0" r="0" b="9525"/>
+            <wp:docPr id="1556833763" name="Picture 1"/>
+            <wp:cNvGraphicFramePr>
+              <a:graphicFrameLocks xmlns:a="http://schemas.openxmlformats.org/drawingml/2006/main" noChangeAspect="1"/>
+            </wp:cNvGraphicFramePr>
+            <a:graphic xmlns:a="http://schemas.openxmlformats.org/drawingml/2006/main">
+              <a:graphicData uri="http://schemas.openxmlformats.org/drawingml/2006/picture">
+                <pic:pic xmlns:pic="http://schemas.openxmlformats.org/drawingml/2006/picture">
+                  <pic:nvPicPr>
+                    <pic:cNvPr id="1556833763" name=""/>
+                    <pic:cNvPicPr/>
+                  </pic:nvPicPr>
+                  <pic:blipFill>
+                    <a:blip r:embed="rId13"/>
+                    <a:stretch>
+                      <a:fillRect/>
+                    </a:stretch>
+                  </pic:blipFill>
+                  <pic:spPr>
+                    <a:xfrm>
+                      <a:off x="0" y="0"/>
+                      <a:ext cx="5760720" cy="638175"/>
+                    </a:xfrm>
+                    <a:prstGeom prst="rect">
+                      <a:avLst/>
+                    </a:prstGeom>
+                  </pic:spPr>
+                </pic:pic>
+              </a:graphicData>
+            </a:graphic>
+          </wp:inline>
+        </w:drawing>
+      </w:r>
       <w:r>
         <w:rPr>
           <w:i/>
@@ -10364,47 +10113,67 @@
       <w:tr>
         <w:tc>
           <w:tcPr>
-            <w:tcW w:w="4536" w:type="dxa"/>
-          </w:tcPr>
-          <w:p/>
-        </w:tc>
-        <w:tc>
-          <w:tcPr>
-            <w:tcW w:w="4536" w:type="dxa"/>
-          </w:tcPr>
-          <w:p/>
+            <w:tcW w:w="4530" w:type="dxa"/>
+            <w:tcMar>
+              <w:top w:w="100" w:type="dxa"/>
+              <w:left w:w="150" w:type="dxa"/>
+              <w:bottom w:w="100" w:type="dxa"/>
+              <w:right w:w="150" w:type="dxa"/>
+            </w:tcMar>
+          </w:tcPr>
+          <w:p>
+            <w:r>
+              <w:t>Tên ca sử dụng</w:t>
+            </w:r>
+          </w:p>
+        </w:tc>
+        <w:tc>
+          <w:tcPr>
+            <w:tcW w:w="4532" w:type="dxa"/>
+            <w:tcMar>
+              <w:top w:w="100" w:type="dxa"/>
+              <w:left w:w="150" w:type="dxa"/>
+              <w:bottom w:w="100" w:type="dxa"/>
+              <w:right w:w="150" w:type="dxa"/>
+            </w:tcMar>
+          </w:tcPr>
+          <w:p>
+            <w:r>
+              <w:t>Đăng nhập hệ thống (Login)</w:t>
+            </w:r>
+          </w:p>
         </w:tc>
       </w:tr>
       <w:tr>
         <w:tc>
           <w:tcPr>
-            <w:tcW w:w="4536" w:type="dxa"/>
-            <w:tcMar>
-              <w:top w:w="100" w:type="dxa"/>
-              <w:left w:w="150" w:type="dxa"/>
-              <w:bottom w:w="100" w:type="dxa"/>
-              <w:right w:w="150" w:type="dxa"/>
-            </w:tcMar>
-          </w:tcPr>
-          <w:p>
-            <w:r>
-              <w:t>Tên ca sử dụng</w:t>
-            </w:r>
-          </w:p>
-        </w:tc>
-        <w:tc>
-          <w:tcPr>
-            <w:tcW w:w="4536" w:type="dxa"/>
-            <w:tcMar>
-              <w:top w:w="100" w:type="dxa"/>
-              <w:left w:w="150" w:type="dxa"/>
-              <w:bottom w:w="100" w:type="dxa"/>
-              <w:right w:w="150" w:type="dxa"/>
-            </w:tcMar>
-          </w:tcPr>
-          <w:p>
-            <w:r>
-              <w:t>Đăng nhập hệ thống (Login)</w:t>
+            <w:tcW w:w="4530" w:type="dxa"/>
+            <w:tcMar>
+              <w:top w:w="100" w:type="dxa"/>
+              <w:left w:w="150" w:type="dxa"/>
+              <w:bottom w:w="100" w:type="dxa"/>
+              <w:right w:w="150" w:type="dxa"/>
+            </w:tcMar>
+          </w:tcPr>
+          <w:p>
+            <w:r>
+              <w:t>Tác nhân</w:t>
+            </w:r>
+          </w:p>
+        </w:tc>
+        <w:tc>
+          <w:tcPr>
+            <w:tcW w:w="4532" w:type="dxa"/>
+            <w:tcMar>
+              <w:top w:w="100" w:type="dxa"/>
+              <w:left w:w="150" w:type="dxa"/>
+              <w:bottom w:w="100" w:type="dxa"/>
+              <w:right w:w="150" w:type="dxa"/>
+            </w:tcMar>
+          </w:tcPr>
+          <w:p>
+            <w:r>
+              <w:t>Khách vãng lai, Học viên, Giảng viên, Quản trị viên</w:t>
             </w:r>
           </w:p>
         </w:tc>
@@ -10412,33 +10181,33 @@
       <w:tr>
         <w:tc>
           <w:tcPr>
-            <w:tcW w:w="4536" w:type="dxa"/>
-            <w:tcMar>
-              <w:top w:w="100" w:type="dxa"/>
-              <w:left w:w="150" w:type="dxa"/>
-              <w:bottom w:w="100" w:type="dxa"/>
-              <w:right w:w="150" w:type="dxa"/>
-            </w:tcMar>
-          </w:tcPr>
-          <w:p>
-            <w:r>
-              <w:t>Tác nhân</w:t>
-            </w:r>
-          </w:p>
-        </w:tc>
-        <w:tc>
-          <w:tcPr>
-            <w:tcW w:w="4536" w:type="dxa"/>
-            <w:tcMar>
-              <w:top w:w="100" w:type="dxa"/>
-              <w:left w:w="150" w:type="dxa"/>
-              <w:bottom w:w="100" w:type="dxa"/>
-              <w:right w:w="150" w:type="dxa"/>
-            </w:tcMar>
-          </w:tcPr>
-          <w:p>
-            <w:r>
-              <w:t>Khách vãng lai, Học viên, Giảng viên, Quản trị viên</w:t>
+            <w:tcW w:w="4530" w:type="dxa"/>
+            <w:tcMar>
+              <w:top w:w="100" w:type="dxa"/>
+              <w:left w:w="150" w:type="dxa"/>
+              <w:bottom w:w="100" w:type="dxa"/>
+              <w:right w:w="150" w:type="dxa"/>
+            </w:tcMar>
+          </w:tcPr>
+          <w:p>
+            <w:r>
+              <w:t>Mục đích</w:t>
+            </w:r>
+          </w:p>
+        </w:tc>
+        <w:tc>
+          <w:tcPr>
+            <w:tcW w:w="4532" w:type="dxa"/>
+            <w:tcMar>
+              <w:top w:w="100" w:type="dxa"/>
+              <w:left w:w="150" w:type="dxa"/>
+              <w:bottom w:w="100" w:type="dxa"/>
+              <w:right w:w="150" w:type="dxa"/>
+            </w:tcMar>
+          </w:tcPr>
+          <w:p>
+            <w:r>
+              <w:t>Xác thực danh tính người dùng và cấp mã thông báo truy cập (JWT Access Token)</w:t>
             </w:r>
           </w:p>
         </w:tc>
@@ -10446,33 +10215,34 @@
       <w:tr>
         <w:tc>
           <w:tcPr>
-            <w:tcW w:w="4536" w:type="dxa"/>
-            <w:tcMar>
-              <w:top w:w="100" w:type="dxa"/>
-              <w:left w:w="150" w:type="dxa"/>
-              <w:bottom w:w="100" w:type="dxa"/>
-              <w:right w:w="150" w:type="dxa"/>
-            </w:tcMar>
-          </w:tcPr>
-          <w:p>
-            <w:r>
-              <w:t>Mục đích</w:t>
-            </w:r>
-          </w:p>
-        </w:tc>
-        <w:tc>
-          <w:tcPr>
-            <w:tcW w:w="4536" w:type="dxa"/>
-            <w:tcMar>
-              <w:top w:w="100" w:type="dxa"/>
-              <w:left w:w="150" w:type="dxa"/>
-              <w:bottom w:w="100" w:type="dxa"/>
-              <w:right w:w="150" w:type="dxa"/>
-            </w:tcMar>
-          </w:tcPr>
-          <w:p>
-            <w:r>
-              <w:t>Xác thực danh tính người dùng và cấp mã thông báo truy cập (JWT Access Token)</w:t>
+            <w:tcW w:w="4530" w:type="dxa"/>
+            <w:tcMar>
+              <w:top w:w="100" w:type="dxa"/>
+              <w:left w:w="150" w:type="dxa"/>
+              <w:bottom w:w="100" w:type="dxa"/>
+              <w:right w:w="150" w:type="dxa"/>
+            </w:tcMar>
+          </w:tcPr>
+          <w:p>
+            <w:r>
+              <w:lastRenderedPageBreak/>
+              <w:t>Điều kiện tiên quyết</w:t>
+            </w:r>
+          </w:p>
+        </w:tc>
+        <w:tc>
+          <w:tcPr>
+            <w:tcW w:w="4532" w:type="dxa"/>
+            <w:tcMar>
+              <w:top w:w="100" w:type="dxa"/>
+              <w:left w:w="150" w:type="dxa"/>
+              <w:bottom w:w="100" w:type="dxa"/>
+              <w:right w:w="150" w:type="dxa"/>
+            </w:tcMar>
+          </w:tcPr>
+          <w:p>
+            <w:r>
+              <w:t>Người dùng đã đăng ký tài khoản thành công và tài khoản ở trạng thái ACTIVE</w:t>
             </w:r>
           </w:p>
         </w:tc>
@@ -10480,33 +10250,53 @@
       <w:tr>
         <w:tc>
           <w:tcPr>
-            <w:tcW w:w="4536" w:type="dxa"/>
-            <w:tcMar>
-              <w:top w:w="100" w:type="dxa"/>
-              <w:left w:w="150" w:type="dxa"/>
-              <w:bottom w:w="100" w:type="dxa"/>
-              <w:right w:w="150" w:type="dxa"/>
-            </w:tcMar>
-          </w:tcPr>
-          <w:p>
-            <w:r>
-              <w:t>Điều kiện tiên quyết</w:t>
-            </w:r>
-          </w:p>
-        </w:tc>
-        <w:tc>
-          <w:tcPr>
-            <w:tcW w:w="4536" w:type="dxa"/>
-            <w:tcMar>
-              <w:top w:w="100" w:type="dxa"/>
-              <w:left w:w="150" w:type="dxa"/>
-              <w:bottom w:w="100" w:type="dxa"/>
-              <w:right w:w="150" w:type="dxa"/>
-            </w:tcMar>
-          </w:tcPr>
-          <w:p>
-            <w:r>
-              <w:t>Người dùng đã đăng ký tài khoản thành công và tài khoản ở trạng thái ACTIVE</w:t>
+            <w:tcW w:w="4530" w:type="dxa"/>
+            <w:tcMar>
+              <w:top w:w="100" w:type="dxa"/>
+              <w:left w:w="150" w:type="dxa"/>
+              <w:bottom w:w="100" w:type="dxa"/>
+              <w:right w:w="150" w:type="dxa"/>
+            </w:tcMar>
+          </w:tcPr>
+          <w:p>
+            <w:r>
+              <w:t>Luồng sự kiện chính</w:t>
+            </w:r>
+          </w:p>
+        </w:tc>
+        <w:tc>
+          <w:tcPr>
+            <w:tcW w:w="4532" w:type="dxa"/>
+            <w:tcMar>
+              <w:top w:w="100" w:type="dxa"/>
+              <w:left w:w="150" w:type="dxa"/>
+              <w:bottom w:w="100" w:type="dxa"/>
+              <w:right w:w="150" w:type="dxa"/>
+            </w:tcMar>
+          </w:tcPr>
+          <w:p>
+            <w:r>
+              <w:t>1. Người dùng nhập email và mật khẩu tại giao diện đăng nhập.</w:t>
+            </w:r>
+            <w:r>
+              <w:br/>
+              <w:t>2. Hệ thống kiểm tra định dạng email và tính hợp lệ.</w:t>
+            </w:r>
+            <w:r>
+              <w:br/>
+              <w:t>3. Hệ thống gửi thông tin về Backend để đối chiếu MySQL.</w:t>
+            </w:r>
+            <w:r>
+              <w:br/>
+              <w:t>4. Backend xác thực mật khẩu bằng BCrypt, tạo JWT Access Token và Refresh Token.</w:t>
+            </w:r>
+            <w:r>
+              <w:br/>
+              <w:t>5. Backend lưu Refresh Token vào Redis cache, trả về Access Token cho client.</w:t>
+            </w:r>
+            <w:r>
+              <w:br/>
+              <w:t>6. Client lưu JWT và điều hướng người dùng đến Dashboard phù hợp.</w:t>
             </w:r>
           </w:p>
         </w:tc>
@@ -10514,81 +10304,23 @@
       <w:tr>
         <w:tc>
           <w:tcPr>
-            <w:tcW w:w="4536" w:type="dxa"/>
-            <w:tcMar>
-              <w:top w:w="100" w:type="dxa"/>
-              <w:left w:w="150" w:type="dxa"/>
-              <w:bottom w:w="100" w:type="dxa"/>
-              <w:right w:w="150" w:type="dxa"/>
-            </w:tcMar>
-          </w:tcPr>
-          <w:p>
-            <w:r>
-              <w:t>Luồng sự kiện chính</w:t>
-            </w:r>
-          </w:p>
-        </w:tc>
-        <w:tc>
-          <w:tcPr>
-            <w:tcW w:w="4536" w:type="dxa"/>
-            <w:tcMar>
-              <w:top w:w="100" w:type="dxa"/>
-              <w:left w:w="150" w:type="dxa"/>
-              <w:bottom w:w="100" w:type="dxa"/>
-              <w:right w:w="150" w:type="dxa"/>
-            </w:tcMar>
-          </w:tcPr>
-          <w:p>
-            <w:r>
-              <w:t>1. Người dùng nhập email và mật khẩu tại giao diện đăng nhập.</w:t>
-            </w:r>
-            <w:r>
-              <w:br/>
-              <w:t>2. Hệ thống kiểm tra định dạng email và tính hợp lệ.</w:t>
-            </w:r>
-            <w:r>
-              <w:br/>
-            </w:r>
-            <w:r>
-              <w:lastRenderedPageBreak/>
-              <w:t>3. Hệ thống gửi thông tin về Backend để đối chiếu MySQL.</w:t>
-            </w:r>
-            <w:r>
-              <w:br/>
-              <w:t>4. Backend xác thực mật khẩu bằng BCrypt, tạo JWT Access Token và Refresh Token.</w:t>
-            </w:r>
-            <w:r>
-              <w:br/>
-              <w:t>5. Backend lưu Refresh Token vào Redis cache, trả về Access Token cho client.</w:t>
-            </w:r>
-            <w:r>
-              <w:br/>
-              <w:t>6. Client lưu JWT và điều hướng người dùng đến Dashboard phù hợp.</w:t>
-            </w:r>
-          </w:p>
-        </w:tc>
-      </w:tr>
-      <w:tr>
-        <w:tc>
-          <w:tcPr>
-            <w:tcW w:w="4536" w:type="dxa"/>
-            <w:tcMar>
-              <w:top w:w="100" w:type="dxa"/>
-              <w:left w:w="150" w:type="dxa"/>
-              <w:bottom w:w="100" w:type="dxa"/>
-              <w:right w:w="150" w:type="dxa"/>
-            </w:tcMar>
-          </w:tcPr>
-          <w:p>
-            <w:r>
-              <w:lastRenderedPageBreak/>
+            <w:tcW w:w="4530" w:type="dxa"/>
+            <w:tcMar>
+              <w:top w:w="100" w:type="dxa"/>
+              <w:left w:w="150" w:type="dxa"/>
+              <w:bottom w:w="100" w:type="dxa"/>
+              <w:right w:w="150" w:type="dxa"/>
+            </w:tcMar>
+          </w:tcPr>
+          <w:p>
+            <w:r>
               <w:t>Ngoại lệ</w:t>
             </w:r>
           </w:p>
         </w:tc>
         <w:tc>
           <w:tcPr>
-            <w:tcW w:w="4536" w:type="dxa"/>
+            <w:tcW w:w="4532" w:type="dxa"/>
             <w:tcMar>
               <w:top w:w="100" w:type="dxa"/>
               <w:left w:w="150" w:type="dxa"/>
@@ -10641,47 +10373,67 @@
       <w:tr>
         <w:tc>
           <w:tcPr>
-            <w:tcW w:w="4536" w:type="dxa"/>
-          </w:tcPr>
-          <w:p/>
-        </w:tc>
-        <w:tc>
-          <w:tcPr>
-            <w:tcW w:w="4536" w:type="dxa"/>
-          </w:tcPr>
-          <w:p/>
+            <w:tcW w:w="4531" w:type="dxa"/>
+            <w:tcMar>
+              <w:top w:w="100" w:type="dxa"/>
+              <w:left w:w="150" w:type="dxa"/>
+              <w:bottom w:w="100" w:type="dxa"/>
+              <w:right w:w="150" w:type="dxa"/>
+            </w:tcMar>
+          </w:tcPr>
+          <w:p>
+            <w:r>
+              <w:t>Tên ca sử dụng</w:t>
+            </w:r>
+          </w:p>
+        </w:tc>
+        <w:tc>
+          <w:tcPr>
+            <w:tcW w:w="4531" w:type="dxa"/>
+            <w:tcMar>
+              <w:top w:w="100" w:type="dxa"/>
+              <w:left w:w="150" w:type="dxa"/>
+              <w:bottom w:w="100" w:type="dxa"/>
+              <w:right w:w="150" w:type="dxa"/>
+            </w:tcMar>
+          </w:tcPr>
+          <w:p>
+            <w:r>
+              <w:t>Giảng viên tạo khóa học mới (Create Course)</w:t>
+            </w:r>
+          </w:p>
         </w:tc>
       </w:tr>
       <w:tr>
         <w:tc>
           <w:tcPr>
-            <w:tcW w:w="4536" w:type="dxa"/>
-            <w:tcMar>
-              <w:top w:w="100" w:type="dxa"/>
-              <w:left w:w="150" w:type="dxa"/>
-              <w:bottom w:w="100" w:type="dxa"/>
-              <w:right w:w="150" w:type="dxa"/>
-            </w:tcMar>
-          </w:tcPr>
-          <w:p>
-            <w:r>
-              <w:t>Tên ca sử dụng</w:t>
-            </w:r>
-          </w:p>
-        </w:tc>
-        <w:tc>
-          <w:tcPr>
-            <w:tcW w:w="4536" w:type="dxa"/>
-            <w:tcMar>
-              <w:top w:w="100" w:type="dxa"/>
-              <w:left w:w="150" w:type="dxa"/>
-              <w:bottom w:w="100" w:type="dxa"/>
-              <w:right w:w="150" w:type="dxa"/>
-            </w:tcMar>
-          </w:tcPr>
-          <w:p>
-            <w:r>
-              <w:t>Giảng viên tạo khóa học mới (Create Course)</w:t>
+            <w:tcW w:w="4531" w:type="dxa"/>
+            <w:tcMar>
+              <w:top w:w="100" w:type="dxa"/>
+              <w:left w:w="150" w:type="dxa"/>
+              <w:bottom w:w="100" w:type="dxa"/>
+              <w:right w:w="150" w:type="dxa"/>
+            </w:tcMar>
+          </w:tcPr>
+          <w:p>
+            <w:r>
+              <w:t>Tác nhân</w:t>
+            </w:r>
+          </w:p>
+        </w:tc>
+        <w:tc>
+          <w:tcPr>
+            <w:tcW w:w="4531" w:type="dxa"/>
+            <w:tcMar>
+              <w:top w:w="100" w:type="dxa"/>
+              <w:left w:w="150" w:type="dxa"/>
+              <w:bottom w:w="100" w:type="dxa"/>
+              <w:right w:w="150" w:type="dxa"/>
+            </w:tcMar>
+          </w:tcPr>
+          <w:p>
+            <w:r>
+              <w:t>Giảng viên (Instructor)</w:t>
             </w:r>
           </w:p>
         </w:tc>
@@ -10689,33 +10441,33 @@
       <w:tr>
         <w:tc>
           <w:tcPr>
-            <w:tcW w:w="4536" w:type="dxa"/>
-            <w:tcMar>
-              <w:top w:w="100" w:type="dxa"/>
-              <w:left w:w="150" w:type="dxa"/>
-              <w:bottom w:w="100" w:type="dxa"/>
-              <w:right w:w="150" w:type="dxa"/>
-            </w:tcMar>
-          </w:tcPr>
-          <w:p>
-            <w:r>
-              <w:t>Tác nhân</w:t>
-            </w:r>
-          </w:p>
-        </w:tc>
-        <w:tc>
-          <w:tcPr>
-            <w:tcW w:w="4536" w:type="dxa"/>
-            <w:tcMar>
-              <w:top w:w="100" w:type="dxa"/>
-              <w:left w:w="150" w:type="dxa"/>
-              <w:bottom w:w="100" w:type="dxa"/>
-              <w:right w:w="150" w:type="dxa"/>
-            </w:tcMar>
-          </w:tcPr>
-          <w:p>
-            <w:r>
-              <w:t>Giảng viên (Instructor)</w:t>
+            <w:tcW w:w="4531" w:type="dxa"/>
+            <w:tcMar>
+              <w:top w:w="100" w:type="dxa"/>
+              <w:left w:w="150" w:type="dxa"/>
+              <w:bottom w:w="100" w:type="dxa"/>
+              <w:right w:w="150" w:type="dxa"/>
+            </w:tcMar>
+          </w:tcPr>
+          <w:p>
+            <w:r>
+              <w:t>Mục đích</w:t>
+            </w:r>
+          </w:p>
+        </w:tc>
+        <w:tc>
+          <w:tcPr>
+            <w:tcW w:w="4531" w:type="dxa"/>
+            <w:tcMar>
+              <w:top w:w="100" w:type="dxa"/>
+              <w:left w:w="150" w:type="dxa"/>
+              <w:bottom w:w="100" w:type="dxa"/>
+              <w:right w:w="150" w:type="dxa"/>
+            </w:tcMar>
+          </w:tcPr>
+          <w:p>
+            <w:r>
+              <w:t>Tạo mới một khóa học dạng bản nháp và xây dựng nội dung giảng dạy chương mục</w:t>
             </w:r>
           </w:p>
         </w:tc>
@@ -10723,33 +10475,33 @@
       <w:tr>
         <w:tc>
           <w:tcPr>
-            <w:tcW w:w="4536" w:type="dxa"/>
-            <w:tcMar>
-              <w:top w:w="100" w:type="dxa"/>
-              <w:left w:w="150" w:type="dxa"/>
-              <w:bottom w:w="100" w:type="dxa"/>
-              <w:right w:w="150" w:type="dxa"/>
-            </w:tcMar>
-          </w:tcPr>
-          <w:p>
-            <w:r>
-              <w:t>Mục đích</w:t>
-            </w:r>
-          </w:p>
-        </w:tc>
-        <w:tc>
-          <w:tcPr>
-            <w:tcW w:w="4536" w:type="dxa"/>
-            <w:tcMar>
-              <w:top w:w="100" w:type="dxa"/>
-              <w:left w:w="150" w:type="dxa"/>
-              <w:bottom w:w="100" w:type="dxa"/>
-              <w:right w:w="150" w:type="dxa"/>
-            </w:tcMar>
-          </w:tcPr>
-          <w:p>
-            <w:r>
-              <w:t>Tạo mới một khóa học dạng bản nháp và xây dựng nội dung giảng dạy chương mục</w:t>
+            <w:tcW w:w="4531" w:type="dxa"/>
+            <w:tcMar>
+              <w:top w:w="100" w:type="dxa"/>
+              <w:left w:w="150" w:type="dxa"/>
+              <w:bottom w:w="100" w:type="dxa"/>
+              <w:right w:w="150" w:type="dxa"/>
+            </w:tcMar>
+          </w:tcPr>
+          <w:p>
+            <w:r>
+              <w:t>Điều kiện tiên quyết</w:t>
+            </w:r>
+          </w:p>
+        </w:tc>
+        <w:tc>
+          <w:tcPr>
+            <w:tcW w:w="4531" w:type="dxa"/>
+            <w:tcMar>
+              <w:top w:w="100" w:type="dxa"/>
+              <w:left w:w="150" w:type="dxa"/>
+              <w:bottom w:w="100" w:type="dxa"/>
+              <w:right w:w="150" w:type="dxa"/>
+            </w:tcMar>
+          </w:tcPr>
+          <w:p>
+            <w:r>
+              <w:t>Tài khoản giảng viên đã được phê duyệt hồ sơ và ở trạng thái ACTIVE</w:t>
             </w:r>
           </w:p>
         </w:tc>
@@ -10757,33 +10509,54 @@
       <w:tr>
         <w:tc>
           <w:tcPr>
-            <w:tcW w:w="4536" w:type="dxa"/>
-            <w:tcMar>
-              <w:top w:w="100" w:type="dxa"/>
-              <w:left w:w="150" w:type="dxa"/>
-              <w:bottom w:w="100" w:type="dxa"/>
-              <w:right w:w="150" w:type="dxa"/>
-            </w:tcMar>
-          </w:tcPr>
-          <w:p>
-            <w:r>
-              <w:t>Điều kiện tiên quyết</w:t>
-            </w:r>
-          </w:p>
-        </w:tc>
-        <w:tc>
-          <w:tcPr>
-            <w:tcW w:w="4536" w:type="dxa"/>
-            <w:tcMar>
-              <w:top w:w="100" w:type="dxa"/>
-              <w:left w:w="150" w:type="dxa"/>
-              <w:bottom w:w="100" w:type="dxa"/>
-              <w:right w:w="150" w:type="dxa"/>
-            </w:tcMar>
-          </w:tcPr>
-          <w:p>
-            <w:r>
-              <w:t>Tài khoản giảng viên đã được phê duyệt hồ sơ và ở trạng thái ACTIVE</w:t>
+            <w:tcW w:w="4531" w:type="dxa"/>
+            <w:tcMar>
+              <w:top w:w="100" w:type="dxa"/>
+              <w:left w:w="150" w:type="dxa"/>
+              <w:bottom w:w="100" w:type="dxa"/>
+              <w:right w:w="150" w:type="dxa"/>
+            </w:tcMar>
+          </w:tcPr>
+          <w:p>
+            <w:r>
+              <w:lastRenderedPageBreak/>
+              <w:t>Luồng sự kiện chính</w:t>
+            </w:r>
+          </w:p>
+        </w:tc>
+        <w:tc>
+          <w:tcPr>
+            <w:tcW w:w="4531" w:type="dxa"/>
+            <w:tcMar>
+              <w:top w:w="100" w:type="dxa"/>
+              <w:left w:w="150" w:type="dxa"/>
+              <w:bottom w:w="100" w:type="dxa"/>
+              <w:right w:w="150" w:type="dxa"/>
+            </w:tcMar>
+          </w:tcPr>
+          <w:p>
+            <w:r>
+              <w:t>1. Giảng viên nhấn nút 'Tạo khóa học mới' tại Dashboard.</w:t>
+            </w:r>
+            <w:r>
+              <w:br/>
+              <w:t>2. Giảng viên nhập thông tin cơ bản: Tiêu đề, mô tả ngắn, giá tiền, cấp độ, chọn danh mục.</w:t>
+            </w:r>
+            <w:r>
+              <w:br/>
+              <w:t>3. Giảng viên tải lên ảnh đại diện (thumbnail) lưu trữ Cloudinary.</w:t>
+            </w:r>
+            <w:r>
+              <w:br/>
+              <w:t>4. Giảng viên tạo cấu hình Chương học (Chapters) và Bài học (Lessons).</w:t>
+            </w:r>
+            <w:r>
+              <w:br/>
+              <w:t>5. Giảng viên tải lên tài nguyên học tập: Video bài giảng, tài liệu đọc PDF.</w:t>
+            </w:r>
+            <w:r>
+              <w:br/>
+              <w:t>6. Giảng viên lưu lại ở trạng thái bản nháp (DRAFT) hoặc nhấn 'Gửi kiểm duyệt'.</w:t>
             </w:r>
           </w:p>
         </w:tc>
@@ -10791,81 +10564,23 @@
       <w:tr>
         <w:tc>
           <w:tcPr>
-            <w:tcW w:w="4536" w:type="dxa"/>
-            <w:tcMar>
-              <w:top w:w="100" w:type="dxa"/>
-              <w:left w:w="150" w:type="dxa"/>
-              <w:bottom w:w="100" w:type="dxa"/>
-              <w:right w:w="150" w:type="dxa"/>
-            </w:tcMar>
-          </w:tcPr>
-          <w:p>
-            <w:r>
-              <w:t>Luồng sự kiện chính</w:t>
-            </w:r>
-          </w:p>
-        </w:tc>
-        <w:tc>
-          <w:tcPr>
-            <w:tcW w:w="4536" w:type="dxa"/>
-            <w:tcMar>
-              <w:top w:w="100" w:type="dxa"/>
-              <w:left w:w="150" w:type="dxa"/>
-              <w:bottom w:w="100" w:type="dxa"/>
-              <w:right w:w="150" w:type="dxa"/>
-            </w:tcMar>
-          </w:tcPr>
-          <w:p>
-            <w:r>
-              <w:t>1. Giảng viên nhấn nút 'Tạo khóa học mới' tại Dashboard.</w:t>
-            </w:r>
-            <w:r>
-              <w:br/>
-              <w:t>2. Giảng viên nhập thông tin cơ bản: Tiêu đề, mô tả ngắn, giá tiền, cấp độ, chọn danh mục.</w:t>
-            </w:r>
-            <w:r>
-              <w:br/>
-            </w:r>
-            <w:r>
-              <w:lastRenderedPageBreak/>
-              <w:t>3. Giảng viên tải lên ảnh đại diện (thumbnail) lưu trữ Cloudinary.</w:t>
-            </w:r>
-            <w:r>
-              <w:br/>
-              <w:t>4. Giảng viên tạo cấu hình Chương học (Chapters) và Bài học (Lessons).</w:t>
-            </w:r>
-            <w:r>
-              <w:br/>
-              <w:t>5. Giảng viên tải lên tài nguyên học tập: Video bài giảng, tài liệu đọc PDF.</w:t>
-            </w:r>
-            <w:r>
-              <w:br/>
-              <w:t>6. Giảng viên lưu lại ở trạng thái bản nháp (DRAFT) hoặc nhấn 'Gửi kiểm duyệt'.</w:t>
-            </w:r>
-          </w:p>
-        </w:tc>
-      </w:tr>
-      <w:tr>
-        <w:tc>
-          <w:tcPr>
-            <w:tcW w:w="4536" w:type="dxa"/>
-            <w:tcMar>
-              <w:top w:w="100" w:type="dxa"/>
-              <w:left w:w="150" w:type="dxa"/>
-              <w:bottom w:w="100" w:type="dxa"/>
-              <w:right w:w="150" w:type="dxa"/>
-            </w:tcMar>
-          </w:tcPr>
-          <w:p>
-            <w:r>
-              <w:lastRenderedPageBreak/>
+            <w:tcW w:w="4531" w:type="dxa"/>
+            <w:tcMar>
+              <w:top w:w="100" w:type="dxa"/>
+              <w:left w:w="150" w:type="dxa"/>
+              <w:bottom w:w="100" w:type="dxa"/>
+              <w:right w:w="150" w:type="dxa"/>
+            </w:tcMar>
+          </w:tcPr>
+          <w:p>
+            <w:r>
               <w:t>Ngoại lệ</w:t>
             </w:r>
           </w:p>
         </w:tc>
         <w:tc>
           <w:tcPr>
-            <w:tcW w:w="4536" w:type="dxa"/>
+            <w:tcW w:w="4531" w:type="dxa"/>
             <w:tcMar>
               <w:top w:w="100" w:type="dxa"/>
               <w:left w:w="150" w:type="dxa"/>
@@ -10918,47 +10633,67 @@
       <w:tr>
         <w:tc>
           <w:tcPr>
-            <w:tcW w:w="4536" w:type="dxa"/>
-          </w:tcPr>
-          <w:p/>
-        </w:tc>
-        <w:tc>
-          <w:tcPr>
-            <w:tcW w:w="4536" w:type="dxa"/>
-          </w:tcPr>
-          <w:p/>
+            <w:tcW w:w="4530" w:type="dxa"/>
+            <w:tcMar>
+              <w:top w:w="100" w:type="dxa"/>
+              <w:left w:w="150" w:type="dxa"/>
+              <w:bottom w:w="100" w:type="dxa"/>
+              <w:right w:w="150" w:type="dxa"/>
+            </w:tcMar>
+          </w:tcPr>
+          <w:p>
+            <w:r>
+              <w:t>Tên ca sử dụng</w:t>
+            </w:r>
+          </w:p>
+        </w:tc>
+        <w:tc>
+          <w:tcPr>
+            <w:tcW w:w="4532" w:type="dxa"/>
+            <w:tcMar>
+              <w:top w:w="100" w:type="dxa"/>
+              <w:left w:w="150" w:type="dxa"/>
+              <w:bottom w:w="100" w:type="dxa"/>
+              <w:right w:w="150" w:type="dxa"/>
+            </w:tcMar>
+          </w:tcPr>
+          <w:p>
+            <w:r>
+              <w:t>Làm bài trắc nghiệm kiểm tra (Take Quiz)</w:t>
+            </w:r>
+          </w:p>
         </w:tc>
       </w:tr>
       <w:tr>
         <w:tc>
           <w:tcPr>
-            <w:tcW w:w="4536" w:type="dxa"/>
-            <w:tcMar>
-              <w:top w:w="100" w:type="dxa"/>
-              <w:left w:w="150" w:type="dxa"/>
-              <w:bottom w:w="100" w:type="dxa"/>
-              <w:right w:w="150" w:type="dxa"/>
-            </w:tcMar>
-          </w:tcPr>
-          <w:p>
-            <w:r>
-              <w:t>Tên ca sử dụng</w:t>
-            </w:r>
-          </w:p>
-        </w:tc>
-        <w:tc>
-          <w:tcPr>
-            <w:tcW w:w="4536" w:type="dxa"/>
-            <w:tcMar>
-              <w:top w:w="100" w:type="dxa"/>
-              <w:left w:w="150" w:type="dxa"/>
-              <w:bottom w:w="100" w:type="dxa"/>
-              <w:right w:w="150" w:type="dxa"/>
-            </w:tcMar>
-          </w:tcPr>
-          <w:p>
-            <w:r>
-              <w:t>Làm bài trắc nghiệm kiểm tra (Take Quiz)</w:t>
+            <w:tcW w:w="4530" w:type="dxa"/>
+            <w:tcMar>
+              <w:top w:w="100" w:type="dxa"/>
+              <w:left w:w="150" w:type="dxa"/>
+              <w:bottom w:w="100" w:type="dxa"/>
+              <w:right w:w="150" w:type="dxa"/>
+            </w:tcMar>
+          </w:tcPr>
+          <w:p>
+            <w:r>
+              <w:t>Tác nhân</w:t>
+            </w:r>
+          </w:p>
+        </w:tc>
+        <w:tc>
+          <w:tcPr>
+            <w:tcW w:w="4532" w:type="dxa"/>
+            <w:tcMar>
+              <w:top w:w="100" w:type="dxa"/>
+              <w:left w:w="150" w:type="dxa"/>
+              <w:bottom w:w="100" w:type="dxa"/>
+              <w:right w:w="150" w:type="dxa"/>
+            </w:tcMar>
+          </w:tcPr>
+          <w:p>
+            <w:r>
+              <w:t>Học viên (Student)</w:t>
             </w:r>
           </w:p>
         </w:tc>
@@ -10966,33 +10701,33 @@
       <w:tr>
         <w:tc>
           <w:tcPr>
-            <w:tcW w:w="4536" w:type="dxa"/>
-            <w:tcMar>
-              <w:top w:w="100" w:type="dxa"/>
-              <w:left w:w="150" w:type="dxa"/>
-              <w:bottom w:w="100" w:type="dxa"/>
-              <w:right w:w="150" w:type="dxa"/>
-            </w:tcMar>
-          </w:tcPr>
-          <w:p>
-            <w:r>
-              <w:t>Tác nhân</w:t>
-            </w:r>
-          </w:p>
-        </w:tc>
-        <w:tc>
-          <w:tcPr>
-            <w:tcW w:w="4536" w:type="dxa"/>
-            <w:tcMar>
-              <w:top w:w="100" w:type="dxa"/>
-              <w:left w:w="150" w:type="dxa"/>
-              <w:bottom w:w="100" w:type="dxa"/>
-              <w:right w:w="150" w:type="dxa"/>
-            </w:tcMar>
-          </w:tcPr>
-          <w:p>
-            <w:r>
-              <w:t>Học viên (Student)</w:t>
+            <w:tcW w:w="4530" w:type="dxa"/>
+            <w:tcMar>
+              <w:top w:w="100" w:type="dxa"/>
+              <w:left w:w="150" w:type="dxa"/>
+              <w:bottom w:w="100" w:type="dxa"/>
+              <w:right w:w="150" w:type="dxa"/>
+            </w:tcMar>
+          </w:tcPr>
+          <w:p>
+            <w:r>
+              <w:t>Mục đích</w:t>
+            </w:r>
+          </w:p>
+        </w:tc>
+        <w:tc>
+          <w:tcPr>
+            <w:tcW w:w="4532" w:type="dxa"/>
+            <w:tcMar>
+              <w:top w:w="100" w:type="dxa"/>
+              <w:left w:w="150" w:type="dxa"/>
+              <w:bottom w:w="100" w:type="dxa"/>
+              <w:right w:w="150" w:type="dxa"/>
+            </w:tcMar>
+          </w:tcPr>
+          <w:p>
+            <w:r>
+              <w:t>Kiểm tra kiến thức thu được sau bài học bằng cách làm bộ câu hỏi trắc nghiệm</w:t>
             </w:r>
           </w:p>
         </w:tc>
@@ -11000,33 +10735,33 @@
       <w:tr>
         <w:tc>
           <w:tcPr>
-            <w:tcW w:w="4536" w:type="dxa"/>
-            <w:tcMar>
-              <w:top w:w="100" w:type="dxa"/>
-              <w:left w:w="150" w:type="dxa"/>
-              <w:bottom w:w="100" w:type="dxa"/>
-              <w:right w:w="150" w:type="dxa"/>
-            </w:tcMar>
-          </w:tcPr>
-          <w:p>
-            <w:r>
-              <w:t>Mục đích</w:t>
-            </w:r>
-          </w:p>
-        </w:tc>
-        <w:tc>
-          <w:tcPr>
-            <w:tcW w:w="4536" w:type="dxa"/>
-            <w:tcMar>
-              <w:top w:w="100" w:type="dxa"/>
-              <w:left w:w="150" w:type="dxa"/>
-              <w:bottom w:w="100" w:type="dxa"/>
-              <w:right w:w="150" w:type="dxa"/>
-            </w:tcMar>
-          </w:tcPr>
-          <w:p>
-            <w:r>
-              <w:t>Kiểm tra kiến thức thu được sau bài học bằng cách làm bộ câu hỏi trắc nghiệm</w:t>
+            <w:tcW w:w="4530" w:type="dxa"/>
+            <w:tcMar>
+              <w:top w:w="100" w:type="dxa"/>
+              <w:left w:w="150" w:type="dxa"/>
+              <w:bottom w:w="100" w:type="dxa"/>
+              <w:right w:w="150" w:type="dxa"/>
+            </w:tcMar>
+          </w:tcPr>
+          <w:p>
+            <w:r>
+              <w:t>Điều kiện tiên quyết</w:t>
+            </w:r>
+          </w:p>
+        </w:tc>
+        <w:tc>
+          <w:tcPr>
+            <w:tcW w:w="4532" w:type="dxa"/>
+            <w:tcMar>
+              <w:top w:w="100" w:type="dxa"/>
+              <w:left w:w="150" w:type="dxa"/>
+              <w:bottom w:w="100" w:type="dxa"/>
+              <w:right w:w="150" w:type="dxa"/>
+            </w:tcMar>
+          </w:tcPr>
+          <w:p>
+            <w:r>
+              <w:t>Học viên đã đăng ký học khóa học (Enrollment ACTIVE) và bài học chứa QuizConfig</w:t>
             </w:r>
           </w:p>
         </w:tc>
@@ -11034,33 +10769,58 @@
       <w:tr>
         <w:tc>
           <w:tcPr>
-            <w:tcW w:w="4536" w:type="dxa"/>
-            <w:tcMar>
-              <w:top w:w="100" w:type="dxa"/>
-              <w:left w:w="150" w:type="dxa"/>
-              <w:bottom w:w="100" w:type="dxa"/>
-              <w:right w:w="150" w:type="dxa"/>
-            </w:tcMar>
-          </w:tcPr>
-          <w:p>
-            <w:r>
-              <w:t>Điều kiện tiên quyết</w:t>
-            </w:r>
-          </w:p>
-        </w:tc>
-        <w:tc>
-          <w:tcPr>
-            <w:tcW w:w="4536" w:type="dxa"/>
-            <w:tcMar>
-              <w:top w:w="100" w:type="dxa"/>
-              <w:left w:w="150" w:type="dxa"/>
-              <w:bottom w:w="100" w:type="dxa"/>
-              <w:right w:w="150" w:type="dxa"/>
-            </w:tcMar>
-          </w:tcPr>
-          <w:p>
-            <w:r>
-              <w:t>Học viên đã đăng ký học khóa học (Enrollment ACTIVE) và bài học chứa QuizConfig</w:t>
+            <w:tcW w:w="4530" w:type="dxa"/>
+            <w:tcMar>
+              <w:top w:w="100" w:type="dxa"/>
+              <w:left w:w="150" w:type="dxa"/>
+              <w:bottom w:w="100" w:type="dxa"/>
+              <w:right w:w="150" w:type="dxa"/>
+            </w:tcMar>
+          </w:tcPr>
+          <w:p>
+            <w:r>
+              <w:lastRenderedPageBreak/>
+              <w:t>Luồng sự kiện chính</w:t>
+            </w:r>
+          </w:p>
+        </w:tc>
+        <w:tc>
+          <w:tcPr>
+            <w:tcW w:w="4532" w:type="dxa"/>
+            <w:tcMar>
+              <w:top w:w="100" w:type="dxa"/>
+              <w:left w:w="150" w:type="dxa"/>
+              <w:bottom w:w="100" w:type="dxa"/>
+              <w:right w:w="150" w:type="dxa"/>
+            </w:tcMar>
+          </w:tcPr>
+          <w:p>
+            <w:r>
+              <w:t>1. Học viên nhấn nút 'Bắt đầu làm Quiz' trong bài giảng.</w:t>
+            </w:r>
+            <w:r>
+              <w:br/>
+              <w:t>2. Hệ thống kiểm tra số lần làm bài còn lại và tải bộ câu hỏi từ database.</w:t>
+            </w:r>
+            <w:r>
+              <w:br/>
+              <w:t>3. Hệ thống bắt đầu đếm ngược thời gian làm bài (nếu có cấu hình).</w:t>
+            </w:r>
+            <w:r>
+              <w:br/>
+              <w:t>4. Học viên chọn các đáp án và nhấn 'Nộp bài'.</w:t>
+            </w:r>
+            <w:r>
+              <w:br/>
+              <w:t>5. Hệ thống tự động chấm điểm dựa trên danh sách câu trả lời đúng.</w:t>
+            </w:r>
+            <w:r>
+              <w:br/>
+              <w:t>6. Hệ thống tạo bản ghi QuizAttempt, lưu trữ kết quả điểm và trạng thái ĐẠT/KHÔNG ĐẠT.</w:t>
+            </w:r>
+            <w:r>
+              <w:br/>
+              <w:t>7. Hiển thị kết quả điểm số, đáp án đúng sai và phần giải thích chi tiết cho học viên.</w:t>
             </w:r>
           </w:p>
         </w:tc>
@@ -11068,86 +10828,23 @@
       <w:tr>
         <w:tc>
           <w:tcPr>
-            <w:tcW w:w="4536" w:type="dxa"/>
-            <w:tcMar>
-              <w:top w:w="100" w:type="dxa"/>
-              <w:left w:w="150" w:type="dxa"/>
-              <w:bottom w:w="100" w:type="dxa"/>
-              <w:right w:w="150" w:type="dxa"/>
-            </w:tcMar>
-          </w:tcPr>
-          <w:p>
-            <w:r>
-              <w:t>Luồng sự kiện chính</w:t>
-            </w:r>
-          </w:p>
-        </w:tc>
-        <w:tc>
-          <w:tcPr>
-            <w:tcW w:w="4536" w:type="dxa"/>
-            <w:tcMar>
-              <w:top w:w="100" w:type="dxa"/>
-              <w:left w:w="150" w:type="dxa"/>
-              <w:bottom w:w="100" w:type="dxa"/>
-              <w:right w:w="150" w:type="dxa"/>
-            </w:tcMar>
-          </w:tcPr>
-          <w:p>
-            <w:r>
-              <w:t>1. Học viên nhấn nút 'Bắt đầu làm Quiz' trong bài giảng.</w:t>
-            </w:r>
-            <w:r>
-              <w:br/>
-              <w:t xml:space="preserve">2. Hệ thống kiểm tra số lần làm bài còn </w:t>
-            </w:r>
-            <w:r>
-              <w:lastRenderedPageBreak/>
-              <w:t>lại và tải bộ câu hỏi từ database.</w:t>
-            </w:r>
-            <w:r>
-              <w:br/>
-              <w:t>3. Hệ thống bắt đầu đếm ngược thời gian làm bài (nếu có cấu hình).</w:t>
-            </w:r>
-            <w:r>
-              <w:br/>
-              <w:t>4. Học viên chọn các đáp án và nhấn 'Nộp bài'.</w:t>
-            </w:r>
-            <w:r>
-              <w:br/>
-              <w:t>5. Hệ thống tự động chấm điểm dựa trên danh sách câu trả lời đúng.</w:t>
-            </w:r>
-            <w:r>
-              <w:br/>
-              <w:t>6. Hệ thống tạo bản ghi QuizAttempt, lưu trữ kết quả điểm và trạng thái ĐẠT/KHÔNG ĐẠT.</w:t>
-            </w:r>
-            <w:r>
-              <w:br/>
-              <w:t>7. Hiển thị kết quả điểm số, đáp án đúng sai và phần giải thích chi tiết cho học viên.</w:t>
-            </w:r>
-          </w:p>
-        </w:tc>
-      </w:tr>
-      <w:tr>
-        <w:tc>
-          <w:tcPr>
-            <w:tcW w:w="4536" w:type="dxa"/>
-            <w:tcMar>
-              <w:top w:w="100" w:type="dxa"/>
-              <w:left w:w="150" w:type="dxa"/>
-              <w:bottom w:w="100" w:type="dxa"/>
-              <w:right w:w="150" w:type="dxa"/>
-            </w:tcMar>
-          </w:tcPr>
-          <w:p>
-            <w:r>
-              <w:lastRenderedPageBreak/>
+            <w:tcW w:w="4530" w:type="dxa"/>
+            <w:tcMar>
+              <w:top w:w="100" w:type="dxa"/>
+              <w:left w:w="150" w:type="dxa"/>
+              <w:bottom w:w="100" w:type="dxa"/>
+              <w:right w:w="150" w:type="dxa"/>
+            </w:tcMar>
+          </w:tcPr>
+          <w:p>
+            <w:r>
               <w:t>Ngoại lệ</w:t>
             </w:r>
           </w:p>
         </w:tc>
         <w:tc>
           <w:tcPr>
-            <w:tcW w:w="4536" w:type="dxa"/>
+            <w:tcW w:w="4532" w:type="dxa"/>
             <w:tcMar>
               <w:top w:w="100" w:type="dxa"/>
               <w:left w:w="150" w:type="dxa"/>
@@ -11185,51 +10882,289 @@
     </w:p>
     <w:p>
       <w:pPr>
-        <w:jc w:val="center"/>
-      </w:pPr>
-    </w:p>
-    <w:p>
-      <w:pPr>
         <w:ind w:left="720"/>
       </w:pPr>
-      <w:r>
-        <w:rPr>
-          <w:rFonts w:ascii="Courier New" w:hAnsi="Courier New"/>
-          <w:sz w:val="17"/>
-        </w:rPr>
-        <w:t>--- [BIỂU ĐỒ MERMAID: seq_auth] ---</w:t>
-      </w:r>
       <w:r>
         <w:rPr>
           <w:rFonts w:ascii="Courier New" w:hAnsi="Courier New"/>
           <w:sz w:val="17"/>
         </w:rPr>
         <w:br/>
-        <w:t>sequenceDiagram</w:t>
-      </w:r>
+      </w:r>
+      <w:r>
+        <w:rPr>
+          <w:rFonts w:ascii="Courier New" w:hAnsi="Courier New"/>
+          <w:sz w:val="17"/>
+        </w:rPr>
+        <w:drawing>
+          <wp:inline distT="0" distB="0" distL="0" distR="0" wp14:anchorId="018C979B" wp14:editId="14FC3928">
+            <wp:extent cx="5760720" cy="1885315"/>
+            <wp:effectExtent l="0" t="0" r="0" b="635"/>
+            <wp:docPr id="1463514405" name="Picture 1"/>
+            <wp:cNvGraphicFramePr>
+              <a:graphicFrameLocks xmlns:a="http://schemas.openxmlformats.org/drawingml/2006/main" noChangeAspect="1"/>
+            </wp:cNvGraphicFramePr>
+            <a:graphic xmlns:a="http://schemas.openxmlformats.org/drawingml/2006/main">
+              <a:graphicData uri="http://schemas.openxmlformats.org/drawingml/2006/picture">
+                <pic:pic xmlns:pic="http://schemas.openxmlformats.org/drawingml/2006/picture">
+                  <pic:nvPicPr>
+                    <pic:cNvPr id="1463514405" name=""/>
+                    <pic:cNvPicPr/>
+                  </pic:nvPicPr>
+                  <pic:blipFill>
+                    <a:blip r:embed="rId14"/>
+                    <a:stretch>
+                      <a:fillRect/>
+                    </a:stretch>
+                  </pic:blipFill>
+                  <pic:spPr>
+                    <a:xfrm>
+                      <a:off x="0" y="0"/>
+                      <a:ext cx="5760720" cy="1885315"/>
+                    </a:xfrm>
+                    <a:prstGeom prst="rect">
+                      <a:avLst/>
+                    </a:prstGeom>
+                  </pic:spPr>
+                </pic:pic>
+              </a:graphicData>
+            </a:graphic>
+          </wp:inline>
+        </w:drawing>
+      </w:r>
+    </w:p>
+    <w:p>
+      <w:pPr>
+        <w:jc w:val="center"/>
+      </w:pPr>
+      <w:r>
+        <w:rPr>
+          <w:i/>
+          <w:sz w:val="19"/>
+        </w:rPr>
+        <w:t>Hình 2.9. Sơ đồ tuần tự chức năng Xác thực bằng mã thông báo JWT</w:t>
+      </w:r>
+    </w:p>
+    <w:p>
+      <w:pPr>
+        <w:pStyle w:val="Heading3"/>
+      </w:pPr>
+      <w:r>
+        <w:lastRenderedPageBreak/>
+        <w:t>2.3.2. Sơ đồ tuần tự chức năng Đăng ký học và Theo dõi tiến độ</w:t>
+      </w:r>
+    </w:p>
+    <w:p>
+      <w:pPr>
+        <w:ind w:left="720"/>
+      </w:pPr>
       <w:r>
         <w:rPr>
           <w:rFonts w:ascii="Courier New" w:hAnsi="Courier New"/>
           <w:sz w:val="17"/>
         </w:rPr>
         <w:br/>
-        <w:t xml:space="preserve">    actor Client as Client App (React)</w:t>
-      </w:r>
+      </w:r>
+      <w:r>
+        <w:rPr>
+          <w:rFonts w:ascii="Courier New" w:hAnsi="Courier New"/>
+          <w:sz w:val="17"/>
+        </w:rPr>
+        <w:drawing>
+          <wp:inline distT="0" distB="0" distL="0" distR="0" wp14:anchorId="6A31B4AD" wp14:editId="73FAE501">
+            <wp:extent cx="5760720" cy="2762250"/>
+            <wp:effectExtent l="0" t="0" r="0" b="0"/>
+            <wp:docPr id="896950310" name="Picture 1"/>
+            <wp:cNvGraphicFramePr>
+              <a:graphicFrameLocks xmlns:a="http://schemas.openxmlformats.org/drawingml/2006/main" noChangeAspect="1"/>
+            </wp:cNvGraphicFramePr>
+            <a:graphic xmlns:a="http://schemas.openxmlformats.org/drawingml/2006/main">
+              <a:graphicData uri="http://schemas.openxmlformats.org/drawingml/2006/picture">
+                <pic:pic xmlns:pic="http://schemas.openxmlformats.org/drawingml/2006/picture">
+                  <pic:nvPicPr>
+                    <pic:cNvPr id="896950310" name=""/>
+                    <pic:cNvPicPr/>
+                  </pic:nvPicPr>
+                  <pic:blipFill>
+                    <a:blip r:embed="rId15"/>
+                    <a:stretch>
+                      <a:fillRect/>
+                    </a:stretch>
+                  </pic:blipFill>
+                  <pic:spPr>
+                    <a:xfrm>
+                      <a:off x="0" y="0"/>
+                      <a:ext cx="5760720" cy="2762250"/>
+                    </a:xfrm>
+                    <a:prstGeom prst="rect">
+                      <a:avLst/>
+                    </a:prstGeom>
+                  </pic:spPr>
+                </pic:pic>
+              </a:graphicData>
+            </a:graphic>
+          </wp:inline>
+        </w:drawing>
+      </w:r>
+    </w:p>
+    <w:p>
+      <w:pPr>
+        <w:jc w:val="center"/>
+      </w:pPr>
+      <w:r>
+        <w:rPr>
+          <w:i/>
+          <w:sz w:val="19"/>
+        </w:rPr>
+        <w:t>Hình 2.10. Sơ đồ tuần tự chức năng ghi nhận tiến độ xem bài giảng</w:t>
+      </w:r>
+    </w:p>
+    <w:p>
+      <w:pPr>
+        <w:pStyle w:val="Heading3"/>
+      </w:pPr>
+      <w:r>
+        <w:t>2.3.3. Sơ đồ tuần tự chức năng Làm Quiz kiểm tra</w:t>
+      </w:r>
+    </w:p>
+    <w:p>
+      <w:pPr>
+        <w:ind w:left="720"/>
+        <w:jc w:val="center"/>
+      </w:pPr>
       <w:r>
         <w:rPr>
           <w:rFonts w:ascii="Courier New" w:hAnsi="Courier New"/>
           <w:sz w:val="17"/>
         </w:rPr>
         <w:br/>
-        <w:t xml:space="preserve">    participant Server as AuthController (Spring)</w:t>
-      </w:r>
+      </w:r>
+      <w:r>
+        <w:rPr>
+          <w:rFonts w:ascii="Courier New" w:hAnsi="Courier New"/>
+          <w:sz w:val="17"/>
+        </w:rPr>
+        <w:drawing>
+          <wp:inline distT="0" distB="0" distL="0" distR="0" wp14:anchorId="2EFE72A6" wp14:editId="56EFB293">
+            <wp:extent cx="5760720" cy="2263140"/>
+            <wp:effectExtent l="0" t="0" r="0" b="3810"/>
+            <wp:docPr id="105917549" name="Picture 1"/>
+            <wp:cNvGraphicFramePr>
+              <a:graphicFrameLocks xmlns:a="http://schemas.openxmlformats.org/drawingml/2006/main" noChangeAspect="1"/>
+            </wp:cNvGraphicFramePr>
+            <a:graphic xmlns:a="http://schemas.openxmlformats.org/drawingml/2006/main">
+              <a:graphicData uri="http://schemas.openxmlformats.org/drawingml/2006/picture">
+                <pic:pic xmlns:pic="http://schemas.openxmlformats.org/drawingml/2006/picture">
+                  <pic:nvPicPr>
+                    <pic:cNvPr id="105917549" name=""/>
+                    <pic:cNvPicPr/>
+                  </pic:nvPicPr>
+                  <pic:blipFill>
+                    <a:blip r:embed="rId16"/>
+                    <a:stretch>
+                      <a:fillRect/>
+                    </a:stretch>
+                  </pic:blipFill>
+                  <pic:spPr>
+                    <a:xfrm>
+                      <a:off x="0" y="0"/>
+                      <a:ext cx="5760720" cy="2263140"/>
+                    </a:xfrm>
+                    <a:prstGeom prst="rect">
+                      <a:avLst/>
+                    </a:prstGeom>
+                  </pic:spPr>
+                </pic:pic>
+              </a:graphicData>
+            </a:graphic>
+          </wp:inline>
+        </w:drawing>
+      </w:r>
+      <w:r>
+        <w:rPr>
+          <w:i/>
+          <w:sz w:val="19"/>
+        </w:rPr>
+        <w:t>Hình 2.11. Sơ đồ tuần tự chức năng tự động chấm điểm bài Quiz</w:t>
+      </w:r>
+    </w:p>
+    <w:p>
+      <w:pPr>
+        <w:pStyle w:val="Heading3"/>
+      </w:pPr>
+      <w:r>
+        <w:lastRenderedPageBreak/>
+        <w:t>2.3.4. Sơ đồ tuần tự chức năng Giảng viên tạo khóa học</w:t>
+      </w:r>
+    </w:p>
+    <w:p>
+      <w:pPr>
+        <w:ind w:left="720"/>
+        <w:jc w:val="center"/>
+      </w:pPr>
       <w:r>
         <w:rPr>
           <w:rFonts w:ascii="Courier New" w:hAnsi="Courier New"/>
           <w:sz w:val="17"/>
         </w:rPr>
         <w:br/>
-        <w:t xml:space="preserve">    participant Security as Spring Security / JWT</w:t>
+      </w:r>
+      <w:r>
+        <w:rPr>
+          <w:rFonts w:ascii="Courier New" w:hAnsi="Courier New"/>
+          <w:sz w:val="17"/>
+        </w:rPr>
+        <w:drawing>
+          <wp:inline distT="0" distB="0" distL="0" distR="0" wp14:anchorId="0C3C8C9C" wp14:editId="1949F180">
+            <wp:extent cx="5760720" cy="2740025"/>
+            <wp:effectExtent l="0" t="0" r="0" b="3175"/>
+            <wp:docPr id="991873158" name="Picture 1"/>
+            <wp:cNvGraphicFramePr>
+              <a:graphicFrameLocks xmlns:a="http://schemas.openxmlformats.org/drawingml/2006/main" noChangeAspect="1"/>
+            </wp:cNvGraphicFramePr>
+            <a:graphic xmlns:a="http://schemas.openxmlformats.org/drawingml/2006/main">
+              <a:graphicData uri="http://schemas.openxmlformats.org/drawingml/2006/picture">
+                <pic:pic xmlns:pic="http://schemas.openxmlformats.org/drawingml/2006/picture">
+                  <pic:nvPicPr>
+                    <pic:cNvPr id="991873158" name=""/>
+                    <pic:cNvPicPr/>
+                  </pic:nvPicPr>
+                  <pic:blipFill>
+                    <a:blip r:embed="rId17"/>
+                    <a:stretch>
+                      <a:fillRect/>
+                    </a:stretch>
+                  </pic:blipFill>
+                  <pic:spPr>
+                    <a:xfrm>
+                      <a:off x="0" y="0"/>
+                      <a:ext cx="5760720" cy="2740025"/>
+                    </a:xfrm>
+                    <a:prstGeom prst="rect">
+                      <a:avLst/>
+                    </a:prstGeom>
+                  </pic:spPr>
+                </pic:pic>
+              </a:graphicData>
+            </a:graphic>
+          </wp:inline>
+        </w:drawing>
+      </w:r>
+      <w:r>
+        <w:rPr>
+          <w:i/>
+          <w:sz w:val="19"/>
+        </w:rPr>
+        <w:t>Hình 2.12. Sơ đồ tuần tự chức năng tải video bài học lên Cloudinary</w:t>
+      </w:r>
+    </w:p>
+    <w:p>
+      <w:pPr>
+        <w:pStyle w:val="Heading3"/>
+        <w:jc w:val="center"/>
+      </w:pPr>
+      <w:r>
+        <w:t>2.3.5. Sơ đồ tuần tự chức năng Mua khóa học và Thanh toán</w:t>
       </w:r>
       <w:r>
         <w:rPr>
@@ -11237,7 +11172,71 @@
           <w:sz w:val="17"/>
         </w:rPr>
         <w:br/>
-        <w:t xml:space="preserve">    participant DB as MySQL Database</w:t>
+      </w:r>
+      <w:r>
+        <w:rPr>
+          <w:rFonts w:ascii="Courier New" w:hAnsi="Courier New"/>
+          <w:sz w:val="17"/>
+        </w:rPr>
+        <w:drawing>
+          <wp:inline distT="0" distB="0" distL="0" distR="0" wp14:anchorId="2101D614" wp14:editId="68904FA8">
+            <wp:extent cx="5760720" cy="2466340"/>
+            <wp:effectExtent l="0" t="0" r="0" b="0"/>
+            <wp:docPr id="1371938175" name="Picture 1"/>
+            <wp:cNvGraphicFramePr>
+              <a:graphicFrameLocks xmlns:a="http://schemas.openxmlformats.org/drawingml/2006/main" noChangeAspect="1"/>
+            </wp:cNvGraphicFramePr>
+            <a:graphic xmlns:a="http://schemas.openxmlformats.org/drawingml/2006/main">
+              <a:graphicData uri="http://schemas.openxmlformats.org/drawingml/2006/picture">
+                <pic:pic xmlns:pic="http://schemas.openxmlformats.org/drawingml/2006/picture">
+                  <pic:nvPicPr>
+                    <pic:cNvPr id="1371938175" name=""/>
+                    <pic:cNvPicPr/>
+                  </pic:nvPicPr>
+                  <pic:blipFill>
+                    <a:blip r:embed="rId18"/>
+                    <a:stretch>
+                      <a:fillRect/>
+                    </a:stretch>
+                  </pic:blipFill>
+                  <pic:spPr>
+                    <a:xfrm>
+                      <a:off x="0" y="0"/>
+                      <a:ext cx="5760720" cy="2466340"/>
+                    </a:xfrm>
+                    <a:prstGeom prst="rect">
+                      <a:avLst/>
+                    </a:prstGeom>
+                  </pic:spPr>
+                </pic:pic>
+              </a:graphicData>
+            </a:graphic>
+          </wp:inline>
+        </w:drawing>
+      </w:r>
+      <w:r>
+        <w:rPr>
+          <w:i/>
+          <w:sz w:val="19"/>
+        </w:rPr>
+        <w:t>Hình 2.13. Sơ đồ tuần tự chức năng đặt hàng và thanh toán giả lập</w:t>
+      </w:r>
+    </w:p>
+    <w:p>
+      <w:pPr>
+        <w:pStyle w:val="Heading2"/>
+      </w:pPr>
+      <w:r>
+        <w:t>2.4. Biểu đồ lớp và Kiến trúc hệ thống (Class &amp; Architecture Diagram)</w:t>
+      </w:r>
+    </w:p>
+    <w:p>
+      <w:pPr>
+        <w:spacing w:after="120"/>
+        <w:jc w:val="center"/>
+      </w:pPr>
+      <w:r>
+        <w:t>Kiến trúc hệ thống CourseHub được xây dựng theo mô hình Modular Monolith (Đơn khối dạng Mô-đun hóa) nhằm đảm bảo sự gọn nhẹ trong triển khai nhưng vẫn cô lập tốt các luồng nghiệp vụ. Hệ thống phân chia thành các package nghiệp vụ độc lập như auth, course, learning, payment, notification, report. Sự tương tác giữa các mô-đun được thực hiện thông qua các Service API, đảm bảo tính bảo mật và dễ bảo trì.</w:t>
       </w:r>
       <w:r>
         <w:rPr>
@@ -11245,817 +11244,49 @@
           <w:sz w:val="17"/>
         </w:rPr>
         <w:br/>
-        <w:t xml:space="preserve">    participant Redis as Redis Cache</w:t>
-      </w:r>
-      <w:r>
-        <w:rPr>
-          <w:rFonts w:ascii="Courier New" w:hAnsi="Courier New"/>
-          <w:sz w:val="17"/>
-        </w:rPr>
-        <w:br/>
-      </w:r>
-      <w:r>
-        <w:rPr>
-          <w:rFonts w:ascii="Courier New" w:hAnsi="Courier New"/>
-          <w:sz w:val="17"/>
-        </w:rPr>
-        <w:br/>
-        <w:t xml:space="preserve">    Client-&gt;&gt;Server: Gui thong tin Dang nhap (Email, Password)</w:t>
-      </w:r>
-      <w:r>
-        <w:rPr>
-          <w:rFonts w:ascii="Courier New" w:hAnsi="Courier New"/>
-          <w:sz w:val="17"/>
-        </w:rPr>
-        <w:br/>
-        <w:t xml:space="preserve">    Server-&gt;&gt;DB: Kiem tra User ton tai &amp; Kiem tra mat khau (BCrypt)</w:t>
-      </w:r>
-      <w:r>
-        <w:rPr>
-          <w:rFonts w:ascii="Courier New" w:hAnsi="Courier New"/>
-          <w:sz w:val="17"/>
-        </w:rPr>
-        <w:br/>
-        <w:t xml:space="preserve">    DB--&gt;&gt;Server: Tra ve thong tin User (ACTIVE)</w:t>
-      </w:r>
-      <w:r>
-        <w:rPr>
-          <w:rFonts w:ascii="Courier New" w:hAnsi="Courier New"/>
-          <w:sz w:val="17"/>
-        </w:rPr>
-        <w:br/>
-        <w:t xml:space="preserve">    Server-&gt;&gt;Security: Sinh Access Token &amp; Refresh Token</w:t>
-      </w:r>
-      <w:r>
-        <w:rPr>
-          <w:rFonts w:ascii="Courier New" w:hAnsi="Courier New"/>
-          <w:sz w:val="17"/>
-        </w:rPr>
-        <w:br/>
-        <w:t xml:space="preserve">    Server-&gt;&gt;Redis: Luu Refresh Token (Cache)</w:t>
-      </w:r>
-      <w:r>
-        <w:rPr>
-          <w:rFonts w:ascii="Courier New" w:hAnsi="Courier New"/>
-          <w:sz w:val="17"/>
-        </w:rPr>
-        <w:br/>
-        <w:t xml:space="preserve">    Server--&gt;&gt;Client: Tra ve Access Token (JWT) &amp; User Info</w:t>
-      </w:r>
-    </w:p>
-    <w:p>
-      <w:pPr>
-        <w:jc w:val="center"/>
-      </w:pPr>
-      <w:r>
-        <w:rPr>
-          <w:i/>
-          <w:sz w:val="19"/>
-        </w:rPr>
-        <w:t>Hình 2.9. Sơ đồ tuần tự chức năng Xác thực bằng mã thông báo JWT</w:t>
-      </w:r>
-    </w:p>
-    <w:p>
-      <w:pPr>
-        <w:pStyle w:val="Heading3"/>
-      </w:pPr>
-      <w:r>
-        <w:t>2.3.2. Sơ đồ tuần tự chức năng Đăng ký học và Theo dõi tiến độ</w:t>
-      </w:r>
-    </w:p>
-    <w:p>
-      <w:pPr>
-        <w:jc w:val="center"/>
-      </w:pPr>
-    </w:p>
-    <w:p>
-      <w:pPr>
-        <w:ind w:left="720"/>
-      </w:pPr>
+      </w:r>
       <w:r>
         <w:rPr>
           <w:rFonts w:ascii="Courier New" w:hAnsi="Courier New"/>
           <w:sz w:val="17"/>
         </w:rPr>
         <w:lastRenderedPageBreak/>
-        <w:t>--- [BIỂU ĐỒ MERMAID: seq_progress] ---</w:t>
-      </w:r>
-      <w:r>
-        <w:rPr>
-          <w:rFonts w:ascii="Courier New" w:hAnsi="Courier New"/>
-          <w:sz w:val="17"/>
-        </w:rPr>
-        <w:br/>
-        <w:t>sequenceDiagram</w:t>
-      </w:r>
-      <w:r>
-        <w:rPr>
-          <w:rFonts w:ascii="Courier New" w:hAnsi="Courier New"/>
-          <w:sz w:val="17"/>
-        </w:rPr>
-        <w:br/>
-        <w:t xml:space="preserve">    actor Student as Student (React UI)</w:t>
-      </w:r>
-      <w:r>
-        <w:rPr>
-          <w:rFonts w:ascii="Courier New" w:hAnsi="Courier New"/>
-          <w:sz w:val="17"/>
-        </w:rPr>
-        <w:br/>
-        <w:t xml:space="preserve">    participant Controller as Enrollment/Progress Controller</w:t>
-      </w:r>
-      <w:r>
-        <w:rPr>
-          <w:rFonts w:ascii="Courier New" w:hAnsi="Courier New"/>
-          <w:sz w:val="17"/>
-        </w:rPr>
-        <w:br/>
-        <w:t xml:space="preserve">    participant Service as Enrollment/Progress Service</w:t>
-      </w:r>
-      <w:r>
-        <w:rPr>
-          <w:rFonts w:ascii="Courier New" w:hAnsi="Courier New"/>
-          <w:sz w:val="17"/>
-        </w:rPr>
-        <w:br/>
-        <w:t xml:space="preserve">    participant DB as MySQL Database</w:t>
-      </w:r>
-      <w:r>
-        <w:rPr>
-          <w:rFonts w:ascii="Courier New" w:hAnsi="Courier New"/>
-          <w:sz w:val="17"/>
-        </w:rPr>
-        <w:br/>
-      </w:r>
-      <w:r>
-        <w:rPr>
-          <w:rFonts w:ascii="Courier New" w:hAnsi="Courier New"/>
-          <w:sz w:val="17"/>
-        </w:rPr>
-        <w:br/>
-        <w:t xml:space="preserve">    Student-&gt;&gt;Controller: Yeu cau mo bai hoc (Lesson ID)</w:t>
-      </w:r>
-      <w:r>
-        <w:rPr>
-          <w:rFonts w:ascii="Courier New" w:hAnsi="Courier New"/>
-          <w:sz w:val="17"/>
-        </w:rPr>
-        <w:br/>
-        <w:t xml:space="preserve">    Controller-&gt;&gt;Service: Kiem tra quyen truy cap (Dang ky hoc)</w:t>
-      </w:r>
-      <w:r>
-        <w:rPr>
-          <w:rFonts w:ascii="Courier New" w:hAnsi="Courier New"/>
-          <w:sz w:val="17"/>
-        </w:rPr>
-        <w:br/>
-        <w:t xml:space="preserve">    Service-&gt;&gt;DB: Query Enrollment status</w:t>
-      </w:r>
-      <w:r>
-        <w:rPr>
-          <w:rFonts w:ascii="Courier New" w:hAnsi="Courier New"/>
-          <w:sz w:val="17"/>
-        </w:rPr>
-        <w:br/>
-        <w:t xml:space="preserve">    DB--&gt;&gt;Service: Da dang ky (ACTIVE)</w:t>
-      </w:r>
-      <w:r>
-        <w:rPr>
-          <w:rFonts w:ascii="Courier New" w:hAnsi="Courier New"/>
-          <w:sz w:val="17"/>
-        </w:rPr>
-        <w:br/>
-        <w:t xml:space="preserve">    Student-&gt;&gt;Controller: Cap nhat hoan thanh bai hoc</w:t>
-      </w:r>
-      <w:r>
-        <w:rPr>
-          <w:rFonts w:ascii="Courier New" w:hAnsi="Courier New"/>
-          <w:sz w:val="17"/>
-        </w:rPr>
-        <w:br/>
-        <w:t xml:space="preserve">    Controller-&gt;&gt;Service: Luu tien trinh hoc tap</w:t>
-      </w:r>
-      <w:r>
-        <w:rPr>
-          <w:rFonts w:ascii="Courier New" w:hAnsi="Courier New"/>
-          <w:sz w:val="17"/>
-        </w:rPr>
-        <w:br/>
-        <w:t xml:space="preserve">    Service-&gt;&gt;DB: Insert/Update Progress record</w:t>
-      </w:r>
-      <w:r>
-        <w:rPr>
-          <w:rFonts w:ascii="Courier New" w:hAnsi="Courier New"/>
-          <w:sz w:val="17"/>
-        </w:rPr>
-        <w:br/>
-        <w:t xml:space="preserve">    Service-&gt;&gt;DB: Tinh toan lai % tien do cua khoa hoc</w:t>
-      </w:r>
-      <w:r>
-        <w:rPr>
-          <w:rFonts w:ascii="Courier New" w:hAnsi="Courier New"/>
-          <w:sz w:val="17"/>
-        </w:rPr>
-        <w:br/>
-        <w:t xml:space="preserve">    DB--&gt;&gt;Student: Phan hoi tien do moi &amp; Bai hoc tiep theo</w:t>
-      </w:r>
-    </w:p>
-    <w:p>
-      <w:pPr>
-        <w:jc w:val="center"/>
-      </w:pPr>
-      <w:r>
-        <w:rPr>
-          <w:i/>
-          <w:sz w:val="19"/>
-        </w:rPr>
-        <w:t>Hình 2.10. Sơ đồ tuần tự chức năng ghi nhận tiến độ xem bài giảng</w:t>
-      </w:r>
-    </w:p>
-    <w:p>
-      <w:pPr>
-        <w:pStyle w:val="Heading3"/>
-      </w:pPr>
-      <w:r>
-        <w:t>2.3.3. Sơ đồ tuần tự chức năng Làm Quiz kiểm tra</w:t>
-      </w:r>
-    </w:p>
-    <w:p>
-      <w:pPr>
-        <w:jc w:val="center"/>
-      </w:pPr>
-    </w:p>
-    <w:p>
-      <w:pPr>
-        <w:ind w:left="720"/>
-      </w:pPr>
-      <w:r>
-        <w:rPr>
-          <w:rFonts w:ascii="Courier New" w:hAnsi="Courier New"/>
-          <w:sz w:val="17"/>
-        </w:rPr>
-        <w:t>--- [BIỂU ĐỒ MERMAID: seq_quiz] ---</w:t>
-      </w:r>
-      <w:r>
-        <w:rPr>
-          <w:rFonts w:ascii="Courier New" w:hAnsi="Courier New"/>
-          <w:sz w:val="17"/>
-        </w:rPr>
-        <w:br/>
-        <w:t>sequenceDiagram</w:t>
-      </w:r>
-      <w:r>
-        <w:rPr>
-          <w:rFonts w:ascii="Courier New" w:hAnsi="Courier New"/>
-          <w:sz w:val="17"/>
-        </w:rPr>
-        <w:br/>
-        <w:t xml:space="preserve">    actor Student as Student (React UI)</w:t>
-      </w:r>
-      <w:r>
-        <w:rPr>
-          <w:rFonts w:ascii="Courier New" w:hAnsi="Courier New"/>
-          <w:sz w:val="17"/>
-        </w:rPr>
-        <w:br/>
-        <w:t xml:space="preserve">    participant Controller as Quiz Controller</w:t>
-      </w:r>
-      <w:r>
-        <w:rPr>
-          <w:rFonts w:ascii="Courier New" w:hAnsi="Courier New"/>
-          <w:sz w:val="17"/>
-        </w:rPr>
-        <w:br/>
-        <w:t xml:space="preserve">    participant Service as Quiz Service</w:t>
-      </w:r>
-      <w:r>
-        <w:rPr>
-          <w:rFonts w:ascii="Courier New" w:hAnsi="Courier New"/>
-          <w:sz w:val="17"/>
-        </w:rPr>
-        <w:br/>
-        <w:t xml:space="preserve">    participant DB as MySQL Database</w:t>
-      </w:r>
-      <w:r>
-        <w:rPr>
-          <w:rFonts w:ascii="Courier New" w:hAnsi="Courier New"/>
-          <w:sz w:val="17"/>
-        </w:rPr>
-        <w:br/>
-      </w:r>
-      <w:r>
-        <w:rPr>
-          <w:rFonts w:ascii="Courier New" w:hAnsi="Courier New"/>
-          <w:sz w:val="17"/>
-        </w:rPr>
-        <w:br/>
-        <w:t xml:space="preserve">    Student-&gt;&gt;Controller: Bat dau lam Quiz (Lesson ID)</w:t>
-      </w:r>
-      <w:r>
-        <w:rPr>
-          <w:rFonts w:ascii="Courier New" w:hAnsi="Courier New"/>
-          <w:sz w:val="17"/>
-        </w:rPr>
-        <w:br/>
-        <w:t xml:space="preserve">    Controller-&gt;&gt;Service: Khoi tao Quiz attempt</w:t>
-      </w:r>
-      <w:r>
-        <w:rPr>
-          <w:rFonts w:ascii="Courier New" w:hAnsi="Courier New"/>
-          <w:sz w:val="17"/>
-        </w:rPr>
-        <w:br/>
-        <w:t xml:space="preserve">    Service-&gt;&gt;DB: Query QuizConfig &amp; Questions</w:t>
-      </w:r>
-      <w:r>
-        <w:rPr>
-          <w:rFonts w:ascii="Courier New" w:hAnsi="Courier New"/>
-          <w:sz w:val="17"/>
-        </w:rPr>
-        <w:br/>
-        <w:t xml:space="preserve">    DB--&gt;&gt;Student: Tra ve danh sach cau hoi &amp; Bat dau tinh gio</w:t>
-      </w:r>
-      <w:r>
-        <w:rPr>
-          <w:rFonts w:ascii="Courier New" w:hAnsi="Courier New"/>
-          <w:sz w:val="17"/>
-        </w:rPr>
-        <w:br/>
-        <w:t xml:space="preserve">    Student-&gt;&gt;Controller: Nop bai lam (JSON answers)</w:t>
-      </w:r>
-      <w:r>
-        <w:rPr>
-          <w:rFonts w:ascii="Courier New" w:hAnsi="Courier New"/>
-          <w:sz w:val="17"/>
-        </w:rPr>
-        <w:br/>
-        <w:t xml:space="preserve">    Controller-&gt;&gt;Service: Cham diem tu dong &amp; doi chieu Correct Answer</w:t>
-      </w:r>
-      <w:r>
-        <w:rPr>
-          <w:rFonts w:ascii="Courier New" w:hAnsi="Courier New"/>
-          <w:sz w:val="17"/>
-        </w:rPr>
-        <w:br/>
-        <w:t xml:space="preserve">    Service-&gt;&gt;DB: Luu QuizAttempt (Score, Status: PASSED/FAILED)</w:t>
-      </w:r>
-      <w:r>
-        <w:rPr>
-          <w:rFonts w:ascii="Courier New" w:hAnsi="Courier New"/>
-          <w:sz w:val="17"/>
-        </w:rPr>
-        <w:br/>
-        <w:t xml:space="preserve">    DB--&gt;&gt;Student: Tra ve ket qua diem so &amp; Dap an chi tiet</w:t>
-      </w:r>
-    </w:p>
-    <w:p>
-      <w:pPr>
-        <w:jc w:val="center"/>
-      </w:pPr>
-      <w:r>
-        <w:rPr>
-          <w:i/>
-          <w:sz w:val="19"/>
-        </w:rPr>
-        <w:t>Hình 2.11. Sơ đồ tuần tự chức năng tự động chấm điểm bài Quiz</w:t>
-      </w:r>
-    </w:p>
-    <w:p>
-      <w:pPr>
-        <w:pStyle w:val="Heading3"/>
-      </w:pPr>
-      <w:r>
-        <w:t>2.3.4. Sơ đồ tuần tự chức năng Giảng viên tạo khóa học</w:t>
-      </w:r>
-    </w:p>
-    <w:p>
-      <w:pPr>
-        <w:jc w:val="center"/>
-      </w:pPr>
-    </w:p>
-    <w:p>
-      <w:pPr>
-        <w:ind w:left="720"/>
-      </w:pPr>
-      <w:r>
-        <w:rPr>
-          <w:rFonts w:ascii="Courier New" w:hAnsi="Courier New"/>
-          <w:sz w:val="17"/>
-        </w:rPr>
-        <w:t>--- [BIỂU ĐỒ MERMAID: seq_create_course] ---</w:t>
-      </w:r>
-      <w:r>
-        <w:rPr>
-          <w:rFonts w:ascii="Courier New" w:hAnsi="Courier New"/>
-          <w:sz w:val="17"/>
-        </w:rPr>
-        <w:br/>
-        <w:t>sequenceDiagram</w:t>
-      </w:r>
-      <w:r>
-        <w:rPr>
-          <w:rFonts w:ascii="Courier New" w:hAnsi="Courier New"/>
-          <w:sz w:val="17"/>
-        </w:rPr>
-        <w:br/>
-        <w:t xml:space="preserve">    actor Instructor as Instructor (React UI)</w:t>
-      </w:r>
-      <w:r>
-        <w:rPr>
-          <w:rFonts w:ascii="Courier New" w:hAnsi="Courier New"/>
-          <w:sz w:val="17"/>
-        </w:rPr>
-        <w:br/>
-        <w:t xml:space="preserve">    participant Controller as Course/Curriculum Controller</w:t>
-      </w:r>
-      <w:r>
-        <w:rPr>
-          <w:rFonts w:ascii="Courier New" w:hAnsi="Courier New"/>
-          <w:sz w:val="17"/>
-        </w:rPr>
-        <w:br/>
-        <w:t xml:space="preserve">    participant Service as Course/Curriculum Service</w:t>
-      </w:r>
-      <w:r>
-        <w:rPr>
-          <w:rFonts w:ascii="Courier New" w:hAnsi="Courier New"/>
-          <w:sz w:val="17"/>
-        </w:rPr>
-        <w:br/>
-        <w:t xml:space="preserve">    participant Cloudinary as Cloudinary API</w:t>
-      </w:r>
-      <w:r>
-        <w:rPr>
-          <w:rFonts w:ascii="Courier New" w:hAnsi="Courier New"/>
-          <w:sz w:val="17"/>
-        </w:rPr>
-        <w:br/>
-        <w:t xml:space="preserve">    participant DB as MySQL Database</w:t>
-      </w:r>
-      <w:r>
-        <w:rPr>
-          <w:rFonts w:ascii="Courier New" w:hAnsi="Courier New"/>
-          <w:sz w:val="17"/>
-        </w:rPr>
-        <w:br/>
-      </w:r>
-      <w:r>
-        <w:rPr>
-          <w:rFonts w:ascii="Courier New" w:hAnsi="Courier New"/>
-          <w:sz w:val="17"/>
-        </w:rPr>
-        <w:br/>
-        <w:t xml:space="preserve">    Instructor-&gt;&gt;Controller: Tao khoa hoc (DRAFT)</w:t>
-      </w:r>
-      <w:r>
-        <w:rPr>
-          <w:rFonts w:ascii="Courier New" w:hAnsi="Courier New"/>
-          <w:sz w:val="17"/>
-        </w:rPr>
-        <w:br/>
-        <w:t xml:space="preserve">    Controller-&gt;&gt;Service: Luu thong tin co ban khoa hoc</w:t>
-      </w:r>
-      <w:r>
-        <w:rPr>
-          <w:rFonts w:ascii="Courier New" w:hAnsi="Courier New"/>
-          <w:sz w:val="17"/>
-        </w:rPr>
-        <w:br/>
-        <w:t xml:space="preserve">    Service-&gt;&gt;DB: Insert Course record</w:t>
-      </w:r>
-      <w:r>
-        <w:rPr>
-          <w:rFonts w:ascii="Courier New" w:hAnsi="Courier New"/>
-          <w:sz w:val="17"/>
-        </w:rPr>
-        <w:br/>
-        <w:t xml:space="preserve">    Instructor-&gt;&gt;Controller: Tai len bai hoc video</w:t>
-      </w:r>
-      <w:r>
-        <w:rPr>
-          <w:rFonts w:ascii="Courier New" w:hAnsi="Courier New"/>
-          <w:sz w:val="17"/>
-        </w:rPr>
-        <w:br/>
-        <w:t xml:space="preserve">    Controller-&gt;&gt;Cloudinary: Upload video file</w:t>
-      </w:r>
-      <w:r>
-        <w:rPr>
-          <w:rFonts w:ascii="Courier New" w:hAnsi="Courier New"/>
-          <w:sz w:val="17"/>
-        </w:rPr>
-        <w:br/>
-        <w:t xml:space="preserve">    Cloudinary--&gt;&gt;Controller: Tra ve Video URL &amp; Duration</w:t>
-      </w:r>
-      <w:r>
-        <w:rPr>
-          <w:rFonts w:ascii="Courier New" w:hAnsi="Courier New"/>
-          <w:sz w:val="17"/>
-        </w:rPr>
-        <w:br/>
-      </w:r>
-      <w:r>
-        <w:rPr>
-          <w:rFonts w:ascii="Courier New" w:hAnsi="Courier New"/>
-          <w:sz w:val="17"/>
-        </w:rPr>
-        <w:lastRenderedPageBreak/>
-        <w:t xml:space="preserve">    Controller-&gt;&gt;Service: Luu Lesson &amp; Lesson Resource</w:t>
-      </w:r>
-      <w:r>
-        <w:rPr>
-          <w:rFonts w:ascii="Courier New" w:hAnsi="Courier New"/>
-          <w:sz w:val="17"/>
-        </w:rPr>
-        <w:br/>
-        <w:t xml:space="preserve">    Service-&gt;&gt;DB: Insert Lesson &amp; Resource record</w:t>
-      </w:r>
-      <w:r>
-        <w:rPr>
-          <w:rFonts w:ascii="Courier New" w:hAnsi="Courier New"/>
-          <w:sz w:val="17"/>
-        </w:rPr>
-        <w:br/>
-        <w:t xml:space="preserve">    DB--&gt;&gt;Instructor: Luu khoa hoc thanh cong</w:t>
-      </w:r>
-    </w:p>
-    <w:p>
-      <w:pPr>
-        <w:jc w:val="center"/>
-      </w:pPr>
-      <w:r>
-        <w:rPr>
-          <w:i/>
-          <w:sz w:val="19"/>
-        </w:rPr>
-        <w:t>Hình 2.12. Sơ đồ tuần tự chức năng tải video bài học lên Cloudinary</w:t>
-      </w:r>
-    </w:p>
-    <w:p>
-      <w:pPr>
-        <w:pStyle w:val="Heading3"/>
-      </w:pPr>
-      <w:r>
-        <w:t>2.3.5. Sơ đồ tuần tự chức năng Mua khóa học và Thanh toán</w:t>
-      </w:r>
-    </w:p>
-    <w:p>
-      <w:pPr>
-        <w:jc w:val="center"/>
-      </w:pPr>
-    </w:p>
-    <w:p>
-      <w:pPr>
-        <w:ind w:left="720"/>
-      </w:pPr>
-      <w:r>
-        <w:rPr>
-          <w:rFonts w:ascii="Courier New" w:hAnsi="Courier New"/>
-          <w:sz w:val="17"/>
-        </w:rPr>
-        <w:t>--- [BIỂU ĐỒ MERMAID: seq_payment] ---</w:t>
-      </w:r>
-      <w:r>
-        <w:rPr>
-          <w:rFonts w:ascii="Courier New" w:hAnsi="Courier New"/>
-          <w:sz w:val="17"/>
-        </w:rPr>
-        <w:br/>
-        <w:t>sequenceDiagram</w:t>
-      </w:r>
-      <w:r>
-        <w:rPr>
-          <w:rFonts w:ascii="Courier New" w:hAnsi="Courier New"/>
-          <w:sz w:val="17"/>
-        </w:rPr>
-        <w:br/>
-        <w:t xml:space="preserve">    actor Student as Student (React UI)</w:t>
-      </w:r>
-      <w:r>
-        <w:rPr>
-          <w:rFonts w:ascii="Courier New" w:hAnsi="Courier New"/>
-          <w:sz w:val="17"/>
-        </w:rPr>
-        <w:br/>
-        <w:t xml:space="preserve">    participant Controller as Order Controller</w:t>
-      </w:r>
-      <w:r>
-        <w:rPr>
-          <w:rFonts w:ascii="Courier New" w:hAnsi="Courier New"/>
-          <w:sz w:val="17"/>
-        </w:rPr>
-        <w:br/>
-        <w:t xml:space="preserve">    participant Service as Order Service</w:t>
-      </w:r>
-      <w:r>
-        <w:rPr>
-          <w:rFonts w:ascii="Courier New" w:hAnsi="Courier New"/>
-          <w:sz w:val="17"/>
-        </w:rPr>
-        <w:br/>
-        <w:t xml:space="preserve">    participant DB as MySQL Database</w:t>
-      </w:r>
-      <w:r>
-        <w:rPr>
-          <w:rFonts w:ascii="Courier New" w:hAnsi="Courier New"/>
-          <w:sz w:val="17"/>
-        </w:rPr>
-        <w:br/>
-      </w:r>
-      <w:r>
-        <w:rPr>
-          <w:rFonts w:ascii="Courier New" w:hAnsi="Courier New"/>
-          <w:sz w:val="17"/>
-        </w:rPr>
-        <w:br/>
-        <w:t xml:space="preserve">    Student-&gt;&gt;Controller: Tao don hang mua khoa hoc (Cart)</w:t>
-      </w:r>
-      <w:r>
-        <w:rPr>
-          <w:rFonts w:ascii="Courier New" w:hAnsi="Courier New"/>
-          <w:sz w:val="17"/>
-        </w:rPr>
-        <w:br/>
-        <w:t xml:space="preserve">    Controller-&gt;&gt;Service: Tinh toan gia tien &amp; Luu don hang</w:t>
-      </w:r>
-      <w:r>
-        <w:rPr>
-          <w:rFonts w:ascii="Courier New" w:hAnsi="Courier New"/>
-          <w:sz w:val="17"/>
-        </w:rPr>
-        <w:br/>
-        <w:t xml:space="preserve">    Service-&gt;&gt;DB: Insert Order &amp; OrderItems (PENDING)</w:t>
-      </w:r>
-      <w:r>
-        <w:rPr>
-          <w:rFonts w:ascii="Courier New" w:hAnsi="Courier New"/>
-          <w:sz w:val="17"/>
-        </w:rPr>
-        <w:br/>
-        <w:t xml:space="preserve">    Student-&gt;&gt;Controller: Xac nhan thanh toan (Gia lap GD)</w:t>
-      </w:r>
-      <w:r>
-        <w:rPr>
-          <w:rFonts w:ascii="Courier New" w:hAnsi="Courier New"/>
-          <w:sz w:val="17"/>
-        </w:rPr>
-        <w:br/>
-        <w:t xml:space="preserve">    Controller-&gt;&gt;Service: Xu ly thanh toan thanh cong</w:t>
-      </w:r>
-      <w:r>
-        <w:rPr>
-          <w:rFonts w:ascii="Courier New" w:hAnsi="Courier New"/>
-          <w:sz w:val="17"/>
-        </w:rPr>
-        <w:br/>
-        <w:t xml:space="preserve">    Service-&gt;&gt;DB: Update Order status to COMPLETED</w:t>
-      </w:r>
-      <w:r>
-        <w:rPr>
-          <w:rFonts w:ascii="Courier New" w:hAnsi="Courier New"/>
-          <w:sz w:val="17"/>
-        </w:rPr>
-        <w:br/>
-        <w:t xml:space="preserve">    Service-&gt;&gt;DB: Tao ban ghi Enrollments cho Student</w:t>
-      </w:r>
-      <w:r>
-        <w:rPr>
-          <w:rFonts w:ascii="Courier New" w:hAnsi="Courier New"/>
-          <w:sz w:val="17"/>
-        </w:rPr>
-        <w:br/>
-        <w:t xml:space="preserve">    DB--&gt;&gt;Student: Mo khoa khoa hoc &amp; Email xac nhan don hang</w:t>
-      </w:r>
-    </w:p>
-    <w:p>
-      <w:pPr>
-        <w:jc w:val="center"/>
-      </w:pPr>
-      <w:r>
-        <w:rPr>
-          <w:i/>
-          <w:sz w:val="19"/>
-        </w:rPr>
-        <w:t>Hình 2.13. Sơ đồ tuần tự chức năng thanh toán giỏ hàng giả lập</w:t>
-      </w:r>
-    </w:p>
-    <w:p>
-      <w:pPr>
-        <w:pStyle w:val="Heading2"/>
-      </w:pPr>
-      <w:r>
-        <w:t>2.4. Biểu đồ lớp và Kiến trúc hệ thống (Class &amp; Architecture Diagram)</w:t>
-      </w:r>
-    </w:p>
-    <w:p>
-      <w:pPr>
-        <w:spacing w:after="120"/>
-      </w:pPr>
-      <w:r>
-        <w:t>Kiến trúc hệ thống CourseHub được xây dựng theo mô hình Modular Monolith (Đơn khối dạng Mô-đun hóa) nhằm đảm bảo sự gọn nhẹ trong triển khai nhưng vẫn cô lập tốt các luồng nghiệp vụ. Hệ thống phân chia thành các package nghiệp vụ độc lập như auth, course, learning, payment, notification, report. Sự tương tác giữa các mô-đun được thực hiện thông qua các Service API, đảm bảo tính bảo mật và dễ bảo trì.</w:t>
-      </w:r>
-    </w:p>
-    <w:p>
-      <w:pPr>
-        <w:jc w:val="center"/>
-      </w:pPr>
-    </w:p>
-    <w:p>
-      <w:pPr>
-        <w:ind w:left="720"/>
-      </w:pPr>
-      <w:r>
-        <w:rPr>
-          <w:rFonts w:ascii="Courier New" w:hAnsi="Courier New"/>
-          <w:sz w:val="17"/>
-        </w:rPr>
-        <w:t>--- [BIỂU ĐỒ MERMAID: arch] ---</w:t>
-      </w:r>
-      <w:r>
-        <w:rPr>
-          <w:rFonts w:ascii="Courier New" w:hAnsi="Courier New"/>
-          <w:sz w:val="17"/>
-        </w:rPr>
-        <w:br/>
-        <w:t>graph TD</w:t>
-      </w:r>
-      <w:r>
-        <w:rPr>
-          <w:rFonts w:ascii="Courier New" w:hAnsi="Courier New"/>
-          <w:sz w:val="17"/>
-        </w:rPr>
-        <w:br/>
-        <w:t xml:space="preserve">    Client[React Frontend - UI Client] --&gt;|HTTPS REST API| API[API Controllers - Spring Boot]</w:t>
-      </w:r>
-      <w:r>
-        <w:rPr>
-          <w:rFonts w:ascii="Courier New" w:hAnsi="Courier New"/>
-          <w:sz w:val="17"/>
-        </w:rPr>
-        <w:br/>
-        <w:t xml:space="preserve">    API --&gt;|Authorization| Security[Spring Security &amp; JWT Filter]</w:t>
-      </w:r>
-      <w:r>
-        <w:rPr>
-          <w:rFonts w:ascii="Courier New" w:hAnsi="Courier New"/>
-          <w:sz w:val="17"/>
-        </w:rPr>
-        <w:br/>
-        <w:t xml:space="preserve">    Security --&gt; Service[Business Services - Spring Core]</w:t>
-      </w:r>
-      <w:r>
-        <w:rPr>
-          <w:rFonts w:ascii="Courier New" w:hAnsi="Courier New"/>
-          <w:sz w:val="17"/>
-        </w:rPr>
-        <w:br/>
-        <w:t xml:space="preserve">    Service --&gt;|Database Access| JPA[Spring Data JPA]</w:t>
-      </w:r>
-      <w:r>
-        <w:rPr>
-          <w:rFonts w:ascii="Courier New" w:hAnsi="Courier New"/>
-          <w:sz w:val="17"/>
-        </w:rPr>
-        <w:br/>
-        <w:t xml:space="preserve">    JPA --&gt;|Read/Write| DB[(MySQL Database)]</w:t>
-      </w:r>
-      <w:r>
-        <w:rPr>
-          <w:rFonts w:ascii="Courier New" w:hAnsi="Courier New"/>
-          <w:sz w:val="17"/>
-        </w:rPr>
-        <w:br/>
-        <w:t xml:space="preserve">    Service --&gt;|Cache Refresh Tokens/Data| Redis[(Redis Cache)]</w:t>
-      </w:r>
-      <w:r>
-        <w:rPr>
-          <w:rFonts w:ascii="Courier New" w:hAnsi="Courier New"/>
-          <w:sz w:val="17"/>
-        </w:rPr>
-        <w:br/>
-        <w:t xml:space="preserve">    Service --&gt;|Upload Video/Image| Cloudinary[Cloudinary API]</w:t>
-      </w:r>
-      <w:r>
-        <w:rPr>
-          <w:rFonts w:ascii="Courier New" w:hAnsi="Courier New"/>
-          <w:sz w:val="17"/>
-        </w:rPr>
-        <w:br/>
-        <w:t xml:space="preserve">    Service --&gt;|Send System Mails| Mail[SMTP Mail Server]</w:t>
-      </w:r>
-      <w:r>
-        <w:rPr>
-          <w:rFonts w:ascii="Courier New" w:hAnsi="Courier New"/>
-          <w:sz w:val="17"/>
-        </w:rPr>
-        <w:br/>
-        <w:t xml:space="preserve">    Service --&gt;|Generate PDF Certificate| iText[iText 8 Generator]</w:t>
-      </w:r>
-    </w:p>
-    <w:p>
-      <w:pPr>
-        <w:jc w:val="center"/>
-      </w:pPr>
+        <w:drawing>
+          <wp:inline distT="0" distB="0" distL="0" distR="0" wp14:anchorId="2484F5F2" wp14:editId="734C9E9B">
+            <wp:extent cx="5760720" cy="4486275"/>
+            <wp:effectExtent l="0" t="0" r="0" b="9525"/>
+            <wp:docPr id="490627139" name="Picture 1"/>
+            <wp:cNvGraphicFramePr>
+              <a:graphicFrameLocks xmlns:a="http://schemas.openxmlformats.org/drawingml/2006/main" noChangeAspect="1"/>
+            </wp:cNvGraphicFramePr>
+            <a:graphic xmlns:a="http://schemas.openxmlformats.org/drawingml/2006/main">
+              <a:graphicData uri="http://schemas.openxmlformats.org/drawingml/2006/picture">
+                <pic:pic xmlns:pic="http://schemas.openxmlformats.org/drawingml/2006/picture">
+                  <pic:nvPicPr>
+                    <pic:cNvPr id="490627139" name=""/>
+                    <pic:cNvPicPr/>
+                  </pic:nvPicPr>
+                  <pic:blipFill>
+                    <a:blip r:embed="rId19"/>
+                    <a:stretch>
+                      <a:fillRect/>
+                    </a:stretch>
+                  </pic:blipFill>
+                  <pic:spPr>
+                    <a:xfrm>
+                      <a:off x="0" y="0"/>
+                      <a:ext cx="5760720" cy="4486275"/>
+                    </a:xfrm>
+                    <a:prstGeom prst="rect">
+                      <a:avLst/>
+                    </a:prstGeom>
+                  </pic:spPr>
+                </pic:pic>
+              </a:graphicData>
+            </a:graphic>
+          </wp:inline>
+        </w:drawing>
+      </w:r>
       <w:r>
         <w:rPr>
           <w:i/>
@@ -12069,7 +11300,6 @@
         <w:pStyle w:val="Heading2"/>
       </w:pPr>
       <w:r>
-        <w:lastRenderedPageBreak/>
         <w:t>2.5. Thiết kế cơ sở dữ liệu</w:t>
       </w:r>
     </w:p>
@@ -12295,6 +11525,7 @@
           </w:tcPr>
           <w:p>
             <w:r>
+              <w:lastRenderedPageBreak/>
               <w:t>3</w:t>
             </w:r>
           </w:p>
@@ -12545,7 +11776,6 @@
           </w:tcPr>
           <w:p>
             <w:r>
-              <w:lastRenderedPageBreak/>
               <w:t>8</w:t>
             </w:r>
           </w:p>
@@ -12747,318 +11977,64 @@
     </w:p>
     <w:p>
       <w:pPr>
+        <w:ind w:left="720"/>
         <w:jc w:val="center"/>
       </w:pPr>
-    </w:p>
-    <w:p>
-      <w:pPr>
-        <w:ind w:left="720"/>
-      </w:pPr>
-      <w:r>
-        <w:rPr>
-          <w:rFonts w:ascii="Courier New" w:hAnsi="Courier New"/>
-          <w:sz w:val="17"/>
-        </w:rPr>
-        <w:t>--- [BIỂU ĐỒ MERMAID: erd] ---</w:t>
-      </w:r>
-      <w:r>
-        <w:rPr>
-          <w:rFonts w:ascii="Courier New" w:hAnsi="Courier New"/>
-          <w:sz w:val="17"/>
-        </w:rPr>
-        <w:br/>
-        <w:t>graph TD</w:t>
-      </w:r>
-      <w:r>
-        <w:rPr>
-          <w:rFonts w:ascii="Courier New" w:hAnsi="Courier New"/>
-          <w:sz w:val="17"/>
-        </w:rPr>
-        <w:br/>
-        <w:t xml:space="preserve">    users --&gt; user_roles</w:t>
-      </w:r>
-      <w:r>
-        <w:rPr>
-          <w:rFonts w:ascii="Courier New" w:hAnsi="Courier New"/>
-          <w:sz w:val="17"/>
-        </w:rPr>
-        <w:br/>
-        <w:t xml:space="preserve">    roles --&gt; user_roles</w:t>
-      </w:r>
-      <w:r>
-        <w:rPr>
-          <w:rFonts w:ascii="Courier New" w:hAnsi="Courier New"/>
-          <w:sz w:val="17"/>
-        </w:rPr>
-        <w:br/>
-        <w:t xml:space="preserve">    users --&gt; refresh_tokens</w:t>
-      </w:r>
-      <w:r>
-        <w:rPr>
-          <w:rFonts w:ascii="Courier New" w:hAnsi="Courier New"/>
-          <w:sz w:val="17"/>
-        </w:rPr>
-        <w:br/>
-        <w:t xml:space="preserve">    users --&gt; password_reset_tokens</w:t>
-      </w:r>
-      <w:r>
-        <w:rPr>
-          <w:rFonts w:ascii="Courier New" w:hAnsi="Courier New"/>
-          <w:sz w:val="17"/>
-        </w:rPr>
-        <w:br/>
-        <w:t xml:space="preserve">    users --&gt; instructor_profiles</w:t>
-      </w:r>
-      <w:r>
-        <w:rPr>
-          <w:rFonts w:ascii="Courier New" w:hAnsi="Courier New"/>
-          <w:sz w:val="17"/>
-        </w:rPr>
-        <w:br/>
-        <w:t xml:space="preserve">    instructor_profiles --&gt; courses</w:t>
-      </w:r>
-      <w:r>
-        <w:rPr>
-          <w:rFonts w:ascii="Courier New" w:hAnsi="Courier New"/>
-          <w:sz w:val="17"/>
-        </w:rPr>
-        <w:br/>
-        <w:t xml:space="preserve">    categories --&gt; courses</w:t>
-      </w:r>
-      <w:r>
-        <w:rPr>
-          <w:rFonts w:ascii="Courier New" w:hAnsi="Courier New"/>
-          <w:sz w:val="17"/>
-        </w:rPr>
-        <w:br/>
-        <w:t xml:space="preserve">    courses --&gt; chapters</w:t>
-      </w:r>
-      <w:r>
-        <w:rPr>
-          <w:rFonts w:ascii="Courier New" w:hAnsi="Courier New"/>
-          <w:sz w:val="17"/>
-        </w:rPr>
-        <w:br/>
-        <w:t xml:space="preserve">    chapters --&gt; lessons</w:t>
-      </w:r>
-      <w:r>
-        <w:rPr>
-          <w:rFonts w:ascii="Courier New" w:hAnsi="Courier New"/>
-          <w:sz w:val="17"/>
-        </w:rPr>
-        <w:br/>
-        <w:t xml:space="preserve">    lessons --&gt; lesson_resources</w:t>
-      </w:r>
-      <w:r>
-        <w:rPr>
-          <w:rFonts w:ascii="Courier New" w:hAnsi="Courier New"/>
-          <w:sz w:val="17"/>
-        </w:rPr>
-        <w:br/>
-        <w:t xml:space="preserve">    lessons --&gt; quiz_configs</w:t>
-      </w:r>
-      <w:r>
-        <w:rPr>
-          <w:rFonts w:ascii="Courier New" w:hAnsi="Courier New"/>
-          <w:sz w:val="17"/>
-        </w:rPr>
-        <w:br/>
-        <w:t xml:space="preserve">    lessons --&gt; questions</w:t>
-      </w:r>
-      <w:r>
-        <w:rPr>
-          <w:rFonts w:ascii="Courier New" w:hAnsi="Courier New"/>
-          <w:sz w:val="17"/>
-        </w:rPr>
-        <w:br/>
-        <w:t xml:space="preserve">    questions --&gt; answers</w:t>
-      </w:r>
-      <w:r>
-        <w:rPr>
-          <w:rFonts w:ascii="Courier New" w:hAnsi="Courier New"/>
-          <w:sz w:val="17"/>
-        </w:rPr>
-        <w:br/>
-        <w:t xml:space="preserve">    users --&gt; enrollments</w:t>
-      </w:r>
-      <w:r>
-        <w:rPr>
-          <w:rFonts w:ascii="Courier New" w:hAnsi="Courier New"/>
-          <w:sz w:val="17"/>
-        </w:rPr>
-        <w:br/>
-        <w:t xml:space="preserve">    courses --&gt; enrollments</w:t>
-      </w:r>
-      <w:r>
-        <w:rPr>
-          <w:rFonts w:ascii="Courier New" w:hAnsi="Courier New"/>
-          <w:sz w:val="17"/>
-        </w:rPr>
-        <w:br/>
-        <w:t xml:space="preserve">    enrollments --&gt; progress</w:t>
-      </w:r>
-      <w:r>
-        <w:rPr>
-          <w:rFonts w:ascii="Courier New" w:hAnsi="Courier New"/>
-          <w:sz w:val="17"/>
-        </w:rPr>
-        <w:br/>
-        <w:t xml:space="preserve">    lessons --&gt; progress</w:t>
-      </w:r>
-      <w:r>
-        <w:rPr>
-          <w:rFonts w:ascii="Courier New" w:hAnsi="Courier New"/>
-          <w:sz w:val="17"/>
-        </w:rPr>
-        <w:br/>
-        <w:t xml:space="preserve">    enrollments --&gt; quiz_attempts</w:t>
-      </w:r>
-      <w:r>
-        <w:rPr>
-          <w:rFonts w:ascii="Courier New" w:hAnsi="Courier New"/>
-          <w:sz w:val="17"/>
-        </w:rPr>
-        <w:br/>
-        <w:t xml:space="preserve">    lessons --&gt; quiz_attempts</w:t>
-      </w:r>
-      <w:r>
-        <w:rPr>
-          <w:rFonts w:ascii="Courier New" w:hAnsi="Courier New"/>
-          <w:sz w:val="17"/>
-        </w:rPr>
-        <w:br/>
-        <w:t xml:space="preserve">    enrollments --&gt; reviews</w:t>
-      </w:r>
-      <w:r>
-        <w:rPr>
-          <w:rFonts w:ascii="Courier New" w:hAnsi="Courier New"/>
-          <w:sz w:val="17"/>
-        </w:rPr>
-        <w:br/>
-        <w:t xml:space="preserve">    lessons --&gt; comments</w:t>
-      </w:r>
-      <w:r>
-        <w:rPr>
-          <w:rFonts w:ascii="Courier New" w:hAnsi="Courier New"/>
-          <w:sz w:val="17"/>
-        </w:rPr>
-        <w:br/>
-        <w:t xml:space="preserve">    users --&gt; comments</w:t>
-      </w:r>
-      <w:r>
-        <w:rPr>
-          <w:rFonts w:ascii="Courier New" w:hAnsi="Courier New"/>
-          <w:sz w:val="17"/>
-        </w:rPr>
-        <w:br/>
-        <w:t xml:space="preserve">    users --&gt; notifications</w:t>
-      </w:r>
-      <w:r>
-        <w:rPr>
-          <w:rFonts w:ascii="Courier New" w:hAnsi="Courier New"/>
-          <w:sz w:val="17"/>
-        </w:rPr>
-        <w:br/>
-        <w:t xml:space="preserve">    users --&gt; reports</w:t>
-      </w:r>
-      <w:r>
-        <w:rPr>
-          <w:rFonts w:ascii="Courier New" w:hAnsi="Courier New"/>
-          <w:sz w:val="17"/>
-        </w:rPr>
-        <w:br/>
-        <w:t xml:space="preserve">    users --&gt; wishlists</w:t>
-      </w:r>
-      <w:r>
-        <w:rPr>
-          <w:rFonts w:ascii="Courier New" w:hAnsi="Courier New"/>
-          <w:sz w:val="17"/>
-        </w:rPr>
-        <w:br/>
-        <w:t xml:space="preserve">    courses --&gt; wishlists</w:t>
-      </w:r>
-      <w:r>
-        <w:rPr>
-          <w:rFonts w:ascii="Courier New" w:hAnsi="Courier New"/>
-          <w:sz w:val="17"/>
-        </w:rPr>
-        <w:br/>
-      </w:r>
       <w:r>
         <w:rPr>
           <w:rFonts w:ascii="Courier New" w:hAnsi="Courier New"/>
           <w:sz w:val="17"/>
         </w:rPr>
         <w:lastRenderedPageBreak/>
-        <w:t xml:space="preserve">    users --&gt; favorites</w:t>
+        <w:br/>
       </w:r>
       <w:r>
         <w:rPr>
           <w:rFonts w:ascii="Courier New" w:hAnsi="Courier New"/>
           <w:sz w:val="17"/>
         </w:rPr>
-        <w:br/>
-        <w:t xml:space="preserve">    courses --&gt; favorites</w:t>
-      </w:r>
-      <w:r>
-        <w:rPr>
-          <w:rFonts w:ascii="Courier New" w:hAnsi="Courier New"/>
-          <w:sz w:val="17"/>
-        </w:rPr>
-        <w:br/>
-        <w:t xml:space="preserve">    users --&gt; notes</w:t>
-      </w:r>
-      <w:r>
-        <w:rPr>
-          <w:rFonts w:ascii="Courier New" w:hAnsi="Courier New"/>
-          <w:sz w:val="17"/>
-        </w:rPr>
-        <w:br/>
-        <w:t xml:space="preserve">    lessons --&gt; notes</w:t>
-      </w:r>
-      <w:r>
-        <w:rPr>
-          <w:rFonts w:ascii="Courier New" w:hAnsi="Courier New"/>
-          <w:sz w:val="17"/>
-        </w:rPr>
-        <w:br/>
-        <w:t xml:space="preserve">    courses --&gt; course_approval_history</w:t>
-      </w:r>
-      <w:r>
-        <w:rPr>
-          <w:rFonts w:ascii="Courier New" w:hAnsi="Courier New"/>
-          <w:sz w:val="17"/>
-        </w:rPr>
-        <w:br/>
-        <w:t xml:space="preserve">    users --&gt; orders</w:t>
-      </w:r>
-      <w:r>
-        <w:rPr>
-          <w:rFonts w:ascii="Courier New" w:hAnsi="Courier New"/>
-          <w:sz w:val="17"/>
-        </w:rPr>
-        <w:br/>
-        <w:t xml:space="preserve">    orders --&gt; order_items</w:t>
-      </w:r>
-      <w:r>
-        <w:rPr>
-          <w:rFonts w:ascii="Courier New" w:hAnsi="Courier New"/>
-          <w:sz w:val="17"/>
-        </w:rPr>
-        <w:br/>
-        <w:t xml:space="preserve">    courses --&gt; order_items</w:t>
-      </w:r>
-    </w:p>
-    <w:p>
-      <w:pPr>
-        <w:jc w:val="center"/>
-      </w:pPr>
+        <w:drawing>
+          <wp:inline distT="0" distB="0" distL="0" distR="0" wp14:anchorId="2489D89C" wp14:editId="5588A800">
+            <wp:extent cx="5760720" cy="1548765"/>
+            <wp:effectExtent l="0" t="0" r="0" b="0"/>
+            <wp:docPr id="1194365410" name="Picture 1"/>
+            <wp:cNvGraphicFramePr>
+              <a:graphicFrameLocks xmlns:a="http://schemas.openxmlformats.org/drawingml/2006/main" noChangeAspect="1"/>
+            </wp:cNvGraphicFramePr>
+            <a:graphic xmlns:a="http://schemas.openxmlformats.org/drawingml/2006/main">
+              <a:graphicData uri="http://schemas.openxmlformats.org/drawingml/2006/picture">
+                <pic:pic xmlns:pic="http://schemas.openxmlformats.org/drawingml/2006/picture">
+                  <pic:nvPicPr>
+                    <pic:cNvPr id="1194365410" name=""/>
+                    <pic:cNvPicPr/>
+                  </pic:nvPicPr>
+                  <pic:blipFill>
+                    <a:blip r:embed="rId20"/>
+                    <a:stretch>
+                      <a:fillRect/>
+                    </a:stretch>
+                  </pic:blipFill>
+                  <pic:spPr>
+                    <a:xfrm>
+                      <a:off x="0" y="0"/>
+                      <a:ext cx="5760720" cy="1548765"/>
+                    </a:xfrm>
+                    <a:prstGeom prst="rect">
+                      <a:avLst/>
+                    </a:prstGeom>
+                  </pic:spPr>
+                </pic:pic>
+              </a:graphicData>
+            </a:graphic>
+          </wp:inline>
+        </w:drawing>
+      </w:r>
       <w:r>
         <w:rPr>
           <w:i/>
           <w:sz w:val="19"/>
         </w:rPr>
-        <w:t>Hình 2.15. Sơ đồ thực thể liên kết ERD của 26 bảng dữ liệu CourseHub</w:t>
+        <w:t>Hình 2.15. Sơ đồ thực thể liên kết ERD của 27 bảng dữ liệu CourseHub</w:t>
       </w:r>
     </w:p>
     <w:p>
@@ -13151,7 +12127,7 @@
         <w:spacing w:after="120"/>
       </w:pPr>
       <w:r>
-        <w:t>Mô hình thực thể liên kết tổng quan của dự án biểu thị đầy đủ 26 bảng vật lý được chuẩn hóa ở dạng chuẩn 3NF, loại bỏ hoàn toàn các dư thừa dữ liệu và đảm bảo tốc độ truy vấn tối ưu khi kết hợp với các chỉ mục (Indexes) trên các khóa ngoại.</w:t>
+        <w:t>Mô hình thực thể liên kết tổng quan của dự án biểu thị đầy đủ 27 bảng vật lý được chuẩn hóa ở dạng chuẩn 3NF, loại bỏ hoàn toàn các dư thừa dữ liệu và đảm bảo tốc độ truy vấn tối ưu khi kết hợp với các chỉ mục (Indexes) trên các khóa ngoại.</w:t>
       </w:r>
     </w:p>
     <w:p>
@@ -13178,6 +12154,7 @@
         <w:rPr>
           <w:b/>
         </w:rPr>
+        <w:lastRenderedPageBreak/>
         <w:t>a. Bảng users</w:t>
       </w:r>
     </w:p>
@@ -13205,91 +12182,131 @@
       <w:tr>
         <w:tc>
           <w:tcPr>
-            <w:tcW w:w="2268" w:type="dxa"/>
-          </w:tcPr>
-          <w:p/>
-        </w:tc>
-        <w:tc>
-          <w:tcPr>
-            <w:tcW w:w="2268" w:type="dxa"/>
-          </w:tcPr>
-          <w:p/>
-        </w:tc>
-        <w:tc>
-          <w:tcPr>
-            <w:tcW w:w="2268" w:type="dxa"/>
-          </w:tcPr>
-          <w:p/>
-        </w:tc>
-        <w:tc>
-          <w:tcPr>
-            <w:tcW w:w="2268" w:type="dxa"/>
-          </w:tcPr>
-          <w:p/>
+            <w:tcW w:w="1569" w:type="dxa"/>
+            <w:tcMar>
+              <w:top w:w="100" w:type="dxa"/>
+              <w:left w:w="150" w:type="dxa"/>
+              <w:bottom w:w="100" w:type="dxa"/>
+              <w:right w:w="150" w:type="dxa"/>
+            </w:tcMar>
+          </w:tcPr>
+          <w:p>
+            <w:r>
+              <w:t>Tên trường</w:t>
+            </w:r>
+          </w:p>
+        </w:tc>
+        <w:tc>
+          <w:tcPr>
+            <w:tcW w:w="1766" w:type="dxa"/>
+            <w:tcMar>
+              <w:top w:w="100" w:type="dxa"/>
+              <w:left w:w="150" w:type="dxa"/>
+              <w:bottom w:w="100" w:type="dxa"/>
+              <w:right w:w="150" w:type="dxa"/>
+            </w:tcMar>
+          </w:tcPr>
+          <w:p>
+            <w:r>
+              <w:t>Kiểu dữ liệu</w:t>
+            </w:r>
+          </w:p>
+        </w:tc>
+        <w:tc>
+          <w:tcPr>
+            <w:tcW w:w="1247" w:type="dxa"/>
+            <w:tcMar>
+              <w:top w:w="100" w:type="dxa"/>
+              <w:left w:w="150" w:type="dxa"/>
+              <w:bottom w:w="100" w:type="dxa"/>
+              <w:right w:w="150" w:type="dxa"/>
+            </w:tcMar>
+          </w:tcPr>
+          <w:p>
+            <w:r>
+              <w:t>Ràng buộc</w:t>
+            </w:r>
+          </w:p>
+        </w:tc>
+        <w:tc>
+          <w:tcPr>
+            <w:tcW w:w="4480" w:type="dxa"/>
+            <w:tcMar>
+              <w:top w:w="100" w:type="dxa"/>
+              <w:left w:w="150" w:type="dxa"/>
+              <w:bottom w:w="100" w:type="dxa"/>
+              <w:right w:w="150" w:type="dxa"/>
+            </w:tcMar>
+          </w:tcPr>
+          <w:p>
+            <w:r>
+              <w:t>Mô tả</w:t>
+            </w:r>
+          </w:p>
         </w:tc>
       </w:tr>
       <w:tr>
         <w:tc>
           <w:tcPr>
-            <w:tcW w:w="2268" w:type="dxa"/>
-            <w:tcMar>
-              <w:top w:w="100" w:type="dxa"/>
-              <w:left w:w="150" w:type="dxa"/>
-              <w:bottom w:w="100" w:type="dxa"/>
-              <w:right w:w="150" w:type="dxa"/>
-            </w:tcMar>
-          </w:tcPr>
-          <w:p>
-            <w:r>
-              <w:t>Tên trường</w:t>
-            </w:r>
-          </w:p>
-        </w:tc>
-        <w:tc>
-          <w:tcPr>
-            <w:tcW w:w="2268" w:type="dxa"/>
-            <w:tcMar>
-              <w:top w:w="100" w:type="dxa"/>
-              <w:left w:w="150" w:type="dxa"/>
-              <w:bottom w:w="100" w:type="dxa"/>
-              <w:right w:w="150" w:type="dxa"/>
-            </w:tcMar>
-          </w:tcPr>
-          <w:p>
-            <w:r>
-              <w:t>Kiểu dữ liệu</w:t>
-            </w:r>
-          </w:p>
-        </w:tc>
-        <w:tc>
-          <w:tcPr>
-            <w:tcW w:w="2268" w:type="dxa"/>
-            <w:tcMar>
-              <w:top w:w="100" w:type="dxa"/>
-              <w:left w:w="150" w:type="dxa"/>
-              <w:bottom w:w="100" w:type="dxa"/>
-              <w:right w:w="150" w:type="dxa"/>
-            </w:tcMar>
-          </w:tcPr>
-          <w:p>
-            <w:r>
-              <w:t>Ràng buộc</w:t>
-            </w:r>
-          </w:p>
-        </w:tc>
-        <w:tc>
-          <w:tcPr>
-            <w:tcW w:w="2268" w:type="dxa"/>
-            <w:tcMar>
-              <w:top w:w="100" w:type="dxa"/>
-              <w:left w:w="150" w:type="dxa"/>
-              <w:bottom w:w="100" w:type="dxa"/>
-              <w:right w:w="150" w:type="dxa"/>
-            </w:tcMar>
-          </w:tcPr>
-          <w:p>
-            <w:r>
-              <w:t>Mô tả</w:t>
+            <w:tcW w:w="1569" w:type="dxa"/>
+            <w:tcMar>
+              <w:top w:w="100" w:type="dxa"/>
+              <w:left w:w="150" w:type="dxa"/>
+              <w:bottom w:w="100" w:type="dxa"/>
+              <w:right w:w="150" w:type="dxa"/>
+            </w:tcMar>
+          </w:tcPr>
+          <w:p>
+            <w:r>
+              <w:t>id</w:t>
+            </w:r>
+          </w:p>
+        </w:tc>
+        <w:tc>
+          <w:tcPr>
+            <w:tcW w:w="1766" w:type="dxa"/>
+            <w:tcMar>
+              <w:top w:w="100" w:type="dxa"/>
+              <w:left w:w="150" w:type="dxa"/>
+              <w:bottom w:w="100" w:type="dxa"/>
+              <w:right w:w="150" w:type="dxa"/>
+            </w:tcMar>
+          </w:tcPr>
+          <w:p>
+            <w:r>
+              <w:t>VARCHAR(36)</w:t>
+            </w:r>
+          </w:p>
+        </w:tc>
+        <w:tc>
+          <w:tcPr>
+            <w:tcW w:w="1247" w:type="dxa"/>
+            <w:tcMar>
+              <w:top w:w="100" w:type="dxa"/>
+              <w:left w:w="150" w:type="dxa"/>
+              <w:bottom w:w="100" w:type="dxa"/>
+              <w:right w:w="150" w:type="dxa"/>
+            </w:tcMar>
+          </w:tcPr>
+          <w:p>
+            <w:r>
+              <w:t>PRIMARY KEY</w:t>
+            </w:r>
+          </w:p>
+        </w:tc>
+        <w:tc>
+          <w:tcPr>
+            <w:tcW w:w="4480" w:type="dxa"/>
+            <w:tcMar>
+              <w:top w:w="100" w:type="dxa"/>
+              <w:left w:w="150" w:type="dxa"/>
+              <w:bottom w:w="100" w:type="dxa"/>
+              <w:right w:w="150" w:type="dxa"/>
+            </w:tcMar>
+          </w:tcPr>
+          <w:p>
+            <w:r>
+              <w:t>UUID định danh người dùng</w:t>
             </w:r>
           </w:p>
         </w:tc>
@@ -13297,65 +12314,65 @@
       <w:tr>
         <w:tc>
           <w:tcPr>
-            <w:tcW w:w="2268" w:type="dxa"/>
-            <w:tcMar>
-              <w:top w:w="100" w:type="dxa"/>
-              <w:left w:w="150" w:type="dxa"/>
-              <w:bottom w:w="100" w:type="dxa"/>
-              <w:right w:w="150" w:type="dxa"/>
-            </w:tcMar>
-          </w:tcPr>
-          <w:p>
-            <w:r>
-              <w:t>id</w:t>
-            </w:r>
-          </w:p>
-        </w:tc>
-        <w:tc>
-          <w:tcPr>
-            <w:tcW w:w="2268" w:type="dxa"/>
-            <w:tcMar>
-              <w:top w:w="100" w:type="dxa"/>
-              <w:left w:w="150" w:type="dxa"/>
-              <w:bottom w:w="100" w:type="dxa"/>
-              <w:right w:w="150" w:type="dxa"/>
-            </w:tcMar>
-          </w:tcPr>
-          <w:p>
-            <w:r>
-              <w:t>VARCHAR(36)</w:t>
-            </w:r>
-          </w:p>
-        </w:tc>
-        <w:tc>
-          <w:tcPr>
-            <w:tcW w:w="2268" w:type="dxa"/>
-            <w:tcMar>
-              <w:top w:w="100" w:type="dxa"/>
-              <w:left w:w="150" w:type="dxa"/>
-              <w:bottom w:w="100" w:type="dxa"/>
-              <w:right w:w="150" w:type="dxa"/>
-            </w:tcMar>
-          </w:tcPr>
-          <w:p>
-            <w:r>
-              <w:t>PRIMARY KEY</w:t>
-            </w:r>
-          </w:p>
-        </w:tc>
-        <w:tc>
-          <w:tcPr>
-            <w:tcW w:w="2268" w:type="dxa"/>
-            <w:tcMar>
-              <w:top w:w="100" w:type="dxa"/>
-              <w:left w:w="150" w:type="dxa"/>
-              <w:bottom w:w="100" w:type="dxa"/>
-              <w:right w:w="150" w:type="dxa"/>
-            </w:tcMar>
-          </w:tcPr>
-          <w:p>
-            <w:r>
-              <w:t>UUID định danh người dùng</w:t>
+            <w:tcW w:w="1569" w:type="dxa"/>
+            <w:tcMar>
+              <w:top w:w="100" w:type="dxa"/>
+              <w:left w:w="150" w:type="dxa"/>
+              <w:bottom w:w="100" w:type="dxa"/>
+              <w:right w:w="150" w:type="dxa"/>
+            </w:tcMar>
+          </w:tcPr>
+          <w:p>
+            <w:r>
+              <w:t>email</w:t>
+            </w:r>
+          </w:p>
+        </w:tc>
+        <w:tc>
+          <w:tcPr>
+            <w:tcW w:w="1766" w:type="dxa"/>
+            <w:tcMar>
+              <w:top w:w="100" w:type="dxa"/>
+              <w:left w:w="150" w:type="dxa"/>
+              <w:bottom w:w="100" w:type="dxa"/>
+              <w:right w:w="150" w:type="dxa"/>
+            </w:tcMar>
+          </w:tcPr>
+          <w:p>
+            <w:r>
+              <w:t>VARCHAR(150)</w:t>
+            </w:r>
+          </w:p>
+        </w:tc>
+        <w:tc>
+          <w:tcPr>
+            <w:tcW w:w="1247" w:type="dxa"/>
+            <w:tcMar>
+              <w:top w:w="100" w:type="dxa"/>
+              <w:left w:w="150" w:type="dxa"/>
+              <w:bottom w:w="100" w:type="dxa"/>
+              <w:right w:w="150" w:type="dxa"/>
+            </w:tcMar>
+          </w:tcPr>
+          <w:p>
+            <w:r>
+              <w:t>NOT NULL, UNIQUE</w:t>
+            </w:r>
+          </w:p>
+        </w:tc>
+        <w:tc>
+          <w:tcPr>
+            <w:tcW w:w="4480" w:type="dxa"/>
+            <w:tcMar>
+              <w:top w:w="100" w:type="dxa"/>
+              <w:left w:w="150" w:type="dxa"/>
+              <w:bottom w:w="100" w:type="dxa"/>
+              <w:right w:w="150" w:type="dxa"/>
+            </w:tcMar>
+          </w:tcPr>
+          <w:p>
+            <w:r>
+              <w:t>Email đăng nhập</w:t>
             </w:r>
           </w:p>
         </w:tc>
@@ -13363,65 +12380,65 @@
       <w:tr>
         <w:tc>
           <w:tcPr>
-            <w:tcW w:w="2268" w:type="dxa"/>
-            <w:tcMar>
-              <w:top w:w="100" w:type="dxa"/>
-              <w:left w:w="150" w:type="dxa"/>
-              <w:bottom w:w="100" w:type="dxa"/>
-              <w:right w:w="150" w:type="dxa"/>
-            </w:tcMar>
-          </w:tcPr>
-          <w:p>
-            <w:r>
-              <w:t>email</w:t>
-            </w:r>
-          </w:p>
-        </w:tc>
-        <w:tc>
-          <w:tcPr>
-            <w:tcW w:w="2268" w:type="dxa"/>
-            <w:tcMar>
-              <w:top w:w="100" w:type="dxa"/>
-              <w:left w:w="150" w:type="dxa"/>
-              <w:bottom w:w="100" w:type="dxa"/>
-              <w:right w:w="150" w:type="dxa"/>
-            </w:tcMar>
-          </w:tcPr>
-          <w:p>
-            <w:r>
-              <w:t>VARCHAR(150)</w:t>
-            </w:r>
-          </w:p>
-        </w:tc>
-        <w:tc>
-          <w:tcPr>
-            <w:tcW w:w="2268" w:type="dxa"/>
-            <w:tcMar>
-              <w:top w:w="100" w:type="dxa"/>
-              <w:left w:w="150" w:type="dxa"/>
-              <w:bottom w:w="100" w:type="dxa"/>
-              <w:right w:w="150" w:type="dxa"/>
-            </w:tcMar>
-          </w:tcPr>
-          <w:p>
-            <w:r>
-              <w:t>NOT NULL, UNIQUE</w:t>
-            </w:r>
-          </w:p>
-        </w:tc>
-        <w:tc>
-          <w:tcPr>
-            <w:tcW w:w="2268" w:type="dxa"/>
-            <w:tcMar>
-              <w:top w:w="100" w:type="dxa"/>
-              <w:left w:w="150" w:type="dxa"/>
-              <w:bottom w:w="100" w:type="dxa"/>
-              <w:right w:w="150" w:type="dxa"/>
-            </w:tcMar>
-          </w:tcPr>
-          <w:p>
-            <w:r>
-              <w:t>Email đăng nhập</w:t>
+            <w:tcW w:w="1569" w:type="dxa"/>
+            <w:tcMar>
+              <w:top w:w="100" w:type="dxa"/>
+              <w:left w:w="150" w:type="dxa"/>
+              <w:bottom w:w="100" w:type="dxa"/>
+              <w:right w:w="150" w:type="dxa"/>
+            </w:tcMar>
+          </w:tcPr>
+          <w:p>
+            <w:r>
+              <w:t>password_hash</w:t>
+            </w:r>
+          </w:p>
+        </w:tc>
+        <w:tc>
+          <w:tcPr>
+            <w:tcW w:w="1766" w:type="dxa"/>
+            <w:tcMar>
+              <w:top w:w="100" w:type="dxa"/>
+              <w:left w:w="150" w:type="dxa"/>
+              <w:bottom w:w="100" w:type="dxa"/>
+              <w:right w:w="150" w:type="dxa"/>
+            </w:tcMar>
+          </w:tcPr>
+          <w:p>
+            <w:r>
+              <w:t>VARCHAR(255)</w:t>
+            </w:r>
+          </w:p>
+        </w:tc>
+        <w:tc>
+          <w:tcPr>
+            <w:tcW w:w="1247" w:type="dxa"/>
+            <w:tcMar>
+              <w:top w:w="100" w:type="dxa"/>
+              <w:left w:w="150" w:type="dxa"/>
+              <w:bottom w:w="100" w:type="dxa"/>
+              <w:right w:w="150" w:type="dxa"/>
+            </w:tcMar>
+          </w:tcPr>
+          <w:p>
+            <w:r>
+              <w:t>NULL (OAuth2)</w:t>
+            </w:r>
+          </w:p>
+        </w:tc>
+        <w:tc>
+          <w:tcPr>
+            <w:tcW w:w="4480" w:type="dxa"/>
+            <w:tcMar>
+              <w:top w:w="100" w:type="dxa"/>
+              <w:left w:w="150" w:type="dxa"/>
+              <w:bottom w:w="100" w:type="dxa"/>
+              <w:right w:w="150" w:type="dxa"/>
+            </w:tcMar>
+          </w:tcPr>
+          <w:p>
+            <w:r>
+              <w:t>Mật khẩu mã hóa BCrypt</w:t>
             </w:r>
           </w:p>
         </w:tc>
@@ -13429,65 +12446,65 @@
       <w:tr>
         <w:tc>
           <w:tcPr>
-            <w:tcW w:w="2268" w:type="dxa"/>
-            <w:tcMar>
-              <w:top w:w="100" w:type="dxa"/>
-              <w:left w:w="150" w:type="dxa"/>
-              <w:bottom w:w="100" w:type="dxa"/>
-              <w:right w:w="150" w:type="dxa"/>
-            </w:tcMar>
-          </w:tcPr>
-          <w:p>
-            <w:r>
-              <w:t>password_hash</w:t>
-            </w:r>
-          </w:p>
-        </w:tc>
-        <w:tc>
-          <w:tcPr>
-            <w:tcW w:w="2268" w:type="dxa"/>
-            <w:tcMar>
-              <w:top w:w="100" w:type="dxa"/>
-              <w:left w:w="150" w:type="dxa"/>
-              <w:bottom w:w="100" w:type="dxa"/>
-              <w:right w:w="150" w:type="dxa"/>
-            </w:tcMar>
-          </w:tcPr>
-          <w:p>
-            <w:r>
-              <w:t>VARCHAR(255)</w:t>
-            </w:r>
-          </w:p>
-        </w:tc>
-        <w:tc>
-          <w:tcPr>
-            <w:tcW w:w="2268" w:type="dxa"/>
-            <w:tcMar>
-              <w:top w:w="100" w:type="dxa"/>
-              <w:left w:w="150" w:type="dxa"/>
-              <w:bottom w:w="100" w:type="dxa"/>
-              <w:right w:w="150" w:type="dxa"/>
-            </w:tcMar>
-          </w:tcPr>
-          <w:p>
-            <w:r>
-              <w:t>NULL (OAuth2)</w:t>
-            </w:r>
-          </w:p>
-        </w:tc>
-        <w:tc>
-          <w:tcPr>
-            <w:tcW w:w="2268" w:type="dxa"/>
-            <w:tcMar>
-              <w:top w:w="100" w:type="dxa"/>
-              <w:left w:w="150" w:type="dxa"/>
-              <w:bottom w:w="100" w:type="dxa"/>
-              <w:right w:w="150" w:type="dxa"/>
-            </w:tcMar>
-          </w:tcPr>
-          <w:p>
-            <w:r>
-              <w:t>Mật khẩu mã hóa BCrypt</w:t>
+            <w:tcW w:w="1569" w:type="dxa"/>
+            <w:tcMar>
+              <w:top w:w="100" w:type="dxa"/>
+              <w:left w:w="150" w:type="dxa"/>
+              <w:bottom w:w="100" w:type="dxa"/>
+              <w:right w:w="150" w:type="dxa"/>
+            </w:tcMar>
+          </w:tcPr>
+          <w:p>
+            <w:r>
+              <w:t>full_name</w:t>
+            </w:r>
+          </w:p>
+        </w:tc>
+        <w:tc>
+          <w:tcPr>
+            <w:tcW w:w="1766" w:type="dxa"/>
+            <w:tcMar>
+              <w:top w:w="100" w:type="dxa"/>
+              <w:left w:w="150" w:type="dxa"/>
+              <w:bottom w:w="100" w:type="dxa"/>
+              <w:right w:w="150" w:type="dxa"/>
+            </w:tcMar>
+          </w:tcPr>
+          <w:p>
+            <w:r>
+              <w:t>VARCHAR(100)</w:t>
+            </w:r>
+          </w:p>
+        </w:tc>
+        <w:tc>
+          <w:tcPr>
+            <w:tcW w:w="1247" w:type="dxa"/>
+            <w:tcMar>
+              <w:top w:w="100" w:type="dxa"/>
+              <w:left w:w="150" w:type="dxa"/>
+              <w:bottom w:w="100" w:type="dxa"/>
+              <w:right w:w="150" w:type="dxa"/>
+            </w:tcMar>
+          </w:tcPr>
+          <w:p>
+            <w:r>
+              <w:t>NOT NULL</w:t>
+            </w:r>
+          </w:p>
+        </w:tc>
+        <w:tc>
+          <w:tcPr>
+            <w:tcW w:w="4480" w:type="dxa"/>
+            <w:tcMar>
+              <w:top w:w="100" w:type="dxa"/>
+              <w:left w:w="150" w:type="dxa"/>
+              <w:bottom w:w="100" w:type="dxa"/>
+              <w:right w:w="150" w:type="dxa"/>
+            </w:tcMar>
+          </w:tcPr>
+          <w:p>
+            <w:r>
+              <w:t>Họ và tên người dùng</w:t>
             </w:r>
           </w:p>
         </w:tc>
@@ -13495,65 +12512,65 @@
       <w:tr>
         <w:tc>
           <w:tcPr>
-            <w:tcW w:w="2268" w:type="dxa"/>
-            <w:tcMar>
-              <w:top w:w="100" w:type="dxa"/>
-              <w:left w:w="150" w:type="dxa"/>
-              <w:bottom w:w="100" w:type="dxa"/>
-              <w:right w:w="150" w:type="dxa"/>
-            </w:tcMar>
-          </w:tcPr>
-          <w:p>
-            <w:r>
-              <w:t>full_name</w:t>
-            </w:r>
-          </w:p>
-        </w:tc>
-        <w:tc>
-          <w:tcPr>
-            <w:tcW w:w="2268" w:type="dxa"/>
-            <w:tcMar>
-              <w:top w:w="100" w:type="dxa"/>
-              <w:left w:w="150" w:type="dxa"/>
-              <w:bottom w:w="100" w:type="dxa"/>
-              <w:right w:w="150" w:type="dxa"/>
-            </w:tcMar>
-          </w:tcPr>
-          <w:p>
-            <w:r>
-              <w:t>VARCHAR(100)</w:t>
-            </w:r>
-          </w:p>
-        </w:tc>
-        <w:tc>
-          <w:tcPr>
-            <w:tcW w:w="2268" w:type="dxa"/>
-            <w:tcMar>
-              <w:top w:w="100" w:type="dxa"/>
-              <w:left w:w="150" w:type="dxa"/>
-              <w:bottom w:w="100" w:type="dxa"/>
-              <w:right w:w="150" w:type="dxa"/>
-            </w:tcMar>
-          </w:tcPr>
-          <w:p>
-            <w:r>
-              <w:t>NOT NULL</w:t>
-            </w:r>
-          </w:p>
-        </w:tc>
-        <w:tc>
-          <w:tcPr>
-            <w:tcW w:w="2268" w:type="dxa"/>
-            <w:tcMar>
-              <w:top w:w="100" w:type="dxa"/>
-              <w:left w:w="150" w:type="dxa"/>
-              <w:bottom w:w="100" w:type="dxa"/>
-              <w:right w:w="150" w:type="dxa"/>
-            </w:tcMar>
-          </w:tcPr>
-          <w:p>
-            <w:r>
-              <w:t>Họ và tên người dùng</w:t>
+            <w:tcW w:w="1569" w:type="dxa"/>
+            <w:tcMar>
+              <w:top w:w="100" w:type="dxa"/>
+              <w:left w:w="150" w:type="dxa"/>
+              <w:bottom w:w="100" w:type="dxa"/>
+              <w:right w:w="150" w:type="dxa"/>
+            </w:tcMar>
+          </w:tcPr>
+          <w:p>
+            <w:r>
+              <w:t>phone_number</w:t>
+            </w:r>
+          </w:p>
+        </w:tc>
+        <w:tc>
+          <w:tcPr>
+            <w:tcW w:w="1766" w:type="dxa"/>
+            <w:tcMar>
+              <w:top w:w="100" w:type="dxa"/>
+              <w:left w:w="150" w:type="dxa"/>
+              <w:bottom w:w="100" w:type="dxa"/>
+              <w:right w:w="150" w:type="dxa"/>
+            </w:tcMar>
+          </w:tcPr>
+          <w:p>
+            <w:r>
+              <w:t>VARCHAR(20)</w:t>
+            </w:r>
+          </w:p>
+        </w:tc>
+        <w:tc>
+          <w:tcPr>
+            <w:tcW w:w="1247" w:type="dxa"/>
+            <w:tcMar>
+              <w:top w:w="100" w:type="dxa"/>
+              <w:left w:w="150" w:type="dxa"/>
+              <w:bottom w:w="100" w:type="dxa"/>
+              <w:right w:w="150" w:type="dxa"/>
+            </w:tcMar>
+          </w:tcPr>
+          <w:p>
+            <w:r>
+              <w:t>UNIQUE, NULL</w:t>
+            </w:r>
+          </w:p>
+        </w:tc>
+        <w:tc>
+          <w:tcPr>
+            <w:tcW w:w="4480" w:type="dxa"/>
+            <w:tcMar>
+              <w:top w:w="100" w:type="dxa"/>
+              <w:left w:w="150" w:type="dxa"/>
+              <w:bottom w:w="100" w:type="dxa"/>
+              <w:right w:w="150" w:type="dxa"/>
+            </w:tcMar>
+          </w:tcPr>
+          <w:p>
+            <w:r>
+              <w:t>Số điện thoại</w:t>
             </w:r>
           </w:p>
         </w:tc>
@@ -13561,65 +12578,65 @@
       <w:tr>
         <w:tc>
           <w:tcPr>
-            <w:tcW w:w="2268" w:type="dxa"/>
-            <w:tcMar>
-              <w:top w:w="100" w:type="dxa"/>
-              <w:left w:w="150" w:type="dxa"/>
-              <w:bottom w:w="100" w:type="dxa"/>
-              <w:right w:w="150" w:type="dxa"/>
-            </w:tcMar>
-          </w:tcPr>
-          <w:p>
-            <w:r>
-              <w:t>phone_number</w:t>
-            </w:r>
-          </w:p>
-        </w:tc>
-        <w:tc>
-          <w:tcPr>
-            <w:tcW w:w="2268" w:type="dxa"/>
-            <w:tcMar>
-              <w:top w:w="100" w:type="dxa"/>
-              <w:left w:w="150" w:type="dxa"/>
-              <w:bottom w:w="100" w:type="dxa"/>
-              <w:right w:w="150" w:type="dxa"/>
-            </w:tcMar>
-          </w:tcPr>
-          <w:p>
-            <w:r>
-              <w:t>VARCHAR(20)</w:t>
-            </w:r>
-          </w:p>
-        </w:tc>
-        <w:tc>
-          <w:tcPr>
-            <w:tcW w:w="2268" w:type="dxa"/>
-            <w:tcMar>
-              <w:top w:w="100" w:type="dxa"/>
-              <w:left w:w="150" w:type="dxa"/>
-              <w:bottom w:w="100" w:type="dxa"/>
-              <w:right w:w="150" w:type="dxa"/>
-            </w:tcMar>
-          </w:tcPr>
-          <w:p>
-            <w:r>
-              <w:t>UNIQUE, NULL</w:t>
-            </w:r>
-          </w:p>
-        </w:tc>
-        <w:tc>
-          <w:tcPr>
-            <w:tcW w:w="2268" w:type="dxa"/>
-            <w:tcMar>
-              <w:top w:w="100" w:type="dxa"/>
-              <w:left w:w="150" w:type="dxa"/>
-              <w:bottom w:w="100" w:type="dxa"/>
-              <w:right w:w="150" w:type="dxa"/>
-            </w:tcMar>
-          </w:tcPr>
-          <w:p>
-            <w:r>
-              <w:t>Số điện thoại</w:t>
+            <w:tcW w:w="1569" w:type="dxa"/>
+            <w:tcMar>
+              <w:top w:w="100" w:type="dxa"/>
+              <w:left w:w="150" w:type="dxa"/>
+              <w:bottom w:w="100" w:type="dxa"/>
+              <w:right w:w="150" w:type="dxa"/>
+            </w:tcMar>
+          </w:tcPr>
+          <w:p>
+            <w:r>
+              <w:t>avatar_url</w:t>
+            </w:r>
+          </w:p>
+        </w:tc>
+        <w:tc>
+          <w:tcPr>
+            <w:tcW w:w="1766" w:type="dxa"/>
+            <w:tcMar>
+              <w:top w:w="100" w:type="dxa"/>
+              <w:left w:w="150" w:type="dxa"/>
+              <w:bottom w:w="100" w:type="dxa"/>
+              <w:right w:w="150" w:type="dxa"/>
+            </w:tcMar>
+          </w:tcPr>
+          <w:p>
+            <w:r>
+              <w:t>VARCHAR(500)</w:t>
+            </w:r>
+          </w:p>
+        </w:tc>
+        <w:tc>
+          <w:tcPr>
+            <w:tcW w:w="1247" w:type="dxa"/>
+            <w:tcMar>
+              <w:top w:w="100" w:type="dxa"/>
+              <w:left w:w="150" w:type="dxa"/>
+              <w:bottom w:w="100" w:type="dxa"/>
+              <w:right w:w="150" w:type="dxa"/>
+            </w:tcMar>
+          </w:tcPr>
+          <w:p>
+            <w:r>
+              <w:t>NULL</w:t>
+            </w:r>
+          </w:p>
+        </w:tc>
+        <w:tc>
+          <w:tcPr>
+            <w:tcW w:w="4480" w:type="dxa"/>
+            <w:tcMar>
+              <w:top w:w="100" w:type="dxa"/>
+              <w:left w:w="150" w:type="dxa"/>
+              <w:bottom w:w="100" w:type="dxa"/>
+              <w:right w:w="150" w:type="dxa"/>
+            </w:tcMar>
+          </w:tcPr>
+          <w:p>
+            <w:r>
+              <w:t>Đường dẫn ảnh đại diện</w:t>
             </w:r>
           </w:p>
         </w:tc>
@@ -13627,73 +12644,7 @@
       <w:tr>
         <w:tc>
           <w:tcPr>
-            <w:tcW w:w="2268" w:type="dxa"/>
-            <w:tcMar>
-              <w:top w:w="100" w:type="dxa"/>
-              <w:left w:w="150" w:type="dxa"/>
-              <w:bottom w:w="100" w:type="dxa"/>
-              <w:right w:w="150" w:type="dxa"/>
-            </w:tcMar>
-          </w:tcPr>
-          <w:p>
-            <w:r>
-              <w:t>avatar_url</w:t>
-            </w:r>
-          </w:p>
-        </w:tc>
-        <w:tc>
-          <w:tcPr>
-            <w:tcW w:w="2268" w:type="dxa"/>
-            <w:tcMar>
-              <w:top w:w="100" w:type="dxa"/>
-              <w:left w:w="150" w:type="dxa"/>
-              <w:bottom w:w="100" w:type="dxa"/>
-              <w:right w:w="150" w:type="dxa"/>
-            </w:tcMar>
-          </w:tcPr>
-          <w:p>
-            <w:r>
-              <w:t>VARCHAR(500)</w:t>
-            </w:r>
-          </w:p>
-        </w:tc>
-        <w:tc>
-          <w:tcPr>
-            <w:tcW w:w="2268" w:type="dxa"/>
-            <w:tcMar>
-              <w:top w:w="100" w:type="dxa"/>
-              <w:left w:w="150" w:type="dxa"/>
-              <w:bottom w:w="100" w:type="dxa"/>
-              <w:right w:w="150" w:type="dxa"/>
-            </w:tcMar>
-          </w:tcPr>
-          <w:p>
-            <w:r>
-              <w:t>NULL</w:t>
-            </w:r>
-          </w:p>
-        </w:tc>
-        <w:tc>
-          <w:tcPr>
-            <w:tcW w:w="2268" w:type="dxa"/>
-            <w:tcMar>
-              <w:top w:w="100" w:type="dxa"/>
-              <w:left w:w="150" w:type="dxa"/>
-              <w:bottom w:w="100" w:type="dxa"/>
-              <w:right w:w="150" w:type="dxa"/>
-            </w:tcMar>
-          </w:tcPr>
-          <w:p>
-            <w:r>
-              <w:t>Đường dẫn ảnh đại diện</w:t>
-            </w:r>
-          </w:p>
-        </w:tc>
-      </w:tr>
-      <w:tr>
-        <w:tc>
-          <w:tcPr>
-            <w:tcW w:w="2268" w:type="dxa"/>
+            <w:tcW w:w="1569" w:type="dxa"/>
             <w:tcMar>
               <w:top w:w="100" w:type="dxa"/>
               <w:left w:w="150" w:type="dxa"/>
@@ -13709,7 +12660,7 @@
         </w:tc>
         <w:tc>
           <w:tcPr>
-            <w:tcW w:w="2268" w:type="dxa"/>
+            <w:tcW w:w="1766" w:type="dxa"/>
             <w:tcMar>
               <w:top w:w="100" w:type="dxa"/>
               <w:left w:w="150" w:type="dxa"/>
@@ -13725,7 +12676,7 @@
         </w:tc>
         <w:tc>
           <w:tcPr>
-            <w:tcW w:w="2268" w:type="dxa"/>
+            <w:tcW w:w="1247" w:type="dxa"/>
             <w:tcMar>
               <w:top w:w="100" w:type="dxa"/>
               <w:left w:w="150" w:type="dxa"/>
@@ -13741,7 +12692,7 @@
         </w:tc>
         <w:tc>
           <w:tcPr>
-            <w:tcW w:w="2268" w:type="dxa"/>
+            <w:tcW w:w="4480" w:type="dxa"/>
             <w:tcMar>
               <w:top w:w="100" w:type="dxa"/>
               <w:left w:w="150" w:type="dxa"/>
@@ -13792,91 +12743,132 @@
       <w:tr>
         <w:tc>
           <w:tcPr>
-            <w:tcW w:w="2268" w:type="dxa"/>
-          </w:tcPr>
-          <w:p/>
-        </w:tc>
-        <w:tc>
-          <w:tcPr>
-            <w:tcW w:w="2268" w:type="dxa"/>
-          </w:tcPr>
-          <w:p/>
-        </w:tc>
-        <w:tc>
-          <w:tcPr>
-            <w:tcW w:w="2268" w:type="dxa"/>
-          </w:tcPr>
-          <w:p/>
-        </w:tc>
-        <w:tc>
-          <w:tcPr>
-            <w:tcW w:w="2268" w:type="dxa"/>
-          </w:tcPr>
-          <w:p/>
+            <w:tcW w:w="1101" w:type="dxa"/>
+            <w:tcMar>
+              <w:top w:w="100" w:type="dxa"/>
+              <w:left w:w="150" w:type="dxa"/>
+              <w:bottom w:w="100" w:type="dxa"/>
+              <w:right w:w="150" w:type="dxa"/>
+            </w:tcMar>
+          </w:tcPr>
+          <w:p>
+            <w:r>
+              <w:t>Tên trường</w:t>
+            </w:r>
+          </w:p>
+        </w:tc>
+        <w:tc>
+          <w:tcPr>
+            <w:tcW w:w="1406" w:type="dxa"/>
+            <w:tcMar>
+              <w:top w:w="100" w:type="dxa"/>
+              <w:left w:w="150" w:type="dxa"/>
+              <w:bottom w:w="100" w:type="dxa"/>
+              <w:right w:w="150" w:type="dxa"/>
+            </w:tcMar>
+          </w:tcPr>
+          <w:p>
+            <w:r>
+              <w:t>Kiểu dữ liệu</w:t>
+            </w:r>
+          </w:p>
+        </w:tc>
+        <w:tc>
+          <w:tcPr>
+            <w:tcW w:w="1014" w:type="dxa"/>
+            <w:tcMar>
+              <w:top w:w="100" w:type="dxa"/>
+              <w:left w:w="150" w:type="dxa"/>
+              <w:bottom w:w="100" w:type="dxa"/>
+              <w:right w:w="150" w:type="dxa"/>
+            </w:tcMar>
+          </w:tcPr>
+          <w:p>
+            <w:r>
+              <w:t>Ràng buộc</w:t>
+            </w:r>
+          </w:p>
+        </w:tc>
+        <w:tc>
+          <w:tcPr>
+            <w:tcW w:w="5541" w:type="dxa"/>
+            <w:tcMar>
+              <w:top w:w="100" w:type="dxa"/>
+              <w:left w:w="150" w:type="dxa"/>
+              <w:bottom w:w="100" w:type="dxa"/>
+              <w:right w:w="150" w:type="dxa"/>
+            </w:tcMar>
+          </w:tcPr>
+          <w:p>
+            <w:r>
+              <w:t>Mô tả</w:t>
+            </w:r>
+          </w:p>
         </w:tc>
       </w:tr>
       <w:tr>
         <w:tc>
           <w:tcPr>
-            <w:tcW w:w="2268" w:type="dxa"/>
-            <w:tcMar>
-              <w:top w:w="100" w:type="dxa"/>
-              <w:left w:w="150" w:type="dxa"/>
-              <w:bottom w:w="100" w:type="dxa"/>
-              <w:right w:w="150" w:type="dxa"/>
-            </w:tcMar>
-          </w:tcPr>
-          <w:p>
-            <w:r>
-              <w:t>Tên trường</w:t>
-            </w:r>
-          </w:p>
-        </w:tc>
-        <w:tc>
-          <w:tcPr>
-            <w:tcW w:w="2268" w:type="dxa"/>
-            <w:tcMar>
-              <w:top w:w="100" w:type="dxa"/>
-              <w:left w:w="150" w:type="dxa"/>
-              <w:bottom w:w="100" w:type="dxa"/>
-              <w:right w:w="150" w:type="dxa"/>
-            </w:tcMar>
-          </w:tcPr>
-          <w:p>
-            <w:r>
-              <w:t>Kiểu dữ liệu</w:t>
-            </w:r>
-          </w:p>
-        </w:tc>
-        <w:tc>
-          <w:tcPr>
-            <w:tcW w:w="2268" w:type="dxa"/>
-            <w:tcMar>
-              <w:top w:w="100" w:type="dxa"/>
-              <w:left w:w="150" w:type="dxa"/>
-              <w:bottom w:w="100" w:type="dxa"/>
-              <w:right w:w="150" w:type="dxa"/>
-            </w:tcMar>
-          </w:tcPr>
-          <w:p>
-            <w:r>
-              <w:t>Ràng buộc</w:t>
-            </w:r>
-          </w:p>
-        </w:tc>
-        <w:tc>
-          <w:tcPr>
-            <w:tcW w:w="2268" w:type="dxa"/>
-            <w:tcMar>
-              <w:top w:w="100" w:type="dxa"/>
-              <w:left w:w="150" w:type="dxa"/>
-              <w:bottom w:w="100" w:type="dxa"/>
-              <w:right w:w="150" w:type="dxa"/>
-            </w:tcMar>
-          </w:tcPr>
-          <w:p>
-            <w:r>
-              <w:t>Mô tả</w:t>
+            <w:tcW w:w="1101" w:type="dxa"/>
+            <w:tcMar>
+              <w:top w:w="100" w:type="dxa"/>
+              <w:left w:w="150" w:type="dxa"/>
+              <w:bottom w:w="100" w:type="dxa"/>
+              <w:right w:w="150" w:type="dxa"/>
+            </w:tcMar>
+          </w:tcPr>
+          <w:p>
+            <w:r>
+              <w:lastRenderedPageBreak/>
+              <w:t>id</w:t>
+            </w:r>
+          </w:p>
+        </w:tc>
+        <w:tc>
+          <w:tcPr>
+            <w:tcW w:w="1406" w:type="dxa"/>
+            <w:tcMar>
+              <w:top w:w="100" w:type="dxa"/>
+              <w:left w:w="150" w:type="dxa"/>
+              <w:bottom w:w="100" w:type="dxa"/>
+              <w:right w:w="150" w:type="dxa"/>
+            </w:tcMar>
+          </w:tcPr>
+          <w:p>
+            <w:r>
+              <w:t>VARCHAR(36)</w:t>
+            </w:r>
+          </w:p>
+        </w:tc>
+        <w:tc>
+          <w:tcPr>
+            <w:tcW w:w="1014" w:type="dxa"/>
+            <w:tcMar>
+              <w:top w:w="100" w:type="dxa"/>
+              <w:left w:w="150" w:type="dxa"/>
+              <w:bottom w:w="100" w:type="dxa"/>
+              <w:right w:w="150" w:type="dxa"/>
+            </w:tcMar>
+          </w:tcPr>
+          <w:p>
+            <w:r>
+              <w:t>PRIMARY KEY</w:t>
+            </w:r>
+          </w:p>
+        </w:tc>
+        <w:tc>
+          <w:tcPr>
+            <w:tcW w:w="5541" w:type="dxa"/>
+            <w:tcMar>
+              <w:top w:w="100" w:type="dxa"/>
+              <w:left w:w="150" w:type="dxa"/>
+              <w:bottom w:w="100" w:type="dxa"/>
+              <w:right w:w="150" w:type="dxa"/>
+            </w:tcMar>
+          </w:tcPr>
+          <w:p>
+            <w:r>
+              <w:t>UUID định danh khóa học</w:t>
             </w:r>
           </w:p>
         </w:tc>
@@ -13884,24 +12876,23 @@
       <w:tr>
         <w:tc>
           <w:tcPr>
-            <w:tcW w:w="2268" w:type="dxa"/>
-            <w:tcMar>
-              <w:top w:w="100" w:type="dxa"/>
-              <w:left w:w="150" w:type="dxa"/>
-              <w:bottom w:w="100" w:type="dxa"/>
-              <w:right w:w="150" w:type="dxa"/>
-            </w:tcMar>
-          </w:tcPr>
-          <w:p>
-            <w:r>
-              <w:lastRenderedPageBreak/>
-              <w:t>id</w:t>
-            </w:r>
-          </w:p>
-        </w:tc>
-        <w:tc>
-          <w:tcPr>
-            <w:tcW w:w="2268" w:type="dxa"/>
+            <w:tcW w:w="1101" w:type="dxa"/>
+            <w:tcMar>
+              <w:top w:w="100" w:type="dxa"/>
+              <w:left w:w="150" w:type="dxa"/>
+              <w:bottom w:w="100" w:type="dxa"/>
+              <w:right w:w="150" w:type="dxa"/>
+            </w:tcMar>
+          </w:tcPr>
+          <w:p>
+            <w:r>
+              <w:t>instructor_id</w:t>
+            </w:r>
+          </w:p>
+        </w:tc>
+        <w:tc>
+          <w:tcPr>
+            <w:tcW w:w="1406" w:type="dxa"/>
             <w:tcMar>
               <w:top w:w="100" w:type="dxa"/>
               <w:left w:w="150" w:type="dxa"/>
@@ -13917,33 +12908,33 @@
         </w:tc>
         <w:tc>
           <w:tcPr>
-            <w:tcW w:w="2268" w:type="dxa"/>
-            <w:tcMar>
-              <w:top w:w="100" w:type="dxa"/>
-              <w:left w:w="150" w:type="dxa"/>
-              <w:bottom w:w="100" w:type="dxa"/>
-              <w:right w:w="150" w:type="dxa"/>
-            </w:tcMar>
-          </w:tcPr>
-          <w:p>
-            <w:r>
-              <w:t>PRIMARY KEY</w:t>
-            </w:r>
-          </w:p>
-        </w:tc>
-        <w:tc>
-          <w:tcPr>
-            <w:tcW w:w="2268" w:type="dxa"/>
-            <w:tcMar>
-              <w:top w:w="100" w:type="dxa"/>
-              <w:left w:w="150" w:type="dxa"/>
-              <w:bottom w:w="100" w:type="dxa"/>
-              <w:right w:w="150" w:type="dxa"/>
-            </w:tcMar>
-          </w:tcPr>
-          <w:p>
-            <w:r>
-              <w:t>UUID định danh khóa học</w:t>
+            <w:tcW w:w="1014" w:type="dxa"/>
+            <w:tcMar>
+              <w:top w:w="100" w:type="dxa"/>
+              <w:left w:w="150" w:type="dxa"/>
+              <w:bottom w:w="100" w:type="dxa"/>
+              <w:right w:w="150" w:type="dxa"/>
+            </w:tcMar>
+          </w:tcPr>
+          <w:p>
+            <w:r>
+              <w:t>FOREIGN KEY</w:t>
+            </w:r>
+          </w:p>
+        </w:tc>
+        <w:tc>
+          <w:tcPr>
+            <w:tcW w:w="5541" w:type="dxa"/>
+            <w:tcMar>
+              <w:top w:w="100" w:type="dxa"/>
+              <w:left w:w="150" w:type="dxa"/>
+              <w:bottom w:w="100" w:type="dxa"/>
+              <w:right w:w="150" w:type="dxa"/>
+            </w:tcMar>
+          </w:tcPr>
+          <w:p>
+            <w:r>
+              <w:t>Liên kết bảng users</w:t>
             </w:r>
           </w:p>
         </w:tc>
@@ -13951,39 +12942,39 @@
       <w:tr>
         <w:tc>
           <w:tcPr>
-            <w:tcW w:w="2268" w:type="dxa"/>
-            <w:tcMar>
-              <w:top w:w="100" w:type="dxa"/>
-              <w:left w:w="150" w:type="dxa"/>
-              <w:bottom w:w="100" w:type="dxa"/>
-              <w:right w:w="150" w:type="dxa"/>
-            </w:tcMar>
-          </w:tcPr>
-          <w:p>
-            <w:r>
-              <w:t>instructor_id</w:t>
-            </w:r>
-          </w:p>
-        </w:tc>
-        <w:tc>
-          <w:tcPr>
-            <w:tcW w:w="2268" w:type="dxa"/>
-            <w:tcMar>
-              <w:top w:w="100" w:type="dxa"/>
-              <w:left w:w="150" w:type="dxa"/>
-              <w:bottom w:w="100" w:type="dxa"/>
-              <w:right w:w="150" w:type="dxa"/>
-            </w:tcMar>
-          </w:tcPr>
-          <w:p>
-            <w:r>
-              <w:t>VARCHAR(36)</w:t>
-            </w:r>
-          </w:p>
-        </w:tc>
-        <w:tc>
-          <w:tcPr>
-            <w:tcW w:w="2268" w:type="dxa"/>
+            <w:tcW w:w="1101" w:type="dxa"/>
+            <w:tcMar>
+              <w:top w:w="100" w:type="dxa"/>
+              <w:left w:w="150" w:type="dxa"/>
+              <w:bottom w:w="100" w:type="dxa"/>
+              <w:right w:w="150" w:type="dxa"/>
+            </w:tcMar>
+          </w:tcPr>
+          <w:p>
+            <w:r>
+              <w:t>category_id</w:t>
+            </w:r>
+          </w:p>
+        </w:tc>
+        <w:tc>
+          <w:tcPr>
+            <w:tcW w:w="1406" w:type="dxa"/>
+            <w:tcMar>
+              <w:top w:w="100" w:type="dxa"/>
+              <w:left w:w="150" w:type="dxa"/>
+              <w:bottom w:w="100" w:type="dxa"/>
+              <w:right w:w="150" w:type="dxa"/>
+            </w:tcMar>
+          </w:tcPr>
+          <w:p>
+            <w:r>
+              <w:t>BIGINT</w:t>
+            </w:r>
+          </w:p>
+        </w:tc>
+        <w:tc>
+          <w:tcPr>
+            <w:tcW w:w="1014" w:type="dxa"/>
             <w:tcMar>
               <w:top w:w="100" w:type="dxa"/>
               <w:left w:w="150" w:type="dxa"/>
@@ -13999,17 +12990,17 @@
         </w:tc>
         <w:tc>
           <w:tcPr>
-            <w:tcW w:w="2268" w:type="dxa"/>
-            <w:tcMar>
-              <w:top w:w="100" w:type="dxa"/>
-              <w:left w:w="150" w:type="dxa"/>
-              <w:bottom w:w="100" w:type="dxa"/>
-              <w:right w:w="150" w:type="dxa"/>
-            </w:tcMar>
-          </w:tcPr>
-          <w:p>
-            <w:r>
-              <w:t>Liên kết bảng users</w:t>
+            <w:tcW w:w="5541" w:type="dxa"/>
+            <w:tcMar>
+              <w:top w:w="100" w:type="dxa"/>
+              <w:left w:w="150" w:type="dxa"/>
+              <w:bottom w:w="100" w:type="dxa"/>
+              <w:right w:w="150" w:type="dxa"/>
+            </w:tcMar>
+          </w:tcPr>
+          <w:p>
+            <w:r>
+              <w:t>Liên kết bảng categories</w:t>
             </w:r>
           </w:p>
         </w:tc>
@@ -14017,65 +13008,65 @@
       <w:tr>
         <w:tc>
           <w:tcPr>
-            <w:tcW w:w="2268" w:type="dxa"/>
-            <w:tcMar>
-              <w:top w:w="100" w:type="dxa"/>
-              <w:left w:w="150" w:type="dxa"/>
-              <w:bottom w:w="100" w:type="dxa"/>
-              <w:right w:w="150" w:type="dxa"/>
-            </w:tcMar>
-          </w:tcPr>
-          <w:p>
-            <w:r>
-              <w:t>category_id</w:t>
-            </w:r>
-          </w:p>
-        </w:tc>
-        <w:tc>
-          <w:tcPr>
-            <w:tcW w:w="2268" w:type="dxa"/>
-            <w:tcMar>
-              <w:top w:w="100" w:type="dxa"/>
-              <w:left w:w="150" w:type="dxa"/>
-              <w:bottom w:w="100" w:type="dxa"/>
-              <w:right w:w="150" w:type="dxa"/>
-            </w:tcMar>
-          </w:tcPr>
-          <w:p>
-            <w:r>
-              <w:t>BIGINT</w:t>
-            </w:r>
-          </w:p>
-        </w:tc>
-        <w:tc>
-          <w:tcPr>
-            <w:tcW w:w="2268" w:type="dxa"/>
-            <w:tcMar>
-              <w:top w:w="100" w:type="dxa"/>
-              <w:left w:w="150" w:type="dxa"/>
-              <w:bottom w:w="100" w:type="dxa"/>
-              <w:right w:w="150" w:type="dxa"/>
-            </w:tcMar>
-          </w:tcPr>
-          <w:p>
-            <w:r>
-              <w:t>FOREIGN KEY</w:t>
-            </w:r>
-          </w:p>
-        </w:tc>
-        <w:tc>
-          <w:tcPr>
-            <w:tcW w:w="2268" w:type="dxa"/>
-            <w:tcMar>
-              <w:top w:w="100" w:type="dxa"/>
-              <w:left w:w="150" w:type="dxa"/>
-              <w:bottom w:w="100" w:type="dxa"/>
-              <w:right w:w="150" w:type="dxa"/>
-            </w:tcMar>
-          </w:tcPr>
-          <w:p>
-            <w:r>
-              <w:t>Liên kết bảng categories</w:t>
+            <w:tcW w:w="1101" w:type="dxa"/>
+            <w:tcMar>
+              <w:top w:w="100" w:type="dxa"/>
+              <w:left w:w="150" w:type="dxa"/>
+              <w:bottom w:w="100" w:type="dxa"/>
+              <w:right w:w="150" w:type="dxa"/>
+            </w:tcMar>
+          </w:tcPr>
+          <w:p>
+            <w:r>
+              <w:t>title</w:t>
+            </w:r>
+          </w:p>
+        </w:tc>
+        <w:tc>
+          <w:tcPr>
+            <w:tcW w:w="1406" w:type="dxa"/>
+            <w:tcMar>
+              <w:top w:w="100" w:type="dxa"/>
+              <w:left w:w="150" w:type="dxa"/>
+              <w:bottom w:w="100" w:type="dxa"/>
+              <w:right w:w="150" w:type="dxa"/>
+            </w:tcMar>
+          </w:tcPr>
+          <w:p>
+            <w:r>
+              <w:t>VARCHAR(200)</w:t>
+            </w:r>
+          </w:p>
+        </w:tc>
+        <w:tc>
+          <w:tcPr>
+            <w:tcW w:w="1014" w:type="dxa"/>
+            <w:tcMar>
+              <w:top w:w="100" w:type="dxa"/>
+              <w:left w:w="150" w:type="dxa"/>
+              <w:bottom w:w="100" w:type="dxa"/>
+              <w:right w:w="150" w:type="dxa"/>
+            </w:tcMar>
+          </w:tcPr>
+          <w:p>
+            <w:r>
+              <w:t>NOT NULL</w:t>
+            </w:r>
+          </w:p>
+        </w:tc>
+        <w:tc>
+          <w:tcPr>
+            <w:tcW w:w="5541" w:type="dxa"/>
+            <w:tcMar>
+              <w:top w:w="100" w:type="dxa"/>
+              <w:left w:w="150" w:type="dxa"/>
+              <w:bottom w:w="100" w:type="dxa"/>
+              <w:right w:w="150" w:type="dxa"/>
+            </w:tcMar>
+          </w:tcPr>
+          <w:p>
+            <w:r>
+              <w:t>Tiêu đề khóa học</w:t>
             </w:r>
           </w:p>
         </w:tc>
@@ -14083,65 +13074,65 @@
       <w:tr>
         <w:tc>
           <w:tcPr>
-            <w:tcW w:w="2268" w:type="dxa"/>
-            <w:tcMar>
-              <w:top w:w="100" w:type="dxa"/>
-              <w:left w:w="150" w:type="dxa"/>
-              <w:bottom w:w="100" w:type="dxa"/>
-              <w:right w:w="150" w:type="dxa"/>
-            </w:tcMar>
-          </w:tcPr>
-          <w:p>
-            <w:r>
-              <w:t>title</w:t>
-            </w:r>
-          </w:p>
-        </w:tc>
-        <w:tc>
-          <w:tcPr>
-            <w:tcW w:w="2268" w:type="dxa"/>
-            <w:tcMar>
-              <w:top w:w="100" w:type="dxa"/>
-              <w:left w:w="150" w:type="dxa"/>
-              <w:bottom w:w="100" w:type="dxa"/>
-              <w:right w:w="150" w:type="dxa"/>
-            </w:tcMar>
-          </w:tcPr>
-          <w:p>
-            <w:r>
-              <w:t>VARCHAR(200)</w:t>
-            </w:r>
-          </w:p>
-        </w:tc>
-        <w:tc>
-          <w:tcPr>
-            <w:tcW w:w="2268" w:type="dxa"/>
-            <w:tcMar>
-              <w:top w:w="100" w:type="dxa"/>
-              <w:left w:w="150" w:type="dxa"/>
-              <w:bottom w:w="100" w:type="dxa"/>
-              <w:right w:w="150" w:type="dxa"/>
-            </w:tcMar>
-          </w:tcPr>
-          <w:p>
-            <w:r>
-              <w:t>NOT NULL</w:t>
-            </w:r>
-          </w:p>
-        </w:tc>
-        <w:tc>
-          <w:tcPr>
-            <w:tcW w:w="2268" w:type="dxa"/>
-            <w:tcMar>
-              <w:top w:w="100" w:type="dxa"/>
-              <w:left w:w="150" w:type="dxa"/>
-              <w:bottom w:w="100" w:type="dxa"/>
-              <w:right w:w="150" w:type="dxa"/>
-            </w:tcMar>
-          </w:tcPr>
-          <w:p>
-            <w:r>
-              <w:t>Tiêu đề khóa học</w:t>
+            <w:tcW w:w="1101" w:type="dxa"/>
+            <w:tcMar>
+              <w:top w:w="100" w:type="dxa"/>
+              <w:left w:w="150" w:type="dxa"/>
+              <w:bottom w:w="100" w:type="dxa"/>
+              <w:right w:w="150" w:type="dxa"/>
+            </w:tcMar>
+          </w:tcPr>
+          <w:p>
+            <w:r>
+              <w:t>price</w:t>
+            </w:r>
+          </w:p>
+        </w:tc>
+        <w:tc>
+          <w:tcPr>
+            <w:tcW w:w="1406" w:type="dxa"/>
+            <w:tcMar>
+              <w:top w:w="100" w:type="dxa"/>
+              <w:left w:w="150" w:type="dxa"/>
+              <w:bottom w:w="100" w:type="dxa"/>
+              <w:right w:w="150" w:type="dxa"/>
+            </w:tcMar>
+          </w:tcPr>
+          <w:p>
+            <w:r>
+              <w:t>DECIMAL(12,2)</w:t>
+            </w:r>
+          </w:p>
+        </w:tc>
+        <w:tc>
+          <w:tcPr>
+            <w:tcW w:w="1014" w:type="dxa"/>
+            <w:tcMar>
+              <w:top w:w="100" w:type="dxa"/>
+              <w:left w:w="150" w:type="dxa"/>
+              <w:bottom w:w="100" w:type="dxa"/>
+              <w:right w:w="150" w:type="dxa"/>
+            </w:tcMar>
+          </w:tcPr>
+          <w:p>
+            <w:r>
+              <w:t>NOT NULL, DEFAULT 0</w:t>
+            </w:r>
+          </w:p>
+        </w:tc>
+        <w:tc>
+          <w:tcPr>
+            <w:tcW w:w="5541" w:type="dxa"/>
+            <w:tcMar>
+              <w:top w:w="100" w:type="dxa"/>
+              <w:left w:w="150" w:type="dxa"/>
+              <w:bottom w:w="100" w:type="dxa"/>
+              <w:right w:w="150" w:type="dxa"/>
+            </w:tcMar>
+          </w:tcPr>
+          <w:p>
+            <w:r>
+              <w:t>Giá tiền khóa học</w:t>
             </w:r>
           </w:p>
         </w:tc>
@@ -14149,65 +13140,65 @@
       <w:tr>
         <w:tc>
           <w:tcPr>
-            <w:tcW w:w="2268" w:type="dxa"/>
-            <w:tcMar>
-              <w:top w:w="100" w:type="dxa"/>
-              <w:left w:w="150" w:type="dxa"/>
-              <w:bottom w:w="100" w:type="dxa"/>
-              <w:right w:w="150" w:type="dxa"/>
-            </w:tcMar>
-          </w:tcPr>
-          <w:p>
-            <w:r>
-              <w:t>price</w:t>
-            </w:r>
-          </w:p>
-        </w:tc>
-        <w:tc>
-          <w:tcPr>
-            <w:tcW w:w="2268" w:type="dxa"/>
-            <w:tcMar>
-              <w:top w:w="100" w:type="dxa"/>
-              <w:left w:w="150" w:type="dxa"/>
-              <w:bottom w:w="100" w:type="dxa"/>
-              <w:right w:w="150" w:type="dxa"/>
-            </w:tcMar>
-          </w:tcPr>
-          <w:p>
-            <w:r>
-              <w:t>DECIMAL(12,2)</w:t>
-            </w:r>
-          </w:p>
-        </w:tc>
-        <w:tc>
-          <w:tcPr>
-            <w:tcW w:w="2268" w:type="dxa"/>
-            <w:tcMar>
-              <w:top w:w="100" w:type="dxa"/>
-              <w:left w:w="150" w:type="dxa"/>
-              <w:bottom w:w="100" w:type="dxa"/>
-              <w:right w:w="150" w:type="dxa"/>
-            </w:tcMar>
-          </w:tcPr>
-          <w:p>
-            <w:r>
-              <w:t>NOT NULL, DEFAULT 0</w:t>
-            </w:r>
-          </w:p>
-        </w:tc>
-        <w:tc>
-          <w:tcPr>
-            <w:tcW w:w="2268" w:type="dxa"/>
-            <w:tcMar>
-              <w:top w:w="100" w:type="dxa"/>
-              <w:left w:w="150" w:type="dxa"/>
-              <w:bottom w:w="100" w:type="dxa"/>
-              <w:right w:w="150" w:type="dxa"/>
-            </w:tcMar>
-          </w:tcPr>
-          <w:p>
-            <w:r>
-              <w:t>Giá tiền khóa học</w:t>
+            <w:tcW w:w="1101" w:type="dxa"/>
+            <w:tcMar>
+              <w:top w:w="100" w:type="dxa"/>
+              <w:left w:w="150" w:type="dxa"/>
+              <w:bottom w:w="100" w:type="dxa"/>
+              <w:right w:w="150" w:type="dxa"/>
+            </w:tcMar>
+          </w:tcPr>
+          <w:p>
+            <w:r>
+              <w:t>level</w:t>
+            </w:r>
+          </w:p>
+        </w:tc>
+        <w:tc>
+          <w:tcPr>
+            <w:tcW w:w="1406" w:type="dxa"/>
+            <w:tcMar>
+              <w:top w:w="100" w:type="dxa"/>
+              <w:left w:w="150" w:type="dxa"/>
+              <w:bottom w:w="100" w:type="dxa"/>
+              <w:right w:w="150" w:type="dxa"/>
+            </w:tcMar>
+          </w:tcPr>
+          <w:p>
+            <w:r>
+              <w:t>VARCHAR(20)</w:t>
+            </w:r>
+          </w:p>
+        </w:tc>
+        <w:tc>
+          <w:tcPr>
+            <w:tcW w:w="1014" w:type="dxa"/>
+            <w:tcMar>
+              <w:top w:w="100" w:type="dxa"/>
+              <w:left w:w="150" w:type="dxa"/>
+              <w:bottom w:w="100" w:type="dxa"/>
+              <w:right w:w="150" w:type="dxa"/>
+            </w:tcMar>
+          </w:tcPr>
+          <w:p>
+            <w:r>
+              <w:t>NOT NULL</w:t>
+            </w:r>
+          </w:p>
+        </w:tc>
+        <w:tc>
+          <w:tcPr>
+            <w:tcW w:w="5541" w:type="dxa"/>
+            <w:tcMar>
+              <w:top w:w="100" w:type="dxa"/>
+              <w:left w:w="150" w:type="dxa"/>
+              <w:bottom w:w="100" w:type="dxa"/>
+              <w:right w:w="150" w:type="dxa"/>
+            </w:tcMar>
+          </w:tcPr>
+          <w:p>
+            <w:r>
+              <w:t>BEGINNER|INTERMEDIATE|ADVANCED|ALL</w:t>
             </w:r>
           </w:p>
         </w:tc>
@@ -14215,23 +13206,23 @@
       <w:tr>
         <w:tc>
           <w:tcPr>
-            <w:tcW w:w="2268" w:type="dxa"/>
-            <w:tcMar>
-              <w:top w:w="100" w:type="dxa"/>
-              <w:left w:w="150" w:type="dxa"/>
-              <w:bottom w:w="100" w:type="dxa"/>
-              <w:right w:w="150" w:type="dxa"/>
-            </w:tcMar>
-          </w:tcPr>
-          <w:p>
-            <w:r>
-              <w:t>level</w:t>
-            </w:r>
-          </w:p>
-        </w:tc>
-        <w:tc>
-          <w:tcPr>
-            <w:tcW w:w="2268" w:type="dxa"/>
+            <w:tcW w:w="1101" w:type="dxa"/>
+            <w:tcMar>
+              <w:top w:w="100" w:type="dxa"/>
+              <w:left w:w="150" w:type="dxa"/>
+              <w:bottom w:w="100" w:type="dxa"/>
+              <w:right w:w="150" w:type="dxa"/>
+            </w:tcMar>
+          </w:tcPr>
+          <w:p>
+            <w:r>
+              <w:t>status</w:t>
+            </w:r>
+          </w:p>
+        </w:tc>
+        <w:tc>
+          <w:tcPr>
+            <w:tcW w:w="1406" w:type="dxa"/>
             <w:tcMar>
               <w:top w:w="100" w:type="dxa"/>
               <w:left w:w="150" w:type="dxa"/>
@@ -14247,7 +13238,7 @@
         </w:tc>
         <w:tc>
           <w:tcPr>
-            <w:tcW w:w="2268" w:type="dxa"/>
+            <w:tcW w:w="1014" w:type="dxa"/>
             <w:tcMar>
               <w:top w:w="100" w:type="dxa"/>
               <w:left w:w="150" w:type="dxa"/>
@@ -14263,73 +13254,7 @@
         </w:tc>
         <w:tc>
           <w:tcPr>
-            <w:tcW w:w="2268" w:type="dxa"/>
-            <w:tcMar>
-              <w:top w:w="100" w:type="dxa"/>
-              <w:left w:w="150" w:type="dxa"/>
-              <w:bottom w:w="100" w:type="dxa"/>
-              <w:right w:w="150" w:type="dxa"/>
-            </w:tcMar>
-          </w:tcPr>
-          <w:p>
-            <w:r>
-              <w:t>BEGINNER|INTERMEDIATE|ADVANCED|ALL</w:t>
-            </w:r>
-          </w:p>
-        </w:tc>
-      </w:tr>
-      <w:tr>
-        <w:tc>
-          <w:tcPr>
-            <w:tcW w:w="2268" w:type="dxa"/>
-            <w:tcMar>
-              <w:top w:w="100" w:type="dxa"/>
-              <w:left w:w="150" w:type="dxa"/>
-              <w:bottom w:w="100" w:type="dxa"/>
-              <w:right w:w="150" w:type="dxa"/>
-            </w:tcMar>
-          </w:tcPr>
-          <w:p>
-            <w:r>
-              <w:t>status</w:t>
-            </w:r>
-          </w:p>
-        </w:tc>
-        <w:tc>
-          <w:tcPr>
-            <w:tcW w:w="2268" w:type="dxa"/>
-            <w:tcMar>
-              <w:top w:w="100" w:type="dxa"/>
-              <w:left w:w="150" w:type="dxa"/>
-              <w:bottom w:w="100" w:type="dxa"/>
-              <w:right w:w="150" w:type="dxa"/>
-            </w:tcMar>
-          </w:tcPr>
-          <w:p>
-            <w:r>
-              <w:t>VARCHAR(20)</w:t>
-            </w:r>
-          </w:p>
-        </w:tc>
-        <w:tc>
-          <w:tcPr>
-            <w:tcW w:w="2268" w:type="dxa"/>
-            <w:tcMar>
-              <w:top w:w="100" w:type="dxa"/>
-              <w:left w:w="150" w:type="dxa"/>
-              <w:bottom w:w="100" w:type="dxa"/>
-              <w:right w:w="150" w:type="dxa"/>
-            </w:tcMar>
-          </w:tcPr>
-          <w:p>
-            <w:r>
-              <w:t>NOT NULL</w:t>
-            </w:r>
-          </w:p>
-        </w:tc>
-        <w:tc>
-          <w:tcPr>
-            <w:tcW w:w="2268" w:type="dxa"/>
+            <w:tcW w:w="5541" w:type="dxa"/>
             <w:tcMar>
               <w:top w:w="100" w:type="dxa"/>
               <w:left w:w="150" w:type="dxa"/>
@@ -14380,91 +13305,131 @@
       <w:tr>
         <w:tc>
           <w:tcPr>
-            <w:tcW w:w="2268" w:type="dxa"/>
-          </w:tcPr>
-          <w:p/>
-        </w:tc>
-        <w:tc>
-          <w:tcPr>
-            <w:tcW w:w="2268" w:type="dxa"/>
-          </w:tcPr>
-          <w:p/>
-        </w:tc>
-        <w:tc>
-          <w:tcPr>
-            <w:tcW w:w="2268" w:type="dxa"/>
-          </w:tcPr>
-          <w:p/>
-        </w:tc>
-        <w:tc>
-          <w:tcPr>
-            <w:tcW w:w="2268" w:type="dxa"/>
-          </w:tcPr>
-          <w:p/>
+            <w:tcW w:w="1910" w:type="dxa"/>
+            <w:tcMar>
+              <w:top w:w="100" w:type="dxa"/>
+              <w:left w:w="150" w:type="dxa"/>
+              <w:bottom w:w="100" w:type="dxa"/>
+              <w:right w:w="150" w:type="dxa"/>
+            </w:tcMar>
+          </w:tcPr>
+          <w:p>
+            <w:r>
+              <w:t>Tên trường</w:t>
+            </w:r>
+          </w:p>
+        </w:tc>
+        <w:tc>
+          <w:tcPr>
+            <w:tcW w:w="1846" w:type="dxa"/>
+            <w:tcMar>
+              <w:top w:w="100" w:type="dxa"/>
+              <w:left w:w="150" w:type="dxa"/>
+              <w:bottom w:w="100" w:type="dxa"/>
+              <w:right w:w="150" w:type="dxa"/>
+            </w:tcMar>
+          </w:tcPr>
+          <w:p>
+            <w:r>
+              <w:t>Kiểu dữ liệu</w:t>
+            </w:r>
+          </w:p>
+        </w:tc>
+        <w:tc>
+          <w:tcPr>
+            <w:tcW w:w="1375" w:type="dxa"/>
+            <w:tcMar>
+              <w:top w:w="100" w:type="dxa"/>
+              <w:left w:w="150" w:type="dxa"/>
+              <w:bottom w:w="100" w:type="dxa"/>
+              <w:right w:w="150" w:type="dxa"/>
+            </w:tcMar>
+          </w:tcPr>
+          <w:p>
+            <w:r>
+              <w:t>Ràng buộc</w:t>
+            </w:r>
+          </w:p>
+        </w:tc>
+        <w:tc>
+          <w:tcPr>
+            <w:tcW w:w="3931" w:type="dxa"/>
+            <w:tcMar>
+              <w:top w:w="100" w:type="dxa"/>
+              <w:left w:w="150" w:type="dxa"/>
+              <w:bottom w:w="100" w:type="dxa"/>
+              <w:right w:w="150" w:type="dxa"/>
+            </w:tcMar>
+          </w:tcPr>
+          <w:p>
+            <w:r>
+              <w:t>Mô tả</w:t>
+            </w:r>
+          </w:p>
         </w:tc>
       </w:tr>
       <w:tr>
         <w:tc>
           <w:tcPr>
-            <w:tcW w:w="2268" w:type="dxa"/>
-            <w:tcMar>
-              <w:top w:w="100" w:type="dxa"/>
-              <w:left w:w="150" w:type="dxa"/>
-              <w:bottom w:w="100" w:type="dxa"/>
-              <w:right w:w="150" w:type="dxa"/>
-            </w:tcMar>
-          </w:tcPr>
-          <w:p>
-            <w:r>
-              <w:t>Tên trường</w:t>
-            </w:r>
-          </w:p>
-        </w:tc>
-        <w:tc>
-          <w:tcPr>
-            <w:tcW w:w="2268" w:type="dxa"/>
-            <w:tcMar>
-              <w:top w:w="100" w:type="dxa"/>
-              <w:left w:w="150" w:type="dxa"/>
-              <w:bottom w:w="100" w:type="dxa"/>
-              <w:right w:w="150" w:type="dxa"/>
-            </w:tcMar>
-          </w:tcPr>
-          <w:p>
-            <w:r>
-              <w:t>Kiểu dữ liệu</w:t>
-            </w:r>
-          </w:p>
-        </w:tc>
-        <w:tc>
-          <w:tcPr>
-            <w:tcW w:w="2268" w:type="dxa"/>
-            <w:tcMar>
-              <w:top w:w="100" w:type="dxa"/>
-              <w:left w:w="150" w:type="dxa"/>
-              <w:bottom w:w="100" w:type="dxa"/>
-              <w:right w:w="150" w:type="dxa"/>
-            </w:tcMar>
-          </w:tcPr>
-          <w:p>
-            <w:r>
-              <w:t>Ràng buộc</w:t>
-            </w:r>
-          </w:p>
-        </w:tc>
-        <w:tc>
-          <w:tcPr>
-            <w:tcW w:w="2268" w:type="dxa"/>
-            <w:tcMar>
-              <w:top w:w="100" w:type="dxa"/>
-              <w:left w:w="150" w:type="dxa"/>
-              <w:bottom w:w="100" w:type="dxa"/>
-              <w:right w:w="150" w:type="dxa"/>
-            </w:tcMar>
-          </w:tcPr>
-          <w:p>
-            <w:r>
-              <w:t>Mô tả</w:t>
+            <w:tcW w:w="1910" w:type="dxa"/>
+            <w:tcMar>
+              <w:top w:w="100" w:type="dxa"/>
+              <w:left w:w="150" w:type="dxa"/>
+              <w:bottom w:w="100" w:type="dxa"/>
+              <w:right w:w="150" w:type="dxa"/>
+            </w:tcMar>
+          </w:tcPr>
+          <w:p>
+            <w:r>
+              <w:t>id</w:t>
+            </w:r>
+          </w:p>
+        </w:tc>
+        <w:tc>
+          <w:tcPr>
+            <w:tcW w:w="1846" w:type="dxa"/>
+            <w:tcMar>
+              <w:top w:w="100" w:type="dxa"/>
+              <w:left w:w="150" w:type="dxa"/>
+              <w:bottom w:w="100" w:type="dxa"/>
+              <w:right w:w="150" w:type="dxa"/>
+            </w:tcMar>
+          </w:tcPr>
+          <w:p>
+            <w:r>
+              <w:t>VARCHAR(36)</w:t>
+            </w:r>
+          </w:p>
+        </w:tc>
+        <w:tc>
+          <w:tcPr>
+            <w:tcW w:w="1375" w:type="dxa"/>
+            <w:tcMar>
+              <w:top w:w="100" w:type="dxa"/>
+              <w:left w:w="150" w:type="dxa"/>
+              <w:bottom w:w="100" w:type="dxa"/>
+              <w:right w:w="150" w:type="dxa"/>
+            </w:tcMar>
+          </w:tcPr>
+          <w:p>
+            <w:r>
+              <w:t>PRIMARY KEY</w:t>
+            </w:r>
+          </w:p>
+        </w:tc>
+        <w:tc>
+          <w:tcPr>
+            <w:tcW w:w="3931" w:type="dxa"/>
+            <w:tcMar>
+              <w:top w:w="100" w:type="dxa"/>
+              <w:left w:w="150" w:type="dxa"/>
+              <w:bottom w:w="100" w:type="dxa"/>
+              <w:right w:w="150" w:type="dxa"/>
+            </w:tcMar>
+          </w:tcPr>
+          <w:p>
+            <w:r>
+              <w:t>UUID định danh đăng ký học</w:t>
             </w:r>
           </w:p>
         </w:tc>
@@ -14472,23 +13437,24 @@
       <w:tr>
         <w:tc>
           <w:tcPr>
-            <w:tcW w:w="2268" w:type="dxa"/>
-            <w:tcMar>
-              <w:top w:w="100" w:type="dxa"/>
-              <w:left w:w="150" w:type="dxa"/>
-              <w:bottom w:w="100" w:type="dxa"/>
-              <w:right w:w="150" w:type="dxa"/>
-            </w:tcMar>
-          </w:tcPr>
-          <w:p>
-            <w:r>
-              <w:t>id</w:t>
-            </w:r>
-          </w:p>
-        </w:tc>
-        <w:tc>
-          <w:tcPr>
-            <w:tcW w:w="2268" w:type="dxa"/>
+            <w:tcW w:w="1910" w:type="dxa"/>
+            <w:tcMar>
+              <w:top w:w="100" w:type="dxa"/>
+              <w:left w:w="150" w:type="dxa"/>
+              <w:bottom w:w="100" w:type="dxa"/>
+              <w:right w:w="150" w:type="dxa"/>
+            </w:tcMar>
+          </w:tcPr>
+          <w:p>
+            <w:r>
+              <w:lastRenderedPageBreak/>
+              <w:t>user_id</w:t>
+            </w:r>
+          </w:p>
+        </w:tc>
+        <w:tc>
+          <w:tcPr>
+            <w:tcW w:w="1846" w:type="dxa"/>
             <w:tcMar>
               <w:top w:w="100" w:type="dxa"/>
               <w:left w:w="150" w:type="dxa"/>
@@ -14504,33 +13470,33 @@
         </w:tc>
         <w:tc>
           <w:tcPr>
-            <w:tcW w:w="2268" w:type="dxa"/>
-            <w:tcMar>
-              <w:top w:w="100" w:type="dxa"/>
-              <w:left w:w="150" w:type="dxa"/>
-              <w:bottom w:w="100" w:type="dxa"/>
-              <w:right w:w="150" w:type="dxa"/>
-            </w:tcMar>
-          </w:tcPr>
-          <w:p>
-            <w:r>
-              <w:t>PRIMARY KEY</w:t>
-            </w:r>
-          </w:p>
-        </w:tc>
-        <w:tc>
-          <w:tcPr>
-            <w:tcW w:w="2268" w:type="dxa"/>
-            <w:tcMar>
-              <w:top w:w="100" w:type="dxa"/>
-              <w:left w:w="150" w:type="dxa"/>
-              <w:bottom w:w="100" w:type="dxa"/>
-              <w:right w:w="150" w:type="dxa"/>
-            </w:tcMar>
-          </w:tcPr>
-          <w:p>
-            <w:r>
-              <w:t>UUID định danh đăng ký học</w:t>
+            <w:tcW w:w="1375" w:type="dxa"/>
+            <w:tcMar>
+              <w:top w:w="100" w:type="dxa"/>
+              <w:left w:w="150" w:type="dxa"/>
+              <w:bottom w:w="100" w:type="dxa"/>
+              <w:right w:w="150" w:type="dxa"/>
+            </w:tcMar>
+          </w:tcPr>
+          <w:p>
+            <w:r>
+              <w:t>FOREIGN KEY</w:t>
+            </w:r>
+          </w:p>
+        </w:tc>
+        <w:tc>
+          <w:tcPr>
+            <w:tcW w:w="3931" w:type="dxa"/>
+            <w:tcMar>
+              <w:top w:w="100" w:type="dxa"/>
+              <w:left w:w="150" w:type="dxa"/>
+              <w:bottom w:w="100" w:type="dxa"/>
+              <w:right w:w="150" w:type="dxa"/>
+            </w:tcMar>
+          </w:tcPr>
+          <w:p>
+            <w:r>
+              <w:t>ID học viên</w:t>
             </w:r>
           </w:p>
         </w:tc>
@@ -14538,24 +13504,23 @@
       <w:tr>
         <w:tc>
           <w:tcPr>
-            <w:tcW w:w="2268" w:type="dxa"/>
-            <w:tcMar>
-              <w:top w:w="100" w:type="dxa"/>
-              <w:left w:w="150" w:type="dxa"/>
-              <w:bottom w:w="100" w:type="dxa"/>
-              <w:right w:w="150" w:type="dxa"/>
-            </w:tcMar>
-          </w:tcPr>
-          <w:p>
-            <w:r>
-              <w:lastRenderedPageBreak/>
-              <w:t>user_id</w:t>
-            </w:r>
-          </w:p>
-        </w:tc>
-        <w:tc>
-          <w:tcPr>
-            <w:tcW w:w="2268" w:type="dxa"/>
+            <w:tcW w:w="1910" w:type="dxa"/>
+            <w:tcMar>
+              <w:top w:w="100" w:type="dxa"/>
+              <w:left w:w="150" w:type="dxa"/>
+              <w:bottom w:w="100" w:type="dxa"/>
+              <w:right w:w="150" w:type="dxa"/>
+            </w:tcMar>
+          </w:tcPr>
+          <w:p>
+            <w:r>
+              <w:t>course_id</w:t>
+            </w:r>
+          </w:p>
+        </w:tc>
+        <w:tc>
+          <w:tcPr>
+            <w:tcW w:w="1846" w:type="dxa"/>
             <w:tcMar>
               <w:top w:w="100" w:type="dxa"/>
               <w:left w:w="150" w:type="dxa"/>
@@ -14571,7 +13536,7 @@
         </w:tc>
         <w:tc>
           <w:tcPr>
-            <w:tcW w:w="2268" w:type="dxa"/>
+            <w:tcW w:w="1375" w:type="dxa"/>
             <w:tcMar>
               <w:top w:w="100" w:type="dxa"/>
               <w:left w:w="150" w:type="dxa"/>
@@ -14587,17 +13552,17 @@
         </w:tc>
         <w:tc>
           <w:tcPr>
-            <w:tcW w:w="2268" w:type="dxa"/>
-            <w:tcMar>
-              <w:top w:w="100" w:type="dxa"/>
-              <w:left w:w="150" w:type="dxa"/>
-              <w:bottom w:w="100" w:type="dxa"/>
-              <w:right w:w="150" w:type="dxa"/>
-            </w:tcMar>
-          </w:tcPr>
-          <w:p>
-            <w:r>
-              <w:t>ID học viên</w:t>
+            <w:tcW w:w="3931" w:type="dxa"/>
+            <w:tcMar>
+              <w:top w:w="100" w:type="dxa"/>
+              <w:left w:w="150" w:type="dxa"/>
+              <w:bottom w:w="100" w:type="dxa"/>
+              <w:right w:w="150" w:type="dxa"/>
+            </w:tcMar>
+          </w:tcPr>
+          <w:p>
+            <w:r>
+              <w:t>ID khóa học</w:t>
             </w:r>
           </w:p>
         </w:tc>
@@ -14605,65 +13570,65 @@
       <w:tr>
         <w:tc>
           <w:tcPr>
-            <w:tcW w:w="2268" w:type="dxa"/>
-            <w:tcMar>
-              <w:top w:w="100" w:type="dxa"/>
-              <w:left w:w="150" w:type="dxa"/>
-              <w:bottom w:w="100" w:type="dxa"/>
-              <w:right w:w="150" w:type="dxa"/>
-            </w:tcMar>
-          </w:tcPr>
-          <w:p>
-            <w:r>
-              <w:t>course_id</w:t>
-            </w:r>
-          </w:p>
-        </w:tc>
-        <w:tc>
-          <w:tcPr>
-            <w:tcW w:w="2268" w:type="dxa"/>
-            <w:tcMar>
-              <w:top w:w="100" w:type="dxa"/>
-              <w:left w:w="150" w:type="dxa"/>
-              <w:bottom w:w="100" w:type="dxa"/>
-              <w:right w:w="150" w:type="dxa"/>
-            </w:tcMar>
-          </w:tcPr>
-          <w:p>
-            <w:r>
-              <w:t>VARCHAR(36)</w:t>
-            </w:r>
-          </w:p>
-        </w:tc>
-        <w:tc>
-          <w:tcPr>
-            <w:tcW w:w="2268" w:type="dxa"/>
-            <w:tcMar>
-              <w:top w:w="100" w:type="dxa"/>
-              <w:left w:w="150" w:type="dxa"/>
-              <w:bottom w:w="100" w:type="dxa"/>
-              <w:right w:w="150" w:type="dxa"/>
-            </w:tcMar>
-          </w:tcPr>
-          <w:p>
-            <w:r>
-              <w:t>FOREIGN KEY</w:t>
-            </w:r>
-          </w:p>
-        </w:tc>
-        <w:tc>
-          <w:tcPr>
-            <w:tcW w:w="2268" w:type="dxa"/>
-            <w:tcMar>
-              <w:top w:w="100" w:type="dxa"/>
-              <w:left w:w="150" w:type="dxa"/>
-              <w:bottom w:w="100" w:type="dxa"/>
-              <w:right w:w="150" w:type="dxa"/>
-            </w:tcMar>
-          </w:tcPr>
-          <w:p>
-            <w:r>
-              <w:t>ID khóa học</w:t>
+            <w:tcW w:w="1910" w:type="dxa"/>
+            <w:tcMar>
+              <w:top w:w="100" w:type="dxa"/>
+              <w:left w:w="150" w:type="dxa"/>
+              <w:bottom w:w="100" w:type="dxa"/>
+              <w:right w:w="150" w:type="dxa"/>
+            </w:tcMar>
+          </w:tcPr>
+          <w:p>
+            <w:r>
+              <w:t>progress_percent</w:t>
+            </w:r>
+          </w:p>
+        </w:tc>
+        <w:tc>
+          <w:tcPr>
+            <w:tcW w:w="1846" w:type="dxa"/>
+            <w:tcMar>
+              <w:top w:w="100" w:type="dxa"/>
+              <w:left w:w="150" w:type="dxa"/>
+              <w:bottom w:w="100" w:type="dxa"/>
+              <w:right w:w="150" w:type="dxa"/>
+            </w:tcMar>
+          </w:tcPr>
+          <w:p>
+            <w:r>
+              <w:t>DECIMAL(5,2)</w:t>
+            </w:r>
+          </w:p>
+        </w:tc>
+        <w:tc>
+          <w:tcPr>
+            <w:tcW w:w="1375" w:type="dxa"/>
+            <w:tcMar>
+              <w:top w:w="100" w:type="dxa"/>
+              <w:left w:w="150" w:type="dxa"/>
+              <w:bottom w:w="100" w:type="dxa"/>
+              <w:right w:w="150" w:type="dxa"/>
+            </w:tcMar>
+          </w:tcPr>
+          <w:p>
+            <w:r>
+              <w:t>DEFAULT 0.00</w:t>
+            </w:r>
+          </w:p>
+        </w:tc>
+        <w:tc>
+          <w:tcPr>
+            <w:tcW w:w="3931" w:type="dxa"/>
+            <w:tcMar>
+              <w:top w:w="100" w:type="dxa"/>
+              <w:left w:w="150" w:type="dxa"/>
+              <w:bottom w:w="100" w:type="dxa"/>
+              <w:right w:w="150" w:type="dxa"/>
+            </w:tcMar>
+          </w:tcPr>
+          <w:p>
+            <w:r>
+              <w:t>Phần trăm hoàn thành khóa học</w:t>
             </w:r>
           </w:p>
         </w:tc>
@@ -14671,73 +13636,7 @@
       <w:tr>
         <w:tc>
           <w:tcPr>
-            <w:tcW w:w="2268" w:type="dxa"/>
-            <w:tcMar>
-              <w:top w:w="100" w:type="dxa"/>
-              <w:left w:w="150" w:type="dxa"/>
-              <w:bottom w:w="100" w:type="dxa"/>
-              <w:right w:w="150" w:type="dxa"/>
-            </w:tcMar>
-          </w:tcPr>
-          <w:p>
-            <w:r>
-              <w:t>progress_percent</w:t>
-            </w:r>
-          </w:p>
-        </w:tc>
-        <w:tc>
-          <w:tcPr>
-            <w:tcW w:w="2268" w:type="dxa"/>
-            <w:tcMar>
-              <w:top w:w="100" w:type="dxa"/>
-              <w:left w:w="150" w:type="dxa"/>
-              <w:bottom w:w="100" w:type="dxa"/>
-              <w:right w:w="150" w:type="dxa"/>
-            </w:tcMar>
-          </w:tcPr>
-          <w:p>
-            <w:r>
-              <w:t>DECIMAL(5,2)</w:t>
-            </w:r>
-          </w:p>
-        </w:tc>
-        <w:tc>
-          <w:tcPr>
-            <w:tcW w:w="2268" w:type="dxa"/>
-            <w:tcMar>
-              <w:top w:w="100" w:type="dxa"/>
-              <w:left w:w="150" w:type="dxa"/>
-              <w:bottom w:w="100" w:type="dxa"/>
-              <w:right w:w="150" w:type="dxa"/>
-            </w:tcMar>
-          </w:tcPr>
-          <w:p>
-            <w:r>
-              <w:t>DEFAULT 0.00</w:t>
-            </w:r>
-          </w:p>
-        </w:tc>
-        <w:tc>
-          <w:tcPr>
-            <w:tcW w:w="2268" w:type="dxa"/>
-            <w:tcMar>
-              <w:top w:w="100" w:type="dxa"/>
-              <w:left w:w="150" w:type="dxa"/>
-              <w:bottom w:w="100" w:type="dxa"/>
-              <w:right w:w="150" w:type="dxa"/>
-            </w:tcMar>
-          </w:tcPr>
-          <w:p>
-            <w:r>
-              <w:t>Phần trăm hoàn thành khóa học</w:t>
-            </w:r>
-          </w:p>
-        </w:tc>
-      </w:tr>
-      <w:tr>
-        <w:tc>
-          <w:tcPr>
-            <w:tcW w:w="2268" w:type="dxa"/>
+            <w:tcW w:w="1910" w:type="dxa"/>
             <w:tcMar>
               <w:top w:w="100" w:type="dxa"/>
               <w:left w:w="150" w:type="dxa"/>
@@ -14753,7 +13652,7 @@
         </w:tc>
         <w:tc>
           <w:tcPr>
-            <w:tcW w:w="2268" w:type="dxa"/>
+            <w:tcW w:w="1846" w:type="dxa"/>
             <w:tcMar>
               <w:top w:w="100" w:type="dxa"/>
               <w:left w:w="150" w:type="dxa"/>
@@ -14769,7 +13668,7 @@
         </w:tc>
         <w:tc>
           <w:tcPr>
-            <w:tcW w:w="2268" w:type="dxa"/>
+            <w:tcW w:w="1375" w:type="dxa"/>
             <w:tcMar>
               <w:top w:w="100" w:type="dxa"/>
               <w:left w:w="150" w:type="dxa"/>
@@ -14785,7 +13684,7 @@
         </w:tc>
         <w:tc>
           <w:tcPr>
-            <w:tcW w:w="2268" w:type="dxa"/>
+            <w:tcW w:w="3931" w:type="dxa"/>
             <w:tcMar>
               <w:top w:w="100" w:type="dxa"/>
               <w:left w:w="150" w:type="dxa"/>
@@ -14836,91 +13735,131 @@
       <w:tr>
         <w:tc>
           <w:tcPr>
-            <w:tcW w:w="2268" w:type="dxa"/>
-          </w:tcPr>
-          <w:p/>
-        </w:tc>
-        <w:tc>
-          <w:tcPr>
-            <w:tcW w:w="2268" w:type="dxa"/>
-          </w:tcPr>
-          <w:p/>
-        </w:tc>
-        <w:tc>
-          <w:tcPr>
-            <w:tcW w:w="2268" w:type="dxa"/>
-          </w:tcPr>
-          <w:p/>
-        </w:tc>
-        <w:tc>
-          <w:tcPr>
-            <w:tcW w:w="2268" w:type="dxa"/>
-          </w:tcPr>
-          <w:p/>
+            <w:tcW w:w="2266" w:type="dxa"/>
+            <w:tcMar>
+              <w:top w:w="100" w:type="dxa"/>
+              <w:left w:w="150" w:type="dxa"/>
+              <w:bottom w:w="100" w:type="dxa"/>
+              <w:right w:w="150" w:type="dxa"/>
+            </w:tcMar>
+          </w:tcPr>
+          <w:p>
+            <w:r>
+              <w:t>Tên trường</w:t>
+            </w:r>
+          </w:p>
+        </w:tc>
+        <w:tc>
+          <w:tcPr>
+            <w:tcW w:w="2267" w:type="dxa"/>
+            <w:tcMar>
+              <w:top w:w="100" w:type="dxa"/>
+              <w:left w:w="150" w:type="dxa"/>
+              <w:bottom w:w="100" w:type="dxa"/>
+              <w:right w:w="150" w:type="dxa"/>
+            </w:tcMar>
+          </w:tcPr>
+          <w:p>
+            <w:r>
+              <w:t>Kiểu dữ liệu</w:t>
+            </w:r>
+          </w:p>
+        </w:tc>
+        <w:tc>
+          <w:tcPr>
+            <w:tcW w:w="2265" w:type="dxa"/>
+            <w:tcMar>
+              <w:top w:w="100" w:type="dxa"/>
+              <w:left w:w="150" w:type="dxa"/>
+              <w:bottom w:w="100" w:type="dxa"/>
+              <w:right w:w="150" w:type="dxa"/>
+            </w:tcMar>
+          </w:tcPr>
+          <w:p>
+            <w:r>
+              <w:t>Ràng buộc</w:t>
+            </w:r>
+          </w:p>
+        </w:tc>
+        <w:tc>
+          <w:tcPr>
+            <w:tcW w:w="2264" w:type="dxa"/>
+            <w:tcMar>
+              <w:top w:w="100" w:type="dxa"/>
+              <w:left w:w="150" w:type="dxa"/>
+              <w:bottom w:w="100" w:type="dxa"/>
+              <w:right w:w="150" w:type="dxa"/>
+            </w:tcMar>
+          </w:tcPr>
+          <w:p>
+            <w:r>
+              <w:t>Mô tả</w:t>
+            </w:r>
+          </w:p>
         </w:tc>
       </w:tr>
       <w:tr>
         <w:tc>
           <w:tcPr>
-            <w:tcW w:w="2268" w:type="dxa"/>
-            <w:tcMar>
-              <w:top w:w="100" w:type="dxa"/>
-              <w:left w:w="150" w:type="dxa"/>
-              <w:bottom w:w="100" w:type="dxa"/>
-              <w:right w:w="150" w:type="dxa"/>
-            </w:tcMar>
-          </w:tcPr>
-          <w:p>
-            <w:r>
-              <w:t>Tên trường</w:t>
-            </w:r>
-          </w:p>
-        </w:tc>
-        <w:tc>
-          <w:tcPr>
-            <w:tcW w:w="2268" w:type="dxa"/>
-            <w:tcMar>
-              <w:top w:w="100" w:type="dxa"/>
-              <w:left w:w="150" w:type="dxa"/>
-              <w:bottom w:w="100" w:type="dxa"/>
-              <w:right w:w="150" w:type="dxa"/>
-            </w:tcMar>
-          </w:tcPr>
-          <w:p>
-            <w:r>
-              <w:t>Kiểu dữ liệu</w:t>
-            </w:r>
-          </w:p>
-        </w:tc>
-        <w:tc>
-          <w:tcPr>
-            <w:tcW w:w="2268" w:type="dxa"/>
-            <w:tcMar>
-              <w:top w:w="100" w:type="dxa"/>
-              <w:left w:w="150" w:type="dxa"/>
-              <w:bottom w:w="100" w:type="dxa"/>
-              <w:right w:w="150" w:type="dxa"/>
-            </w:tcMar>
-          </w:tcPr>
-          <w:p>
-            <w:r>
-              <w:t>Ràng buộc</w:t>
-            </w:r>
-          </w:p>
-        </w:tc>
-        <w:tc>
-          <w:tcPr>
-            <w:tcW w:w="2268" w:type="dxa"/>
-            <w:tcMar>
-              <w:top w:w="100" w:type="dxa"/>
-              <w:left w:w="150" w:type="dxa"/>
-              <w:bottom w:w="100" w:type="dxa"/>
-              <w:right w:w="150" w:type="dxa"/>
-            </w:tcMar>
-          </w:tcPr>
-          <w:p>
-            <w:r>
-              <w:t>Mô tả</w:t>
+            <w:tcW w:w="2266" w:type="dxa"/>
+            <w:tcMar>
+              <w:top w:w="100" w:type="dxa"/>
+              <w:left w:w="150" w:type="dxa"/>
+              <w:bottom w:w="100" w:type="dxa"/>
+              <w:right w:w="150" w:type="dxa"/>
+            </w:tcMar>
+          </w:tcPr>
+          <w:p>
+            <w:r>
+              <w:t>id</w:t>
+            </w:r>
+          </w:p>
+        </w:tc>
+        <w:tc>
+          <w:tcPr>
+            <w:tcW w:w="2267" w:type="dxa"/>
+            <w:tcMar>
+              <w:top w:w="100" w:type="dxa"/>
+              <w:left w:w="150" w:type="dxa"/>
+              <w:bottom w:w="100" w:type="dxa"/>
+              <w:right w:w="150" w:type="dxa"/>
+            </w:tcMar>
+          </w:tcPr>
+          <w:p>
+            <w:r>
+              <w:t>VARCHAR(36)</w:t>
+            </w:r>
+          </w:p>
+        </w:tc>
+        <w:tc>
+          <w:tcPr>
+            <w:tcW w:w="2265" w:type="dxa"/>
+            <w:tcMar>
+              <w:top w:w="100" w:type="dxa"/>
+              <w:left w:w="150" w:type="dxa"/>
+              <w:bottom w:w="100" w:type="dxa"/>
+              <w:right w:w="150" w:type="dxa"/>
+            </w:tcMar>
+          </w:tcPr>
+          <w:p>
+            <w:r>
+              <w:t>PRIMARY KEY</w:t>
+            </w:r>
+          </w:p>
+        </w:tc>
+        <w:tc>
+          <w:tcPr>
+            <w:tcW w:w="2264" w:type="dxa"/>
+            <w:tcMar>
+              <w:top w:w="100" w:type="dxa"/>
+              <w:left w:w="150" w:type="dxa"/>
+              <w:bottom w:w="100" w:type="dxa"/>
+              <w:right w:w="150" w:type="dxa"/>
+            </w:tcMar>
+          </w:tcPr>
+          <w:p>
+            <w:r>
+              <w:t>UUID định danh</w:t>
             </w:r>
           </w:p>
         </w:tc>
@@ -14928,23 +13867,23 @@
       <w:tr>
         <w:tc>
           <w:tcPr>
-            <w:tcW w:w="2268" w:type="dxa"/>
-            <w:tcMar>
-              <w:top w:w="100" w:type="dxa"/>
-              <w:left w:w="150" w:type="dxa"/>
-              <w:bottom w:w="100" w:type="dxa"/>
-              <w:right w:w="150" w:type="dxa"/>
-            </w:tcMar>
-          </w:tcPr>
-          <w:p>
-            <w:r>
-              <w:t>id</w:t>
-            </w:r>
-          </w:p>
-        </w:tc>
-        <w:tc>
-          <w:tcPr>
-            <w:tcW w:w="2268" w:type="dxa"/>
+            <w:tcW w:w="2266" w:type="dxa"/>
+            <w:tcMar>
+              <w:top w:w="100" w:type="dxa"/>
+              <w:left w:w="150" w:type="dxa"/>
+              <w:bottom w:w="100" w:type="dxa"/>
+              <w:right w:w="150" w:type="dxa"/>
+            </w:tcMar>
+          </w:tcPr>
+          <w:p>
+            <w:r>
+              <w:t>enrollment_id</w:t>
+            </w:r>
+          </w:p>
+        </w:tc>
+        <w:tc>
+          <w:tcPr>
+            <w:tcW w:w="2267" w:type="dxa"/>
             <w:tcMar>
               <w:top w:w="100" w:type="dxa"/>
               <w:left w:w="150" w:type="dxa"/>
@@ -14960,33 +13899,33 @@
         </w:tc>
         <w:tc>
           <w:tcPr>
-            <w:tcW w:w="2268" w:type="dxa"/>
-            <w:tcMar>
-              <w:top w:w="100" w:type="dxa"/>
-              <w:left w:w="150" w:type="dxa"/>
-              <w:bottom w:w="100" w:type="dxa"/>
-              <w:right w:w="150" w:type="dxa"/>
-            </w:tcMar>
-          </w:tcPr>
-          <w:p>
-            <w:r>
-              <w:t>PRIMARY KEY</w:t>
-            </w:r>
-          </w:p>
-        </w:tc>
-        <w:tc>
-          <w:tcPr>
-            <w:tcW w:w="2268" w:type="dxa"/>
-            <w:tcMar>
-              <w:top w:w="100" w:type="dxa"/>
-              <w:left w:w="150" w:type="dxa"/>
-              <w:bottom w:w="100" w:type="dxa"/>
-              <w:right w:w="150" w:type="dxa"/>
-            </w:tcMar>
-          </w:tcPr>
-          <w:p>
-            <w:r>
-              <w:t>UUID định danh</w:t>
+            <w:tcW w:w="2265" w:type="dxa"/>
+            <w:tcMar>
+              <w:top w:w="100" w:type="dxa"/>
+              <w:left w:w="150" w:type="dxa"/>
+              <w:bottom w:w="100" w:type="dxa"/>
+              <w:right w:w="150" w:type="dxa"/>
+            </w:tcMar>
+          </w:tcPr>
+          <w:p>
+            <w:r>
+              <w:t>FOREIGN KEY (CASCADE)</w:t>
+            </w:r>
+          </w:p>
+        </w:tc>
+        <w:tc>
+          <w:tcPr>
+            <w:tcW w:w="2264" w:type="dxa"/>
+            <w:tcMar>
+              <w:top w:w="100" w:type="dxa"/>
+              <w:left w:w="150" w:type="dxa"/>
+              <w:bottom w:w="100" w:type="dxa"/>
+              <w:right w:w="150" w:type="dxa"/>
+            </w:tcMar>
+          </w:tcPr>
+          <w:p>
+            <w:r>
+              <w:t>Liên kết bảng enrollments</w:t>
             </w:r>
           </w:p>
         </w:tc>
@@ -14994,23 +13933,23 @@
       <w:tr>
         <w:tc>
           <w:tcPr>
-            <w:tcW w:w="2268" w:type="dxa"/>
-            <w:tcMar>
-              <w:top w:w="100" w:type="dxa"/>
-              <w:left w:w="150" w:type="dxa"/>
-              <w:bottom w:w="100" w:type="dxa"/>
-              <w:right w:w="150" w:type="dxa"/>
-            </w:tcMar>
-          </w:tcPr>
-          <w:p>
-            <w:r>
-              <w:t>enrollment_id</w:t>
-            </w:r>
-          </w:p>
-        </w:tc>
-        <w:tc>
-          <w:tcPr>
-            <w:tcW w:w="2268" w:type="dxa"/>
+            <w:tcW w:w="2266" w:type="dxa"/>
+            <w:tcMar>
+              <w:top w:w="100" w:type="dxa"/>
+              <w:left w:w="150" w:type="dxa"/>
+              <w:bottom w:w="100" w:type="dxa"/>
+              <w:right w:w="150" w:type="dxa"/>
+            </w:tcMar>
+          </w:tcPr>
+          <w:p>
+            <w:r>
+              <w:t>lesson_id</w:t>
+            </w:r>
+          </w:p>
+        </w:tc>
+        <w:tc>
+          <w:tcPr>
+            <w:tcW w:w="2267" w:type="dxa"/>
             <w:tcMar>
               <w:top w:w="100" w:type="dxa"/>
               <w:left w:w="150" w:type="dxa"/>
@@ -15026,7 +13965,7 @@
         </w:tc>
         <w:tc>
           <w:tcPr>
-            <w:tcW w:w="2268" w:type="dxa"/>
+            <w:tcW w:w="2265" w:type="dxa"/>
             <w:tcMar>
               <w:top w:w="100" w:type="dxa"/>
               <w:left w:w="150" w:type="dxa"/>
@@ -15042,17 +13981,17 @@
         </w:tc>
         <w:tc>
           <w:tcPr>
-            <w:tcW w:w="2268" w:type="dxa"/>
-            <w:tcMar>
-              <w:top w:w="100" w:type="dxa"/>
-              <w:left w:w="150" w:type="dxa"/>
-              <w:bottom w:w="100" w:type="dxa"/>
-              <w:right w:w="150" w:type="dxa"/>
-            </w:tcMar>
-          </w:tcPr>
-          <w:p>
-            <w:r>
-              <w:t>Liên kết bảng enrollments</w:t>
+            <w:tcW w:w="2264" w:type="dxa"/>
+            <w:tcMar>
+              <w:top w:w="100" w:type="dxa"/>
+              <w:left w:w="150" w:type="dxa"/>
+              <w:bottom w:w="100" w:type="dxa"/>
+              <w:right w:w="150" w:type="dxa"/>
+            </w:tcMar>
+          </w:tcPr>
+          <w:p>
+            <w:r>
+              <w:t>Liên kết bảng lessons</w:t>
             </w:r>
           </w:p>
         </w:tc>
@@ -15060,73 +13999,7 @@
       <w:tr>
         <w:tc>
           <w:tcPr>
-            <w:tcW w:w="2268" w:type="dxa"/>
-            <w:tcMar>
-              <w:top w:w="100" w:type="dxa"/>
-              <w:left w:w="150" w:type="dxa"/>
-              <w:bottom w:w="100" w:type="dxa"/>
-              <w:right w:w="150" w:type="dxa"/>
-            </w:tcMar>
-          </w:tcPr>
-          <w:p>
-            <w:r>
-              <w:t>lesson_id</w:t>
-            </w:r>
-          </w:p>
-        </w:tc>
-        <w:tc>
-          <w:tcPr>
-            <w:tcW w:w="2268" w:type="dxa"/>
-            <w:tcMar>
-              <w:top w:w="100" w:type="dxa"/>
-              <w:left w:w="150" w:type="dxa"/>
-              <w:bottom w:w="100" w:type="dxa"/>
-              <w:right w:w="150" w:type="dxa"/>
-            </w:tcMar>
-          </w:tcPr>
-          <w:p>
-            <w:r>
-              <w:t>VARCHAR(36)</w:t>
-            </w:r>
-          </w:p>
-        </w:tc>
-        <w:tc>
-          <w:tcPr>
-            <w:tcW w:w="2268" w:type="dxa"/>
-            <w:tcMar>
-              <w:top w:w="100" w:type="dxa"/>
-              <w:left w:w="150" w:type="dxa"/>
-              <w:bottom w:w="100" w:type="dxa"/>
-              <w:right w:w="150" w:type="dxa"/>
-            </w:tcMar>
-          </w:tcPr>
-          <w:p>
-            <w:r>
-              <w:t>FOREIGN KEY (CASCADE)</w:t>
-            </w:r>
-          </w:p>
-        </w:tc>
-        <w:tc>
-          <w:tcPr>
-            <w:tcW w:w="2268" w:type="dxa"/>
-            <w:tcMar>
-              <w:top w:w="100" w:type="dxa"/>
-              <w:left w:w="150" w:type="dxa"/>
-              <w:bottom w:w="100" w:type="dxa"/>
-              <w:right w:w="150" w:type="dxa"/>
-            </w:tcMar>
-          </w:tcPr>
-          <w:p>
-            <w:r>
-              <w:t>Liên kết bảng lessons</w:t>
-            </w:r>
-          </w:p>
-        </w:tc>
-      </w:tr>
-      <w:tr>
-        <w:tc>
-          <w:tcPr>
-            <w:tcW w:w="2268" w:type="dxa"/>
+            <w:tcW w:w="2266" w:type="dxa"/>
             <w:tcMar>
               <w:top w:w="100" w:type="dxa"/>
               <w:left w:w="150" w:type="dxa"/>
@@ -15142,7 +14015,7 @@
         </w:tc>
         <w:tc>
           <w:tcPr>
-            <w:tcW w:w="2268" w:type="dxa"/>
+            <w:tcW w:w="2267" w:type="dxa"/>
             <w:tcMar>
               <w:top w:w="100" w:type="dxa"/>
               <w:left w:w="150" w:type="dxa"/>
@@ -15158,7 +14031,7 @@
         </w:tc>
         <w:tc>
           <w:tcPr>
-            <w:tcW w:w="2268" w:type="dxa"/>
+            <w:tcW w:w="2265" w:type="dxa"/>
             <w:tcMar>
               <w:top w:w="100" w:type="dxa"/>
               <w:left w:w="150" w:type="dxa"/>
@@ -15174,7 +14047,7 @@
         </w:tc>
         <w:tc>
           <w:tcPr>
-            <w:tcW w:w="2268" w:type="dxa"/>
+            <w:tcW w:w="2264" w:type="dxa"/>
             <w:tcMar>
               <w:top w:w="100" w:type="dxa"/>
               <w:left w:w="150" w:type="dxa"/>
@@ -15225,91 +14098,131 @@
       <w:tr>
         <w:tc>
           <w:tcPr>
-            <w:tcW w:w="2268" w:type="dxa"/>
-          </w:tcPr>
-          <w:p/>
-        </w:tc>
-        <w:tc>
-          <w:tcPr>
-            <w:tcW w:w="2268" w:type="dxa"/>
-          </w:tcPr>
-          <w:p/>
-        </w:tc>
-        <w:tc>
-          <w:tcPr>
-            <w:tcW w:w="2268" w:type="dxa"/>
-          </w:tcPr>
-          <w:p/>
-        </w:tc>
-        <w:tc>
-          <w:tcPr>
-            <w:tcW w:w="2268" w:type="dxa"/>
-          </w:tcPr>
-          <w:p/>
+            <w:tcW w:w="1600" w:type="dxa"/>
+            <w:tcMar>
+              <w:top w:w="100" w:type="dxa"/>
+              <w:left w:w="150" w:type="dxa"/>
+              <w:bottom w:w="100" w:type="dxa"/>
+              <w:right w:w="150" w:type="dxa"/>
+            </w:tcMar>
+          </w:tcPr>
+          <w:p>
+            <w:r>
+              <w:t>Tên trường</w:t>
+            </w:r>
+          </w:p>
+        </w:tc>
+        <w:tc>
+          <w:tcPr>
+            <w:tcW w:w="1757" w:type="dxa"/>
+            <w:tcMar>
+              <w:top w:w="100" w:type="dxa"/>
+              <w:left w:w="150" w:type="dxa"/>
+              <w:bottom w:w="100" w:type="dxa"/>
+              <w:right w:w="150" w:type="dxa"/>
+            </w:tcMar>
+          </w:tcPr>
+          <w:p>
+            <w:r>
+              <w:t>Kiểu dữ liệu</w:t>
+            </w:r>
+          </w:p>
+        </w:tc>
+        <w:tc>
+          <w:tcPr>
+            <w:tcW w:w="1252" w:type="dxa"/>
+            <w:tcMar>
+              <w:top w:w="100" w:type="dxa"/>
+              <w:left w:w="150" w:type="dxa"/>
+              <w:bottom w:w="100" w:type="dxa"/>
+              <w:right w:w="150" w:type="dxa"/>
+            </w:tcMar>
+          </w:tcPr>
+          <w:p>
+            <w:r>
+              <w:t>Ràng buộc</w:t>
+            </w:r>
+          </w:p>
+        </w:tc>
+        <w:tc>
+          <w:tcPr>
+            <w:tcW w:w="4453" w:type="dxa"/>
+            <w:tcMar>
+              <w:top w:w="100" w:type="dxa"/>
+              <w:left w:w="150" w:type="dxa"/>
+              <w:bottom w:w="100" w:type="dxa"/>
+              <w:right w:w="150" w:type="dxa"/>
+            </w:tcMar>
+          </w:tcPr>
+          <w:p>
+            <w:r>
+              <w:t>Mô tả</w:t>
+            </w:r>
+          </w:p>
         </w:tc>
       </w:tr>
       <w:tr>
         <w:tc>
           <w:tcPr>
-            <w:tcW w:w="2268" w:type="dxa"/>
-            <w:tcMar>
-              <w:top w:w="100" w:type="dxa"/>
-              <w:left w:w="150" w:type="dxa"/>
-              <w:bottom w:w="100" w:type="dxa"/>
-              <w:right w:w="150" w:type="dxa"/>
-            </w:tcMar>
-          </w:tcPr>
-          <w:p>
-            <w:r>
-              <w:t>Tên trường</w:t>
-            </w:r>
-          </w:p>
-        </w:tc>
-        <w:tc>
-          <w:tcPr>
-            <w:tcW w:w="2268" w:type="dxa"/>
-            <w:tcMar>
-              <w:top w:w="100" w:type="dxa"/>
-              <w:left w:w="150" w:type="dxa"/>
-              <w:bottom w:w="100" w:type="dxa"/>
-              <w:right w:w="150" w:type="dxa"/>
-            </w:tcMar>
-          </w:tcPr>
-          <w:p>
-            <w:r>
-              <w:t>Kiểu dữ liệu</w:t>
-            </w:r>
-          </w:p>
-        </w:tc>
-        <w:tc>
-          <w:tcPr>
-            <w:tcW w:w="2268" w:type="dxa"/>
-            <w:tcMar>
-              <w:top w:w="100" w:type="dxa"/>
-              <w:left w:w="150" w:type="dxa"/>
-              <w:bottom w:w="100" w:type="dxa"/>
-              <w:right w:w="150" w:type="dxa"/>
-            </w:tcMar>
-          </w:tcPr>
-          <w:p>
-            <w:r>
-              <w:t>Ràng buộc</w:t>
-            </w:r>
-          </w:p>
-        </w:tc>
-        <w:tc>
-          <w:tcPr>
-            <w:tcW w:w="2268" w:type="dxa"/>
-            <w:tcMar>
-              <w:top w:w="100" w:type="dxa"/>
-              <w:left w:w="150" w:type="dxa"/>
-              <w:bottom w:w="100" w:type="dxa"/>
-              <w:right w:w="150" w:type="dxa"/>
-            </w:tcMar>
-          </w:tcPr>
-          <w:p>
-            <w:r>
-              <w:t>Mô tả</w:t>
+            <w:tcW w:w="1600" w:type="dxa"/>
+            <w:tcMar>
+              <w:top w:w="100" w:type="dxa"/>
+              <w:left w:w="150" w:type="dxa"/>
+              <w:bottom w:w="100" w:type="dxa"/>
+              <w:right w:w="150" w:type="dxa"/>
+            </w:tcMar>
+          </w:tcPr>
+          <w:p>
+            <w:r>
+              <w:t>id</w:t>
+            </w:r>
+          </w:p>
+        </w:tc>
+        <w:tc>
+          <w:tcPr>
+            <w:tcW w:w="1757" w:type="dxa"/>
+            <w:tcMar>
+              <w:top w:w="100" w:type="dxa"/>
+              <w:left w:w="150" w:type="dxa"/>
+              <w:bottom w:w="100" w:type="dxa"/>
+              <w:right w:w="150" w:type="dxa"/>
+            </w:tcMar>
+          </w:tcPr>
+          <w:p>
+            <w:r>
+              <w:t>VARCHAR(36)</w:t>
+            </w:r>
+          </w:p>
+        </w:tc>
+        <w:tc>
+          <w:tcPr>
+            <w:tcW w:w="1252" w:type="dxa"/>
+            <w:tcMar>
+              <w:top w:w="100" w:type="dxa"/>
+              <w:left w:w="150" w:type="dxa"/>
+              <w:bottom w:w="100" w:type="dxa"/>
+              <w:right w:w="150" w:type="dxa"/>
+            </w:tcMar>
+          </w:tcPr>
+          <w:p>
+            <w:r>
+              <w:t>PRIMARY KEY</w:t>
+            </w:r>
+          </w:p>
+        </w:tc>
+        <w:tc>
+          <w:tcPr>
+            <w:tcW w:w="4453" w:type="dxa"/>
+            <w:tcMar>
+              <w:top w:w="100" w:type="dxa"/>
+              <w:left w:w="150" w:type="dxa"/>
+              <w:bottom w:w="100" w:type="dxa"/>
+              <w:right w:w="150" w:type="dxa"/>
+            </w:tcMar>
+          </w:tcPr>
+          <w:p>
+            <w:r>
+              <w:t>UUID định danh đơn hàng</w:t>
             </w:r>
           </w:p>
         </w:tc>
@@ -15317,7 +14230,7 @@
       <w:tr>
         <w:tc>
           <w:tcPr>
-            <w:tcW w:w="2268" w:type="dxa"/>
+            <w:tcW w:w="1600" w:type="dxa"/>
             <w:tcMar>
               <w:top w:w="100" w:type="dxa"/>
               <w:left w:w="150" w:type="dxa"/>
@@ -15328,13 +14241,13 @@
           <w:p>
             <w:r>
               <w:lastRenderedPageBreak/>
-              <w:t>id</w:t>
-            </w:r>
-          </w:p>
-        </w:tc>
-        <w:tc>
-          <w:tcPr>
-            <w:tcW w:w="2268" w:type="dxa"/>
+              <w:t>user_id</w:t>
+            </w:r>
+          </w:p>
+        </w:tc>
+        <w:tc>
+          <w:tcPr>
+            <w:tcW w:w="1757" w:type="dxa"/>
             <w:tcMar>
               <w:top w:w="100" w:type="dxa"/>
               <w:left w:w="150" w:type="dxa"/>
@@ -15350,33 +14263,33 @@
         </w:tc>
         <w:tc>
           <w:tcPr>
-            <w:tcW w:w="2268" w:type="dxa"/>
-            <w:tcMar>
-              <w:top w:w="100" w:type="dxa"/>
-              <w:left w:w="150" w:type="dxa"/>
-              <w:bottom w:w="100" w:type="dxa"/>
-              <w:right w:w="150" w:type="dxa"/>
-            </w:tcMar>
-          </w:tcPr>
-          <w:p>
-            <w:r>
-              <w:t>PRIMARY KEY</w:t>
-            </w:r>
-          </w:p>
-        </w:tc>
-        <w:tc>
-          <w:tcPr>
-            <w:tcW w:w="2268" w:type="dxa"/>
-            <w:tcMar>
-              <w:top w:w="100" w:type="dxa"/>
-              <w:left w:w="150" w:type="dxa"/>
-              <w:bottom w:w="100" w:type="dxa"/>
-              <w:right w:w="150" w:type="dxa"/>
-            </w:tcMar>
-          </w:tcPr>
-          <w:p>
-            <w:r>
-              <w:t>UUID định danh đơn hàng</w:t>
+            <w:tcW w:w="1252" w:type="dxa"/>
+            <w:tcMar>
+              <w:top w:w="100" w:type="dxa"/>
+              <w:left w:w="150" w:type="dxa"/>
+              <w:bottom w:w="100" w:type="dxa"/>
+              <w:right w:w="150" w:type="dxa"/>
+            </w:tcMar>
+          </w:tcPr>
+          <w:p>
+            <w:r>
+              <w:t>FOREIGN KEY</w:t>
+            </w:r>
+          </w:p>
+        </w:tc>
+        <w:tc>
+          <w:tcPr>
+            <w:tcW w:w="4453" w:type="dxa"/>
+            <w:tcMar>
+              <w:top w:w="100" w:type="dxa"/>
+              <w:left w:w="150" w:type="dxa"/>
+              <w:bottom w:w="100" w:type="dxa"/>
+              <w:right w:w="150" w:type="dxa"/>
+            </w:tcMar>
+          </w:tcPr>
+          <w:p>
+            <w:r>
+              <w:t>ID học viên mua hàng</w:t>
             </w:r>
           </w:p>
         </w:tc>
@@ -15384,65 +14297,65 @@
       <w:tr>
         <w:tc>
           <w:tcPr>
-            <w:tcW w:w="2268" w:type="dxa"/>
-            <w:tcMar>
-              <w:top w:w="100" w:type="dxa"/>
-              <w:left w:w="150" w:type="dxa"/>
-              <w:bottom w:w="100" w:type="dxa"/>
-              <w:right w:w="150" w:type="dxa"/>
-            </w:tcMar>
-          </w:tcPr>
-          <w:p>
-            <w:r>
-              <w:t>user_id</w:t>
-            </w:r>
-          </w:p>
-        </w:tc>
-        <w:tc>
-          <w:tcPr>
-            <w:tcW w:w="2268" w:type="dxa"/>
-            <w:tcMar>
-              <w:top w:w="100" w:type="dxa"/>
-              <w:left w:w="150" w:type="dxa"/>
-              <w:bottom w:w="100" w:type="dxa"/>
-              <w:right w:w="150" w:type="dxa"/>
-            </w:tcMar>
-          </w:tcPr>
-          <w:p>
-            <w:r>
-              <w:t>VARCHAR(36)</w:t>
-            </w:r>
-          </w:p>
-        </w:tc>
-        <w:tc>
-          <w:tcPr>
-            <w:tcW w:w="2268" w:type="dxa"/>
-            <w:tcMar>
-              <w:top w:w="100" w:type="dxa"/>
-              <w:left w:w="150" w:type="dxa"/>
-              <w:bottom w:w="100" w:type="dxa"/>
-              <w:right w:w="150" w:type="dxa"/>
-            </w:tcMar>
-          </w:tcPr>
-          <w:p>
-            <w:r>
-              <w:t>FOREIGN KEY</w:t>
-            </w:r>
-          </w:p>
-        </w:tc>
-        <w:tc>
-          <w:tcPr>
-            <w:tcW w:w="2268" w:type="dxa"/>
-            <w:tcMar>
-              <w:top w:w="100" w:type="dxa"/>
-              <w:left w:w="150" w:type="dxa"/>
-              <w:bottom w:w="100" w:type="dxa"/>
-              <w:right w:w="150" w:type="dxa"/>
-            </w:tcMar>
-          </w:tcPr>
-          <w:p>
-            <w:r>
-              <w:t>ID học viên mua hàng</w:t>
+            <w:tcW w:w="1600" w:type="dxa"/>
+            <w:tcMar>
+              <w:top w:w="100" w:type="dxa"/>
+              <w:left w:w="150" w:type="dxa"/>
+              <w:bottom w:w="100" w:type="dxa"/>
+              <w:right w:w="150" w:type="dxa"/>
+            </w:tcMar>
+          </w:tcPr>
+          <w:p>
+            <w:r>
+              <w:t>total_amount</w:t>
+            </w:r>
+          </w:p>
+        </w:tc>
+        <w:tc>
+          <w:tcPr>
+            <w:tcW w:w="1757" w:type="dxa"/>
+            <w:tcMar>
+              <w:top w:w="100" w:type="dxa"/>
+              <w:left w:w="150" w:type="dxa"/>
+              <w:bottom w:w="100" w:type="dxa"/>
+              <w:right w:w="150" w:type="dxa"/>
+            </w:tcMar>
+          </w:tcPr>
+          <w:p>
+            <w:r>
+              <w:t>DECIMAL(12,2)</w:t>
+            </w:r>
+          </w:p>
+        </w:tc>
+        <w:tc>
+          <w:tcPr>
+            <w:tcW w:w="1252" w:type="dxa"/>
+            <w:tcMar>
+              <w:top w:w="100" w:type="dxa"/>
+              <w:left w:w="150" w:type="dxa"/>
+              <w:bottom w:w="100" w:type="dxa"/>
+              <w:right w:w="150" w:type="dxa"/>
+            </w:tcMar>
+          </w:tcPr>
+          <w:p>
+            <w:r>
+              <w:t>NOT NULL</w:t>
+            </w:r>
+          </w:p>
+        </w:tc>
+        <w:tc>
+          <w:tcPr>
+            <w:tcW w:w="4453" w:type="dxa"/>
+            <w:tcMar>
+              <w:top w:w="100" w:type="dxa"/>
+              <w:left w:w="150" w:type="dxa"/>
+              <w:bottom w:w="100" w:type="dxa"/>
+              <w:right w:w="150" w:type="dxa"/>
+            </w:tcMar>
+          </w:tcPr>
+          <w:p>
+            <w:r>
+              <w:t>Tổng số tiền gốc</w:t>
             </w:r>
           </w:p>
         </w:tc>
@@ -15450,23 +14363,23 @@
       <w:tr>
         <w:tc>
           <w:tcPr>
-            <w:tcW w:w="2268" w:type="dxa"/>
-            <w:tcMar>
-              <w:top w:w="100" w:type="dxa"/>
-              <w:left w:w="150" w:type="dxa"/>
-              <w:bottom w:w="100" w:type="dxa"/>
-              <w:right w:w="150" w:type="dxa"/>
-            </w:tcMar>
-          </w:tcPr>
-          <w:p>
-            <w:r>
-              <w:t>total_amount</w:t>
-            </w:r>
-          </w:p>
-        </w:tc>
-        <w:tc>
-          <w:tcPr>
-            <w:tcW w:w="2268" w:type="dxa"/>
+            <w:tcW w:w="1600" w:type="dxa"/>
+            <w:tcMar>
+              <w:top w:w="100" w:type="dxa"/>
+              <w:left w:w="150" w:type="dxa"/>
+              <w:bottom w:w="100" w:type="dxa"/>
+              <w:right w:w="150" w:type="dxa"/>
+            </w:tcMar>
+          </w:tcPr>
+          <w:p>
+            <w:r>
+              <w:t>final_amount</w:t>
+            </w:r>
+          </w:p>
+        </w:tc>
+        <w:tc>
+          <w:tcPr>
+            <w:tcW w:w="1757" w:type="dxa"/>
             <w:tcMar>
               <w:top w:w="100" w:type="dxa"/>
               <w:left w:w="150" w:type="dxa"/>
@@ -15482,7 +14395,7 @@
         </w:tc>
         <w:tc>
           <w:tcPr>
-            <w:tcW w:w="2268" w:type="dxa"/>
+            <w:tcW w:w="1252" w:type="dxa"/>
             <w:tcMar>
               <w:top w:w="100" w:type="dxa"/>
               <w:left w:w="150" w:type="dxa"/>
@@ -15498,17 +14411,17 @@
         </w:tc>
         <w:tc>
           <w:tcPr>
-            <w:tcW w:w="2268" w:type="dxa"/>
-            <w:tcMar>
-              <w:top w:w="100" w:type="dxa"/>
-              <w:left w:w="150" w:type="dxa"/>
-              <w:bottom w:w="100" w:type="dxa"/>
-              <w:right w:w="150" w:type="dxa"/>
-            </w:tcMar>
-          </w:tcPr>
-          <w:p>
-            <w:r>
-              <w:t>Tổng số tiền gốc</w:t>
+            <w:tcW w:w="4453" w:type="dxa"/>
+            <w:tcMar>
+              <w:top w:w="100" w:type="dxa"/>
+              <w:left w:w="150" w:type="dxa"/>
+              <w:bottom w:w="100" w:type="dxa"/>
+              <w:right w:w="150" w:type="dxa"/>
+            </w:tcMar>
+          </w:tcPr>
+          <w:p>
+            <w:r>
+              <w:t>Số tiền thanh toán thực tế</w:t>
             </w:r>
           </w:p>
         </w:tc>
@@ -15516,39 +14429,39 @@
       <w:tr>
         <w:tc>
           <w:tcPr>
-            <w:tcW w:w="2268" w:type="dxa"/>
-            <w:tcMar>
-              <w:top w:w="100" w:type="dxa"/>
-              <w:left w:w="150" w:type="dxa"/>
-              <w:bottom w:w="100" w:type="dxa"/>
-              <w:right w:w="150" w:type="dxa"/>
-            </w:tcMar>
-          </w:tcPr>
-          <w:p>
-            <w:r>
-              <w:t>final_amount</w:t>
-            </w:r>
-          </w:p>
-        </w:tc>
-        <w:tc>
-          <w:tcPr>
-            <w:tcW w:w="2268" w:type="dxa"/>
-            <w:tcMar>
-              <w:top w:w="100" w:type="dxa"/>
-              <w:left w:w="150" w:type="dxa"/>
-              <w:bottom w:w="100" w:type="dxa"/>
-              <w:right w:w="150" w:type="dxa"/>
-            </w:tcMar>
-          </w:tcPr>
-          <w:p>
-            <w:r>
-              <w:t>DECIMAL(12,2)</w:t>
-            </w:r>
-          </w:p>
-        </w:tc>
-        <w:tc>
-          <w:tcPr>
-            <w:tcW w:w="2268" w:type="dxa"/>
+            <w:tcW w:w="1600" w:type="dxa"/>
+            <w:tcMar>
+              <w:top w:w="100" w:type="dxa"/>
+              <w:left w:w="150" w:type="dxa"/>
+              <w:bottom w:w="100" w:type="dxa"/>
+              <w:right w:w="150" w:type="dxa"/>
+            </w:tcMar>
+          </w:tcPr>
+          <w:p>
+            <w:r>
+              <w:t>payment_status</w:t>
+            </w:r>
+          </w:p>
+        </w:tc>
+        <w:tc>
+          <w:tcPr>
+            <w:tcW w:w="1757" w:type="dxa"/>
+            <w:tcMar>
+              <w:top w:w="100" w:type="dxa"/>
+              <w:left w:w="150" w:type="dxa"/>
+              <w:bottom w:w="100" w:type="dxa"/>
+              <w:right w:w="150" w:type="dxa"/>
+            </w:tcMar>
+          </w:tcPr>
+          <w:p>
+            <w:r>
+              <w:t>VARCHAR(20)</w:t>
+            </w:r>
+          </w:p>
+        </w:tc>
+        <w:tc>
+          <w:tcPr>
+            <w:tcW w:w="1252" w:type="dxa"/>
             <w:tcMar>
               <w:top w:w="100" w:type="dxa"/>
               <w:left w:w="150" w:type="dxa"/>
@@ -15564,73 +14477,7 @@
         </w:tc>
         <w:tc>
           <w:tcPr>
-            <w:tcW w:w="2268" w:type="dxa"/>
-            <w:tcMar>
-              <w:top w:w="100" w:type="dxa"/>
-              <w:left w:w="150" w:type="dxa"/>
-              <w:bottom w:w="100" w:type="dxa"/>
-              <w:right w:w="150" w:type="dxa"/>
-            </w:tcMar>
-          </w:tcPr>
-          <w:p>
-            <w:r>
-              <w:t>Số tiền thanh toán thực tế</w:t>
-            </w:r>
-          </w:p>
-        </w:tc>
-      </w:tr>
-      <w:tr>
-        <w:tc>
-          <w:tcPr>
-            <w:tcW w:w="2268" w:type="dxa"/>
-            <w:tcMar>
-              <w:top w:w="100" w:type="dxa"/>
-              <w:left w:w="150" w:type="dxa"/>
-              <w:bottom w:w="100" w:type="dxa"/>
-              <w:right w:w="150" w:type="dxa"/>
-            </w:tcMar>
-          </w:tcPr>
-          <w:p>
-            <w:r>
-              <w:t>payment_status</w:t>
-            </w:r>
-          </w:p>
-        </w:tc>
-        <w:tc>
-          <w:tcPr>
-            <w:tcW w:w="2268" w:type="dxa"/>
-            <w:tcMar>
-              <w:top w:w="100" w:type="dxa"/>
-              <w:left w:w="150" w:type="dxa"/>
-              <w:bottom w:w="100" w:type="dxa"/>
-              <w:right w:w="150" w:type="dxa"/>
-            </w:tcMar>
-          </w:tcPr>
-          <w:p>
-            <w:r>
-              <w:t>VARCHAR(20)</w:t>
-            </w:r>
-          </w:p>
-        </w:tc>
-        <w:tc>
-          <w:tcPr>
-            <w:tcW w:w="2268" w:type="dxa"/>
-            <w:tcMar>
-              <w:top w:w="100" w:type="dxa"/>
-              <w:left w:w="150" w:type="dxa"/>
-              <w:bottom w:w="100" w:type="dxa"/>
-              <w:right w:w="150" w:type="dxa"/>
-            </w:tcMar>
-          </w:tcPr>
-          <w:p>
-            <w:r>
-              <w:t>NOT NULL</w:t>
-            </w:r>
-          </w:p>
-        </w:tc>
-        <w:tc>
-          <w:tcPr>
-            <w:tcW w:w="2268" w:type="dxa"/>
+            <w:tcW w:w="4453" w:type="dxa"/>
             <w:tcMar>
               <w:top w:w="100" w:type="dxa"/>
               <w:left w:w="150" w:type="dxa"/>
@@ -16032,91 +14879,131 @@
       <w:tr>
         <w:tc>
           <w:tcPr>
-            <w:tcW w:w="2268" w:type="dxa"/>
-          </w:tcPr>
-          <w:p/>
-        </w:tc>
-        <w:tc>
-          <w:tcPr>
-            <w:tcW w:w="2268" w:type="dxa"/>
-          </w:tcPr>
-          <w:p/>
-        </w:tc>
-        <w:tc>
-          <w:tcPr>
-            <w:tcW w:w="2268" w:type="dxa"/>
-          </w:tcPr>
-          <w:p/>
-        </w:tc>
-        <w:tc>
-          <w:tcPr>
-            <w:tcW w:w="2268" w:type="dxa"/>
-          </w:tcPr>
-          <w:p/>
+            <w:tcW w:w="2175" w:type="dxa"/>
+            <w:tcMar>
+              <w:top w:w="100" w:type="dxa"/>
+              <w:left w:w="150" w:type="dxa"/>
+              <w:bottom w:w="100" w:type="dxa"/>
+              <w:right w:w="150" w:type="dxa"/>
+            </w:tcMar>
+          </w:tcPr>
+          <w:p>
+            <w:r>
+              <w:t>Bước thực hiện</w:t>
+            </w:r>
+          </w:p>
+        </w:tc>
+        <w:tc>
+          <w:tcPr>
+            <w:tcW w:w="2518" w:type="dxa"/>
+            <w:tcMar>
+              <w:top w:w="100" w:type="dxa"/>
+              <w:left w:w="150" w:type="dxa"/>
+              <w:bottom w:w="100" w:type="dxa"/>
+              <w:right w:w="150" w:type="dxa"/>
+            </w:tcMar>
+          </w:tcPr>
+          <w:p>
+            <w:r>
+              <w:t>Dữ liệu nhập</w:t>
+            </w:r>
+          </w:p>
+        </w:tc>
+        <w:tc>
+          <w:tcPr>
+            <w:tcW w:w="2183" w:type="dxa"/>
+            <w:tcMar>
+              <w:top w:w="100" w:type="dxa"/>
+              <w:left w:w="150" w:type="dxa"/>
+              <w:bottom w:w="100" w:type="dxa"/>
+              <w:right w:w="150" w:type="dxa"/>
+            </w:tcMar>
+          </w:tcPr>
+          <w:p>
+            <w:r>
+              <w:t>Kết quả mong đợi</w:t>
+            </w:r>
+          </w:p>
+        </w:tc>
+        <w:tc>
+          <w:tcPr>
+            <w:tcW w:w="2186" w:type="dxa"/>
+            <w:tcMar>
+              <w:top w:w="100" w:type="dxa"/>
+              <w:left w:w="150" w:type="dxa"/>
+              <w:bottom w:w="100" w:type="dxa"/>
+              <w:right w:w="150" w:type="dxa"/>
+            </w:tcMar>
+          </w:tcPr>
+          <w:p>
+            <w:r>
+              <w:t>Kết quả thực tế</w:t>
+            </w:r>
+          </w:p>
         </w:tc>
       </w:tr>
       <w:tr>
         <w:tc>
           <w:tcPr>
-            <w:tcW w:w="2268" w:type="dxa"/>
-            <w:tcMar>
-              <w:top w:w="100" w:type="dxa"/>
-              <w:left w:w="150" w:type="dxa"/>
-              <w:bottom w:w="100" w:type="dxa"/>
-              <w:right w:w="150" w:type="dxa"/>
-            </w:tcMar>
-          </w:tcPr>
-          <w:p>
-            <w:r>
-              <w:t>Bước thực hiện</w:t>
-            </w:r>
-          </w:p>
-        </w:tc>
-        <w:tc>
-          <w:tcPr>
-            <w:tcW w:w="2268" w:type="dxa"/>
-            <w:tcMar>
-              <w:top w:w="100" w:type="dxa"/>
-              <w:left w:w="150" w:type="dxa"/>
-              <w:bottom w:w="100" w:type="dxa"/>
-              <w:right w:w="150" w:type="dxa"/>
-            </w:tcMar>
-          </w:tcPr>
-          <w:p>
-            <w:r>
-              <w:t>Dữ liệu nhập</w:t>
-            </w:r>
-          </w:p>
-        </w:tc>
-        <w:tc>
-          <w:tcPr>
-            <w:tcW w:w="2268" w:type="dxa"/>
-            <w:tcMar>
-              <w:top w:w="100" w:type="dxa"/>
-              <w:left w:w="150" w:type="dxa"/>
-              <w:bottom w:w="100" w:type="dxa"/>
-              <w:right w:w="150" w:type="dxa"/>
-            </w:tcMar>
-          </w:tcPr>
-          <w:p>
-            <w:r>
-              <w:t>Kết quả mong đợi</w:t>
-            </w:r>
-          </w:p>
-        </w:tc>
-        <w:tc>
-          <w:tcPr>
-            <w:tcW w:w="2268" w:type="dxa"/>
-            <w:tcMar>
-              <w:top w:w="100" w:type="dxa"/>
-              <w:left w:w="150" w:type="dxa"/>
-              <w:bottom w:w="100" w:type="dxa"/>
-              <w:right w:w="150" w:type="dxa"/>
-            </w:tcMar>
-          </w:tcPr>
-          <w:p>
-            <w:r>
-              <w:t>Kết quả thực tế</w:t>
+            <w:tcW w:w="2175" w:type="dxa"/>
+            <w:tcMar>
+              <w:top w:w="100" w:type="dxa"/>
+              <w:left w:w="150" w:type="dxa"/>
+              <w:bottom w:w="100" w:type="dxa"/>
+              <w:right w:w="150" w:type="dxa"/>
+            </w:tcMar>
+          </w:tcPr>
+          <w:p>
+            <w:r>
+              <w:t>1. Nhập đúng tài khoản</w:t>
+            </w:r>
+          </w:p>
+        </w:tc>
+        <w:tc>
+          <w:tcPr>
+            <w:tcW w:w="2518" w:type="dxa"/>
+            <w:tcMar>
+              <w:top w:w="100" w:type="dxa"/>
+              <w:left w:w="150" w:type="dxa"/>
+              <w:bottom w:w="100" w:type="dxa"/>
+              <w:right w:w="150" w:type="dxa"/>
+            </w:tcMar>
+          </w:tcPr>
+          <w:p>
+            <w:r>
+              <w:t>email: student@gmail.com, pass: 12345678</w:t>
+            </w:r>
+          </w:p>
+        </w:tc>
+        <w:tc>
+          <w:tcPr>
+            <w:tcW w:w="2183" w:type="dxa"/>
+            <w:tcMar>
+              <w:top w:w="100" w:type="dxa"/>
+              <w:left w:w="150" w:type="dxa"/>
+              <w:bottom w:w="100" w:type="dxa"/>
+              <w:right w:w="150" w:type="dxa"/>
+            </w:tcMar>
+          </w:tcPr>
+          <w:p>
+            <w:r>
+              <w:t>Đăng nhập thành công, chuyển hướng học viên</w:t>
+            </w:r>
+          </w:p>
+        </w:tc>
+        <w:tc>
+          <w:tcPr>
+            <w:tcW w:w="2186" w:type="dxa"/>
+            <w:tcMar>
+              <w:top w:w="100" w:type="dxa"/>
+              <w:left w:w="150" w:type="dxa"/>
+              <w:bottom w:w="100" w:type="dxa"/>
+              <w:right w:w="150" w:type="dxa"/>
+            </w:tcMar>
+          </w:tcPr>
+          <w:p>
+            <w:r>
+              <w:t>Đúng như mong đợi (PASS)</w:t>
             </w:r>
           </w:p>
         </w:tc>
@@ -16124,55 +15011,55 @@
       <w:tr>
         <w:tc>
           <w:tcPr>
-            <w:tcW w:w="2268" w:type="dxa"/>
-            <w:tcMar>
-              <w:top w:w="100" w:type="dxa"/>
-              <w:left w:w="150" w:type="dxa"/>
-              <w:bottom w:w="100" w:type="dxa"/>
-              <w:right w:w="150" w:type="dxa"/>
-            </w:tcMar>
-          </w:tcPr>
-          <w:p>
-            <w:r>
-              <w:t>1. Nhập đúng tài khoản</w:t>
-            </w:r>
-          </w:p>
-        </w:tc>
-        <w:tc>
-          <w:tcPr>
-            <w:tcW w:w="2268" w:type="dxa"/>
-            <w:tcMar>
-              <w:top w:w="100" w:type="dxa"/>
-              <w:left w:w="150" w:type="dxa"/>
-              <w:bottom w:w="100" w:type="dxa"/>
-              <w:right w:w="150" w:type="dxa"/>
-            </w:tcMar>
-          </w:tcPr>
-          <w:p>
-            <w:r>
-              <w:t>email: student@gmail.com, pass: 12345678</w:t>
-            </w:r>
-          </w:p>
-        </w:tc>
-        <w:tc>
-          <w:tcPr>
-            <w:tcW w:w="2268" w:type="dxa"/>
-            <w:tcMar>
-              <w:top w:w="100" w:type="dxa"/>
-              <w:left w:w="150" w:type="dxa"/>
-              <w:bottom w:w="100" w:type="dxa"/>
-              <w:right w:w="150" w:type="dxa"/>
-            </w:tcMar>
-          </w:tcPr>
-          <w:p>
-            <w:r>
-              <w:t>Đăng nhập thành công, chuyển hướng học viên</w:t>
-            </w:r>
-          </w:p>
-        </w:tc>
-        <w:tc>
-          <w:tcPr>
-            <w:tcW w:w="2268" w:type="dxa"/>
+            <w:tcW w:w="2175" w:type="dxa"/>
+            <w:tcMar>
+              <w:top w:w="100" w:type="dxa"/>
+              <w:left w:w="150" w:type="dxa"/>
+              <w:bottom w:w="100" w:type="dxa"/>
+              <w:right w:w="150" w:type="dxa"/>
+            </w:tcMar>
+          </w:tcPr>
+          <w:p>
+            <w:r>
+              <w:t>2. Nhập sai mật khẩu</w:t>
+            </w:r>
+          </w:p>
+        </w:tc>
+        <w:tc>
+          <w:tcPr>
+            <w:tcW w:w="2518" w:type="dxa"/>
+            <w:tcMar>
+              <w:top w:w="100" w:type="dxa"/>
+              <w:left w:w="150" w:type="dxa"/>
+              <w:bottom w:w="100" w:type="dxa"/>
+              <w:right w:w="150" w:type="dxa"/>
+            </w:tcMar>
+          </w:tcPr>
+          <w:p>
+            <w:r>
+              <w:t>email: student@gmail.com, pass: 00000000</w:t>
+            </w:r>
+          </w:p>
+        </w:tc>
+        <w:tc>
+          <w:tcPr>
+            <w:tcW w:w="2183" w:type="dxa"/>
+            <w:tcMar>
+              <w:top w:w="100" w:type="dxa"/>
+              <w:left w:w="150" w:type="dxa"/>
+              <w:bottom w:w="100" w:type="dxa"/>
+              <w:right w:w="150" w:type="dxa"/>
+            </w:tcMar>
+          </w:tcPr>
+          <w:p>
+            <w:r>
+              <w:t>Hiển thị lỗi: Mật khẩu không chính xác</w:t>
+            </w:r>
+          </w:p>
+        </w:tc>
+        <w:tc>
+          <w:tcPr>
+            <w:tcW w:w="2186" w:type="dxa"/>
             <w:tcMar>
               <w:top w:w="100" w:type="dxa"/>
               <w:left w:w="150" w:type="dxa"/>
@@ -16190,73 +15077,7 @@
       <w:tr>
         <w:tc>
           <w:tcPr>
-            <w:tcW w:w="2268" w:type="dxa"/>
-            <w:tcMar>
-              <w:top w:w="100" w:type="dxa"/>
-              <w:left w:w="150" w:type="dxa"/>
-              <w:bottom w:w="100" w:type="dxa"/>
-              <w:right w:w="150" w:type="dxa"/>
-            </w:tcMar>
-          </w:tcPr>
-          <w:p>
-            <w:r>
-              <w:t>2. Nhập sai mật khẩu</w:t>
-            </w:r>
-          </w:p>
-        </w:tc>
-        <w:tc>
-          <w:tcPr>
-            <w:tcW w:w="2268" w:type="dxa"/>
-            <w:tcMar>
-              <w:top w:w="100" w:type="dxa"/>
-              <w:left w:w="150" w:type="dxa"/>
-              <w:bottom w:w="100" w:type="dxa"/>
-              <w:right w:w="150" w:type="dxa"/>
-            </w:tcMar>
-          </w:tcPr>
-          <w:p>
-            <w:r>
-              <w:t>email: student@gmail.com, pass: 00000000</w:t>
-            </w:r>
-          </w:p>
-        </w:tc>
-        <w:tc>
-          <w:tcPr>
-            <w:tcW w:w="2268" w:type="dxa"/>
-            <w:tcMar>
-              <w:top w:w="100" w:type="dxa"/>
-              <w:left w:w="150" w:type="dxa"/>
-              <w:bottom w:w="100" w:type="dxa"/>
-              <w:right w:w="150" w:type="dxa"/>
-            </w:tcMar>
-          </w:tcPr>
-          <w:p>
-            <w:r>
-              <w:t>Hiển thị lỗi: Mật khẩu không chính xác</w:t>
-            </w:r>
-          </w:p>
-        </w:tc>
-        <w:tc>
-          <w:tcPr>
-            <w:tcW w:w="2268" w:type="dxa"/>
-            <w:tcMar>
-              <w:top w:w="100" w:type="dxa"/>
-              <w:left w:w="150" w:type="dxa"/>
-              <w:bottom w:w="100" w:type="dxa"/>
-              <w:right w:w="150" w:type="dxa"/>
-            </w:tcMar>
-          </w:tcPr>
-          <w:p>
-            <w:r>
-              <w:t>Đúng như mong đợi (PASS)</w:t>
-            </w:r>
-          </w:p>
-        </w:tc>
-      </w:tr>
-      <w:tr>
-        <w:tc>
-          <w:tcPr>
-            <w:tcW w:w="2268" w:type="dxa"/>
+            <w:tcW w:w="2175" w:type="dxa"/>
             <w:tcMar>
               <w:top w:w="100" w:type="dxa"/>
               <w:left w:w="150" w:type="dxa"/>
@@ -16272,7 +15093,7 @@
         </w:tc>
         <w:tc>
           <w:tcPr>
-            <w:tcW w:w="2268" w:type="dxa"/>
+            <w:tcW w:w="2518" w:type="dxa"/>
             <w:tcMar>
               <w:top w:w="100" w:type="dxa"/>
               <w:left w:w="150" w:type="dxa"/>
@@ -16288,7 +15109,7 @@
         </w:tc>
         <w:tc>
           <w:tcPr>
-            <w:tcW w:w="2268" w:type="dxa"/>
+            <w:tcW w:w="2183" w:type="dxa"/>
             <w:tcMar>
               <w:top w:w="100" w:type="dxa"/>
               <w:left w:w="150" w:type="dxa"/>
@@ -16304,7 +15125,7 @@
         </w:tc>
         <w:tc>
           <w:tcPr>
-            <w:tcW w:w="2268" w:type="dxa"/>
+            <w:tcW w:w="2186" w:type="dxa"/>
             <w:tcMar>
               <w:top w:w="100" w:type="dxa"/>
               <w:left w:w="150" w:type="dxa"/>
@@ -16352,91 +15173,131 @@
       <w:tr>
         <w:tc>
           <w:tcPr>
-            <w:tcW w:w="2268" w:type="dxa"/>
-          </w:tcPr>
-          <w:p/>
-        </w:tc>
-        <w:tc>
-          <w:tcPr>
-            <w:tcW w:w="2268" w:type="dxa"/>
-          </w:tcPr>
-          <w:p/>
-        </w:tc>
-        <w:tc>
-          <w:tcPr>
-            <w:tcW w:w="2268" w:type="dxa"/>
-          </w:tcPr>
-          <w:p/>
-        </w:tc>
-        <w:tc>
-          <w:tcPr>
-            <w:tcW w:w="2268" w:type="dxa"/>
-          </w:tcPr>
-          <w:p/>
+            <w:tcW w:w="2265" w:type="dxa"/>
+            <w:tcMar>
+              <w:top w:w="100" w:type="dxa"/>
+              <w:left w:w="150" w:type="dxa"/>
+              <w:bottom w:w="100" w:type="dxa"/>
+              <w:right w:w="150" w:type="dxa"/>
+            </w:tcMar>
+          </w:tcPr>
+          <w:p>
+            <w:r>
+              <w:t>Bước thực hiện</w:t>
+            </w:r>
+          </w:p>
+        </w:tc>
+        <w:tc>
+          <w:tcPr>
+            <w:tcW w:w="2266" w:type="dxa"/>
+            <w:tcMar>
+              <w:top w:w="100" w:type="dxa"/>
+              <w:left w:w="150" w:type="dxa"/>
+              <w:bottom w:w="100" w:type="dxa"/>
+              <w:right w:w="150" w:type="dxa"/>
+            </w:tcMar>
+          </w:tcPr>
+          <w:p>
+            <w:r>
+              <w:t>Dữ liệu nhập</w:t>
+            </w:r>
+          </w:p>
+        </w:tc>
+        <w:tc>
+          <w:tcPr>
+            <w:tcW w:w="2266" w:type="dxa"/>
+            <w:tcMar>
+              <w:top w:w="100" w:type="dxa"/>
+              <w:left w:w="150" w:type="dxa"/>
+              <w:bottom w:w="100" w:type="dxa"/>
+              <w:right w:w="150" w:type="dxa"/>
+            </w:tcMar>
+          </w:tcPr>
+          <w:p>
+            <w:r>
+              <w:t>Kết quả mong đợi</w:t>
+            </w:r>
+          </w:p>
+        </w:tc>
+        <w:tc>
+          <w:tcPr>
+            <w:tcW w:w="2265" w:type="dxa"/>
+            <w:tcMar>
+              <w:top w:w="100" w:type="dxa"/>
+              <w:left w:w="150" w:type="dxa"/>
+              <w:bottom w:w="100" w:type="dxa"/>
+              <w:right w:w="150" w:type="dxa"/>
+            </w:tcMar>
+          </w:tcPr>
+          <w:p>
+            <w:r>
+              <w:t>Kết quả thực tế</w:t>
+            </w:r>
+          </w:p>
         </w:tc>
       </w:tr>
       <w:tr>
         <w:tc>
           <w:tcPr>
-            <w:tcW w:w="2268" w:type="dxa"/>
-            <w:tcMar>
-              <w:top w:w="100" w:type="dxa"/>
-              <w:left w:w="150" w:type="dxa"/>
-              <w:bottom w:w="100" w:type="dxa"/>
-              <w:right w:w="150" w:type="dxa"/>
-            </w:tcMar>
-          </w:tcPr>
-          <w:p>
-            <w:r>
-              <w:t>Bước thực hiện</w:t>
-            </w:r>
-          </w:p>
-        </w:tc>
-        <w:tc>
-          <w:tcPr>
-            <w:tcW w:w="2268" w:type="dxa"/>
-            <w:tcMar>
-              <w:top w:w="100" w:type="dxa"/>
-              <w:left w:w="150" w:type="dxa"/>
-              <w:bottom w:w="100" w:type="dxa"/>
-              <w:right w:w="150" w:type="dxa"/>
-            </w:tcMar>
-          </w:tcPr>
-          <w:p>
-            <w:r>
-              <w:t>Dữ liệu nhập</w:t>
-            </w:r>
-          </w:p>
-        </w:tc>
-        <w:tc>
-          <w:tcPr>
-            <w:tcW w:w="2268" w:type="dxa"/>
-            <w:tcMar>
-              <w:top w:w="100" w:type="dxa"/>
-              <w:left w:w="150" w:type="dxa"/>
-              <w:bottom w:w="100" w:type="dxa"/>
-              <w:right w:w="150" w:type="dxa"/>
-            </w:tcMar>
-          </w:tcPr>
-          <w:p>
-            <w:r>
-              <w:t>Kết quả mong đợi</w:t>
-            </w:r>
-          </w:p>
-        </w:tc>
-        <w:tc>
-          <w:tcPr>
-            <w:tcW w:w="2268" w:type="dxa"/>
-            <w:tcMar>
-              <w:top w:w="100" w:type="dxa"/>
-              <w:left w:w="150" w:type="dxa"/>
-              <w:bottom w:w="100" w:type="dxa"/>
-              <w:right w:w="150" w:type="dxa"/>
-            </w:tcMar>
-          </w:tcPr>
-          <w:p>
-            <w:r>
-              <w:t>Kết quả thực tế</w:t>
+            <w:tcW w:w="2265" w:type="dxa"/>
+            <w:tcMar>
+              <w:top w:w="100" w:type="dxa"/>
+              <w:left w:w="150" w:type="dxa"/>
+              <w:bottom w:w="100" w:type="dxa"/>
+              <w:right w:w="150" w:type="dxa"/>
+            </w:tcMar>
+          </w:tcPr>
+          <w:p>
+            <w:r>
+              <w:t>1. Click hoàn thành bài giảng</w:t>
+            </w:r>
+          </w:p>
+        </w:tc>
+        <w:tc>
+          <w:tcPr>
+            <w:tcW w:w="2266" w:type="dxa"/>
+            <w:tcMar>
+              <w:top w:w="100" w:type="dxa"/>
+              <w:left w:w="150" w:type="dxa"/>
+              <w:bottom w:w="100" w:type="dxa"/>
+              <w:right w:w="150" w:type="dxa"/>
+            </w:tcMar>
+          </w:tcPr>
+          <w:p>
+            <w:r>
+              <w:t>Click checkbox 'Hoàn thành' bài 1</w:t>
+            </w:r>
+          </w:p>
+        </w:tc>
+        <w:tc>
+          <w:tcPr>
+            <w:tcW w:w="2266" w:type="dxa"/>
+            <w:tcMar>
+              <w:top w:w="100" w:type="dxa"/>
+              <w:left w:w="150" w:type="dxa"/>
+              <w:bottom w:w="100" w:type="dxa"/>
+              <w:right w:w="150" w:type="dxa"/>
+            </w:tcMar>
+          </w:tcPr>
+          <w:p>
+            <w:r>
+              <w:t>Tạo bản ghi progress, tăng % tiến độ</w:t>
+            </w:r>
+          </w:p>
+        </w:tc>
+        <w:tc>
+          <w:tcPr>
+            <w:tcW w:w="2265" w:type="dxa"/>
+            <w:tcMar>
+              <w:top w:w="100" w:type="dxa"/>
+              <w:left w:w="150" w:type="dxa"/>
+              <w:bottom w:w="100" w:type="dxa"/>
+              <w:right w:w="150" w:type="dxa"/>
+            </w:tcMar>
+          </w:tcPr>
+          <w:p>
+            <w:r>
+              <w:t>Đúng như mong đợi (PASS)</w:t>
             </w:r>
           </w:p>
         </w:tc>
@@ -16444,55 +15305,55 @@
       <w:tr>
         <w:tc>
           <w:tcPr>
-            <w:tcW w:w="2268" w:type="dxa"/>
-            <w:tcMar>
-              <w:top w:w="100" w:type="dxa"/>
-              <w:left w:w="150" w:type="dxa"/>
-              <w:bottom w:w="100" w:type="dxa"/>
-              <w:right w:w="150" w:type="dxa"/>
-            </w:tcMar>
-          </w:tcPr>
-          <w:p>
-            <w:r>
-              <w:t>1. Click hoàn thành bài giảng</w:t>
-            </w:r>
-          </w:p>
-        </w:tc>
-        <w:tc>
-          <w:tcPr>
-            <w:tcW w:w="2268" w:type="dxa"/>
-            <w:tcMar>
-              <w:top w:w="100" w:type="dxa"/>
-              <w:left w:w="150" w:type="dxa"/>
-              <w:bottom w:w="100" w:type="dxa"/>
-              <w:right w:w="150" w:type="dxa"/>
-            </w:tcMar>
-          </w:tcPr>
-          <w:p>
-            <w:r>
-              <w:t>Click checkbox 'Hoàn thành' bài 1</w:t>
-            </w:r>
-          </w:p>
-        </w:tc>
-        <w:tc>
-          <w:tcPr>
-            <w:tcW w:w="2268" w:type="dxa"/>
-            <w:tcMar>
-              <w:top w:w="100" w:type="dxa"/>
-              <w:left w:w="150" w:type="dxa"/>
-              <w:bottom w:w="100" w:type="dxa"/>
-              <w:right w:w="150" w:type="dxa"/>
-            </w:tcMar>
-          </w:tcPr>
-          <w:p>
-            <w:r>
-              <w:t>Tạo bản ghi progress, tăng % tiến độ</w:t>
-            </w:r>
-          </w:p>
-        </w:tc>
-        <w:tc>
-          <w:tcPr>
-            <w:tcW w:w="2268" w:type="dxa"/>
+            <w:tcW w:w="2265" w:type="dxa"/>
+            <w:tcMar>
+              <w:top w:w="100" w:type="dxa"/>
+              <w:left w:w="150" w:type="dxa"/>
+              <w:bottom w:w="100" w:type="dxa"/>
+              <w:right w:w="150" w:type="dxa"/>
+            </w:tcMar>
+          </w:tcPr>
+          <w:p>
+            <w:r>
+              <w:t>2. Làm Quiz trắc nghiệm</w:t>
+            </w:r>
+          </w:p>
+        </w:tc>
+        <w:tc>
+          <w:tcPr>
+            <w:tcW w:w="2266" w:type="dxa"/>
+            <w:tcMar>
+              <w:top w:w="100" w:type="dxa"/>
+              <w:left w:w="150" w:type="dxa"/>
+              <w:bottom w:w="100" w:type="dxa"/>
+              <w:right w:w="150" w:type="dxa"/>
+            </w:tcMar>
+          </w:tcPr>
+          <w:p>
+            <w:r>
+              <w:t>Trả lời đúng 4/5 câu hỏi (80% score)</w:t>
+            </w:r>
+          </w:p>
+        </w:tc>
+        <w:tc>
+          <w:tcPr>
+            <w:tcW w:w="2266" w:type="dxa"/>
+            <w:tcMar>
+              <w:top w:w="100" w:type="dxa"/>
+              <w:left w:w="150" w:type="dxa"/>
+              <w:bottom w:w="100" w:type="dxa"/>
+              <w:right w:w="150" w:type="dxa"/>
+            </w:tcMar>
+          </w:tcPr>
+          <w:p>
+            <w:r>
+              <w:t>Lưu QuizAttempt PASSED, bài học đánh dấu hoàn thành</w:t>
+            </w:r>
+          </w:p>
+        </w:tc>
+        <w:tc>
+          <w:tcPr>
+            <w:tcW w:w="2265" w:type="dxa"/>
             <w:tcMar>
               <w:top w:w="100" w:type="dxa"/>
               <w:left w:w="150" w:type="dxa"/>
@@ -16510,7 +15371,7 @@
       <w:tr>
         <w:tc>
           <w:tcPr>
-            <w:tcW w:w="2268" w:type="dxa"/>
+            <w:tcW w:w="2265" w:type="dxa"/>
             <w:tcMar>
               <w:top w:w="100" w:type="dxa"/>
               <w:left w:w="150" w:type="dxa"/>
@@ -16521,79 +15382,13 @@
           <w:p>
             <w:r>
               <w:lastRenderedPageBreak/>
-              <w:t>2. Làm Quiz trắc nghiệm</w:t>
-            </w:r>
-          </w:p>
-        </w:tc>
-        <w:tc>
-          <w:tcPr>
-            <w:tcW w:w="2268" w:type="dxa"/>
-            <w:tcMar>
-              <w:top w:w="100" w:type="dxa"/>
-              <w:left w:w="150" w:type="dxa"/>
-              <w:bottom w:w="100" w:type="dxa"/>
-              <w:right w:w="150" w:type="dxa"/>
-            </w:tcMar>
-          </w:tcPr>
-          <w:p>
-            <w:r>
-              <w:t>Trả lời đúng 4/5 câu hỏi (80% score)</w:t>
-            </w:r>
-          </w:p>
-        </w:tc>
-        <w:tc>
-          <w:tcPr>
-            <w:tcW w:w="2268" w:type="dxa"/>
-            <w:tcMar>
-              <w:top w:w="100" w:type="dxa"/>
-              <w:left w:w="150" w:type="dxa"/>
-              <w:bottom w:w="100" w:type="dxa"/>
-              <w:right w:w="150" w:type="dxa"/>
-            </w:tcMar>
-          </w:tcPr>
-          <w:p>
-            <w:r>
-              <w:t>Lưu QuizAttempt PASSED, bài học đánh dấu hoàn thành</w:t>
-            </w:r>
-          </w:p>
-        </w:tc>
-        <w:tc>
-          <w:tcPr>
-            <w:tcW w:w="2268" w:type="dxa"/>
-            <w:tcMar>
-              <w:top w:w="100" w:type="dxa"/>
-              <w:left w:w="150" w:type="dxa"/>
-              <w:bottom w:w="100" w:type="dxa"/>
-              <w:right w:w="150" w:type="dxa"/>
-            </w:tcMar>
-          </w:tcPr>
-          <w:p>
-            <w:r>
-              <w:t>Đúng như mong đợi (PASS)</w:t>
-            </w:r>
-          </w:p>
-        </w:tc>
-      </w:tr>
-      <w:tr>
-        <w:tc>
-          <w:tcPr>
-            <w:tcW w:w="2268" w:type="dxa"/>
-            <w:tcMar>
-              <w:top w:w="100" w:type="dxa"/>
-              <w:left w:w="150" w:type="dxa"/>
-              <w:bottom w:w="100" w:type="dxa"/>
-              <w:right w:w="150" w:type="dxa"/>
-            </w:tcMar>
-          </w:tcPr>
-          <w:p>
-            <w:r>
               <w:t>3. Hoàn thành 100% bài học</w:t>
             </w:r>
           </w:p>
         </w:tc>
         <w:tc>
           <w:tcPr>
-            <w:tcW w:w="2268" w:type="dxa"/>
+            <w:tcW w:w="2266" w:type="dxa"/>
             <w:tcMar>
               <w:top w:w="100" w:type="dxa"/>
               <w:left w:w="150" w:type="dxa"/>
@@ -16609,7 +15404,7 @@
         </w:tc>
         <w:tc>
           <w:tcPr>
-            <w:tcW w:w="2268" w:type="dxa"/>
+            <w:tcW w:w="2266" w:type="dxa"/>
             <w:tcMar>
               <w:top w:w="100" w:type="dxa"/>
               <w:left w:w="150" w:type="dxa"/>
@@ -16625,7 +15420,7 @@
         </w:tc>
         <w:tc>
           <w:tcPr>
-            <w:tcW w:w="2268" w:type="dxa"/>
+            <w:tcW w:w="2265" w:type="dxa"/>
             <w:tcMar>
               <w:top w:w="100" w:type="dxa"/>
               <w:left w:w="150" w:type="dxa"/>
@@ -16673,91 +15468,131 @@
       <w:tr>
         <w:tc>
           <w:tcPr>
-            <w:tcW w:w="2268" w:type="dxa"/>
-          </w:tcPr>
-          <w:p/>
-        </w:tc>
-        <w:tc>
-          <w:tcPr>
-            <w:tcW w:w="2268" w:type="dxa"/>
-          </w:tcPr>
-          <w:p/>
-        </w:tc>
-        <w:tc>
-          <w:tcPr>
-            <w:tcW w:w="2268" w:type="dxa"/>
-          </w:tcPr>
-          <w:p/>
-        </w:tc>
-        <w:tc>
-          <w:tcPr>
-            <w:tcW w:w="2268" w:type="dxa"/>
-          </w:tcPr>
-          <w:p/>
+            <w:tcW w:w="2133" w:type="dxa"/>
+            <w:tcMar>
+              <w:top w:w="100" w:type="dxa"/>
+              <w:left w:w="150" w:type="dxa"/>
+              <w:bottom w:w="100" w:type="dxa"/>
+              <w:right w:w="150" w:type="dxa"/>
+            </w:tcMar>
+          </w:tcPr>
+          <w:p>
+            <w:r>
+              <w:t>Bước thực hiện</w:t>
+            </w:r>
+          </w:p>
+        </w:tc>
+        <w:tc>
+          <w:tcPr>
+            <w:tcW w:w="2221" w:type="dxa"/>
+            <w:tcMar>
+              <w:top w:w="100" w:type="dxa"/>
+              <w:left w:w="150" w:type="dxa"/>
+              <w:bottom w:w="100" w:type="dxa"/>
+              <w:right w:w="150" w:type="dxa"/>
+            </w:tcMar>
+          </w:tcPr>
+          <w:p>
+            <w:r>
+              <w:t>Dữ liệu nhập</w:t>
+            </w:r>
+          </w:p>
+        </w:tc>
+        <w:tc>
+          <w:tcPr>
+            <w:tcW w:w="2582" w:type="dxa"/>
+            <w:tcMar>
+              <w:top w:w="100" w:type="dxa"/>
+              <w:left w:w="150" w:type="dxa"/>
+              <w:bottom w:w="100" w:type="dxa"/>
+              <w:right w:w="150" w:type="dxa"/>
+            </w:tcMar>
+          </w:tcPr>
+          <w:p>
+            <w:r>
+              <w:t>Kết quả mong đợi</w:t>
+            </w:r>
+          </w:p>
+        </w:tc>
+        <w:tc>
+          <w:tcPr>
+            <w:tcW w:w="2126" w:type="dxa"/>
+            <w:tcMar>
+              <w:top w:w="100" w:type="dxa"/>
+              <w:left w:w="150" w:type="dxa"/>
+              <w:bottom w:w="100" w:type="dxa"/>
+              <w:right w:w="150" w:type="dxa"/>
+            </w:tcMar>
+          </w:tcPr>
+          <w:p>
+            <w:r>
+              <w:t>Kết quả thực tế</w:t>
+            </w:r>
+          </w:p>
         </w:tc>
       </w:tr>
       <w:tr>
         <w:tc>
           <w:tcPr>
-            <w:tcW w:w="2268" w:type="dxa"/>
-            <w:tcMar>
-              <w:top w:w="100" w:type="dxa"/>
-              <w:left w:w="150" w:type="dxa"/>
-              <w:bottom w:w="100" w:type="dxa"/>
-              <w:right w:w="150" w:type="dxa"/>
-            </w:tcMar>
-          </w:tcPr>
-          <w:p>
-            <w:r>
-              <w:t>Bước thực hiện</w:t>
-            </w:r>
-          </w:p>
-        </w:tc>
-        <w:tc>
-          <w:tcPr>
-            <w:tcW w:w="2268" w:type="dxa"/>
-            <w:tcMar>
-              <w:top w:w="100" w:type="dxa"/>
-              <w:left w:w="150" w:type="dxa"/>
-              <w:bottom w:w="100" w:type="dxa"/>
-              <w:right w:w="150" w:type="dxa"/>
-            </w:tcMar>
-          </w:tcPr>
-          <w:p>
-            <w:r>
-              <w:t>Dữ liệu nhập</w:t>
-            </w:r>
-          </w:p>
-        </w:tc>
-        <w:tc>
-          <w:tcPr>
-            <w:tcW w:w="2268" w:type="dxa"/>
-            <w:tcMar>
-              <w:top w:w="100" w:type="dxa"/>
-              <w:left w:w="150" w:type="dxa"/>
-              <w:bottom w:w="100" w:type="dxa"/>
-              <w:right w:w="150" w:type="dxa"/>
-            </w:tcMar>
-          </w:tcPr>
-          <w:p>
-            <w:r>
-              <w:t>Kết quả mong đợi</w:t>
-            </w:r>
-          </w:p>
-        </w:tc>
-        <w:tc>
-          <w:tcPr>
-            <w:tcW w:w="2268" w:type="dxa"/>
-            <w:tcMar>
-              <w:top w:w="100" w:type="dxa"/>
-              <w:left w:w="150" w:type="dxa"/>
-              <w:bottom w:w="100" w:type="dxa"/>
-              <w:right w:w="150" w:type="dxa"/>
-            </w:tcMar>
-          </w:tcPr>
-          <w:p>
-            <w:r>
-              <w:t>Kết quả thực tế</w:t>
+            <w:tcW w:w="2133" w:type="dxa"/>
+            <w:tcMar>
+              <w:top w:w="100" w:type="dxa"/>
+              <w:left w:w="150" w:type="dxa"/>
+              <w:bottom w:w="100" w:type="dxa"/>
+              <w:right w:w="150" w:type="dxa"/>
+            </w:tcMar>
+          </w:tcPr>
+          <w:p>
+            <w:r>
+              <w:t>1. Tạo khóa học DRAFT</w:t>
+            </w:r>
+          </w:p>
+        </w:tc>
+        <w:tc>
+          <w:tcPr>
+            <w:tcW w:w="2221" w:type="dxa"/>
+            <w:tcMar>
+              <w:top w:w="100" w:type="dxa"/>
+              <w:left w:w="150" w:type="dxa"/>
+              <w:bottom w:w="100" w:type="dxa"/>
+              <w:right w:w="150" w:type="dxa"/>
+            </w:tcMar>
+          </w:tcPr>
+          <w:p>
+            <w:r>
+              <w:t>title: Lập trình Java Core, price: 299000</w:t>
+            </w:r>
+          </w:p>
+        </w:tc>
+        <w:tc>
+          <w:tcPr>
+            <w:tcW w:w="2582" w:type="dxa"/>
+            <w:tcMar>
+              <w:top w:w="100" w:type="dxa"/>
+              <w:left w:w="150" w:type="dxa"/>
+              <w:bottom w:w="100" w:type="dxa"/>
+              <w:right w:w="150" w:type="dxa"/>
+            </w:tcMar>
+          </w:tcPr>
+          <w:p>
+            <w:r>
+              <w:t>Khóa học được tạo ở dạng bản nháp</w:t>
+            </w:r>
+          </w:p>
+        </w:tc>
+        <w:tc>
+          <w:tcPr>
+            <w:tcW w:w="2126" w:type="dxa"/>
+            <w:tcMar>
+              <w:top w:w="100" w:type="dxa"/>
+              <w:left w:w="150" w:type="dxa"/>
+              <w:bottom w:w="100" w:type="dxa"/>
+              <w:right w:w="150" w:type="dxa"/>
+            </w:tcMar>
+          </w:tcPr>
+          <w:p>
+            <w:r>
+              <w:t>Đúng như mong đợi (PASS)</w:t>
             </w:r>
           </w:p>
         </w:tc>
@@ -16765,55 +15600,55 @@
       <w:tr>
         <w:tc>
           <w:tcPr>
-            <w:tcW w:w="2268" w:type="dxa"/>
-            <w:tcMar>
-              <w:top w:w="100" w:type="dxa"/>
-              <w:left w:w="150" w:type="dxa"/>
-              <w:bottom w:w="100" w:type="dxa"/>
-              <w:right w:w="150" w:type="dxa"/>
-            </w:tcMar>
-          </w:tcPr>
-          <w:p>
-            <w:r>
-              <w:t>1. Tạo khóa học DRAFT</w:t>
-            </w:r>
-          </w:p>
-        </w:tc>
-        <w:tc>
-          <w:tcPr>
-            <w:tcW w:w="2268" w:type="dxa"/>
-            <w:tcMar>
-              <w:top w:w="100" w:type="dxa"/>
-              <w:left w:w="150" w:type="dxa"/>
-              <w:bottom w:w="100" w:type="dxa"/>
-              <w:right w:w="150" w:type="dxa"/>
-            </w:tcMar>
-          </w:tcPr>
-          <w:p>
-            <w:r>
-              <w:t>title: Lập trình Java Core, price: 299000</w:t>
-            </w:r>
-          </w:p>
-        </w:tc>
-        <w:tc>
-          <w:tcPr>
-            <w:tcW w:w="2268" w:type="dxa"/>
-            <w:tcMar>
-              <w:top w:w="100" w:type="dxa"/>
-              <w:left w:w="150" w:type="dxa"/>
-              <w:bottom w:w="100" w:type="dxa"/>
-              <w:right w:w="150" w:type="dxa"/>
-            </w:tcMar>
-          </w:tcPr>
-          <w:p>
-            <w:r>
-              <w:t>Khóa học được tạo ở dạng bản nháp</w:t>
-            </w:r>
-          </w:p>
-        </w:tc>
-        <w:tc>
-          <w:tcPr>
-            <w:tcW w:w="2268" w:type="dxa"/>
+            <w:tcW w:w="2133" w:type="dxa"/>
+            <w:tcMar>
+              <w:top w:w="100" w:type="dxa"/>
+              <w:left w:w="150" w:type="dxa"/>
+              <w:bottom w:w="100" w:type="dxa"/>
+              <w:right w:w="150" w:type="dxa"/>
+            </w:tcMar>
+          </w:tcPr>
+          <w:p>
+            <w:r>
+              <w:t>2. Upload video bài học</w:t>
+            </w:r>
+          </w:p>
+        </w:tc>
+        <w:tc>
+          <w:tcPr>
+            <w:tcW w:w="2221" w:type="dxa"/>
+            <w:tcMar>
+              <w:top w:w="100" w:type="dxa"/>
+              <w:left w:w="150" w:type="dxa"/>
+              <w:bottom w:w="100" w:type="dxa"/>
+              <w:right w:w="150" w:type="dxa"/>
+            </w:tcMar>
+          </w:tcPr>
+          <w:p>
+            <w:r>
+              <w:t>Chọn file java_intro.mp4 (50MB)</w:t>
+            </w:r>
+          </w:p>
+        </w:tc>
+        <w:tc>
+          <w:tcPr>
+            <w:tcW w:w="2582" w:type="dxa"/>
+            <w:tcMar>
+              <w:top w:w="100" w:type="dxa"/>
+              <w:left w:w="150" w:type="dxa"/>
+              <w:bottom w:w="100" w:type="dxa"/>
+              <w:right w:w="150" w:type="dxa"/>
+            </w:tcMar>
+          </w:tcPr>
+          <w:p>
+            <w:r>
+              <w:t>Tải lên Cloudinary thành công, lưu URL</w:t>
+            </w:r>
+          </w:p>
+        </w:tc>
+        <w:tc>
+          <w:tcPr>
+            <w:tcW w:w="2126" w:type="dxa"/>
             <w:tcMar>
               <w:top w:w="100" w:type="dxa"/>
               <w:left w:w="150" w:type="dxa"/>
@@ -16831,73 +15666,7 @@
       <w:tr>
         <w:tc>
           <w:tcPr>
-            <w:tcW w:w="2268" w:type="dxa"/>
-            <w:tcMar>
-              <w:top w:w="100" w:type="dxa"/>
-              <w:left w:w="150" w:type="dxa"/>
-              <w:bottom w:w="100" w:type="dxa"/>
-              <w:right w:w="150" w:type="dxa"/>
-            </w:tcMar>
-          </w:tcPr>
-          <w:p>
-            <w:r>
-              <w:t>2. Upload video bài học</w:t>
-            </w:r>
-          </w:p>
-        </w:tc>
-        <w:tc>
-          <w:tcPr>
-            <w:tcW w:w="2268" w:type="dxa"/>
-            <w:tcMar>
-              <w:top w:w="100" w:type="dxa"/>
-              <w:left w:w="150" w:type="dxa"/>
-              <w:bottom w:w="100" w:type="dxa"/>
-              <w:right w:w="150" w:type="dxa"/>
-            </w:tcMar>
-          </w:tcPr>
-          <w:p>
-            <w:r>
-              <w:t>Chọn file java_intro.mp4 (50MB)</w:t>
-            </w:r>
-          </w:p>
-        </w:tc>
-        <w:tc>
-          <w:tcPr>
-            <w:tcW w:w="2268" w:type="dxa"/>
-            <w:tcMar>
-              <w:top w:w="100" w:type="dxa"/>
-              <w:left w:w="150" w:type="dxa"/>
-              <w:bottom w:w="100" w:type="dxa"/>
-              <w:right w:w="150" w:type="dxa"/>
-            </w:tcMar>
-          </w:tcPr>
-          <w:p>
-            <w:r>
-              <w:t>Tải lên Cloudinary thành công, lưu URL</w:t>
-            </w:r>
-          </w:p>
-        </w:tc>
-        <w:tc>
-          <w:tcPr>
-            <w:tcW w:w="2268" w:type="dxa"/>
-            <w:tcMar>
-              <w:top w:w="100" w:type="dxa"/>
-              <w:left w:w="150" w:type="dxa"/>
-              <w:bottom w:w="100" w:type="dxa"/>
-              <w:right w:w="150" w:type="dxa"/>
-            </w:tcMar>
-          </w:tcPr>
-          <w:p>
-            <w:r>
-              <w:t>Đúng như mong đợi (PASS)</w:t>
-            </w:r>
-          </w:p>
-        </w:tc>
-      </w:tr>
-      <w:tr>
-        <w:tc>
-          <w:tcPr>
-            <w:tcW w:w="2268" w:type="dxa"/>
+            <w:tcW w:w="2133" w:type="dxa"/>
             <w:tcMar>
               <w:top w:w="100" w:type="dxa"/>
               <w:left w:w="150" w:type="dxa"/>
@@ -16913,7 +15682,7 @@
         </w:tc>
         <w:tc>
           <w:tcPr>
-            <w:tcW w:w="2268" w:type="dxa"/>
+            <w:tcW w:w="2221" w:type="dxa"/>
             <w:tcMar>
               <w:top w:w="100" w:type="dxa"/>
               <w:left w:w="150" w:type="dxa"/>
@@ -16929,7 +15698,7 @@
         </w:tc>
         <w:tc>
           <w:tcPr>
-            <w:tcW w:w="2268" w:type="dxa"/>
+            <w:tcW w:w="2582" w:type="dxa"/>
             <w:tcMar>
               <w:top w:w="100" w:type="dxa"/>
               <w:left w:w="150" w:type="dxa"/>
@@ -16945,7 +15714,7 @@
         </w:tc>
         <w:tc>
           <w:tcPr>
-            <w:tcW w:w="2268" w:type="dxa"/>
+            <w:tcW w:w="2126" w:type="dxa"/>
             <w:tcMar>
               <w:top w:w="100" w:type="dxa"/>
               <w:left w:w="150" w:type="dxa"/>
@@ -16993,91 +15762,131 @@
       <w:tr>
         <w:tc>
           <w:tcPr>
-            <w:tcW w:w="2268" w:type="dxa"/>
-          </w:tcPr>
-          <w:p/>
-        </w:tc>
-        <w:tc>
-          <w:tcPr>
-            <w:tcW w:w="2268" w:type="dxa"/>
-          </w:tcPr>
-          <w:p/>
-        </w:tc>
-        <w:tc>
-          <w:tcPr>
-            <w:tcW w:w="2268" w:type="dxa"/>
-          </w:tcPr>
-          <w:p/>
-        </w:tc>
-        <w:tc>
-          <w:tcPr>
-            <w:tcW w:w="2268" w:type="dxa"/>
-          </w:tcPr>
-          <w:p/>
+            <w:tcW w:w="2265" w:type="dxa"/>
+            <w:tcMar>
+              <w:top w:w="100" w:type="dxa"/>
+              <w:left w:w="150" w:type="dxa"/>
+              <w:bottom w:w="100" w:type="dxa"/>
+              <w:right w:w="150" w:type="dxa"/>
+            </w:tcMar>
+          </w:tcPr>
+          <w:p>
+            <w:r>
+              <w:t>Bước thực hiện</w:t>
+            </w:r>
+          </w:p>
+        </w:tc>
+        <w:tc>
+          <w:tcPr>
+            <w:tcW w:w="2265" w:type="dxa"/>
+            <w:tcMar>
+              <w:top w:w="100" w:type="dxa"/>
+              <w:left w:w="150" w:type="dxa"/>
+              <w:bottom w:w="100" w:type="dxa"/>
+              <w:right w:w="150" w:type="dxa"/>
+            </w:tcMar>
+          </w:tcPr>
+          <w:p>
+            <w:r>
+              <w:t>Dữ liệu nhập</w:t>
+            </w:r>
+          </w:p>
+        </w:tc>
+        <w:tc>
+          <w:tcPr>
+            <w:tcW w:w="2267" w:type="dxa"/>
+            <w:tcMar>
+              <w:top w:w="100" w:type="dxa"/>
+              <w:left w:w="150" w:type="dxa"/>
+              <w:bottom w:w="100" w:type="dxa"/>
+              <w:right w:w="150" w:type="dxa"/>
+            </w:tcMar>
+          </w:tcPr>
+          <w:p>
+            <w:r>
+              <w:t>Kết quả mong đợi</w:t>
+            </w:r>
+          </w:p>
+        </w:tc>
+        <w:tc>
+          <w:tcPr>
+            <w:tcW w:w="2265" w:type="dxa"/>
+            <w:tcMar>
+              <w:top w:w="100" w:type="dxa"/>
+              <w:left w:w="150" w:type="dxa"/>
+              <w:bottom w:w="100" w:type="dxa"/>
+              <w:right w:w="150" w:type="dxa"/>
+            </w:tcMar>
+          </w:tcPr>
+          <w:p>
+            <w:r>
+              <w:t>Kết quả thực tế</w:t>
+            </w:r>
+          </w:p>
         </w:tc>
       </w:tr>
       <w:tr>
         <w:tc>
           <w:tcPr>
-            <w:tcW w:w="2268" w:type="dxa"/>
-            <w:tcMar>
-              <w:top w:w="100" w:type="dxa"/>
-              <w:left w:w="150" w:type="dxa"/>
-              <w:bottom w:w="100" w:type="dxa"/>
-              <w:right w:w="150" w:type="dxa"/>
-            </w:tcMar>
-          </w:tcPr>
-          <w:p>
-            <w:r>
-              <w:t>Bước thực hiện</w:t>
-            </w:r>
-          </w:p>
-        </w:tc>
-        <w:tc>
-          <w:tcPr>
-            <w:tcW w:w="2268" w:type="dxa"/>
-            <w:tcMar>
-              <w:top w:w="100" w:type="dxa"/>
-              <w:left w:w="150" w:type="dxa"/>
-              <w:bottom w:w="100" w:type="dxa"/>
-              <w:right w:w="150" w:type="dxa"/>
-            </w:tcMar>
-          </w:tcPr>
-          <w:p>
-            <w:r>
-              <w:t>Dữ liệu nhập</w:t>
-            </w:r>
-          </w:p>
-        </w:tc>
-        <w:tc>
-          <w:tcPr>
-            <w:tcW w:w="2268" w:type="dxa"/>
-            <w:tcMar>
-              <w:top w:w="100" w:type="dxa"/>
-              <w:left w:w="150" w:type="dxa"/>
-              <w:bottom w:w="100" w:type="dxa"/>
-              <w:right w:w="150" w:type="dxa"/>
-            </w:tcMar>
-          </w:tcPr>
-          <w:p>
-            <w:r>
-              <w:t>Kết quả mong đợi</w:t>
-            </w:r>
-          </w:p>
-        </w:tc>
-        <w:tc>
-          <w:tcPr>
-            <w:tcW w:w="2268" w:type="dxa"/>
-            <w:tcMar>
-              <w:top w:w="100" w:type="dxa"/>
-              <w:left w:w="150" w:type="dxa"/>
-              <w:bottom w:w="100" w:type="dxa"/>
-              <w:right w:w="150" w:type="dxa"/>
-            </w:tcMar>
-          </w:tcPr>
-          <w:p>
-            <w:r>
-              <w:t>Kết quả thực tế</w:t>
+            <w:tcW w:w="2265" w:type="dxa"/>
+            <w:tcMar>
+              <w:top w:w="100" w:type="dxa"/>
+              <w:left w:w="150" w:type="dxa"/>
+              <w:bottom w:w="100" w:type="dxa"/>
+              <w:right w:w="150" w:type="dxa"/>
+            </w:tcMar>
+          </w:tcPr>
+          <w:p>
+            <w:r>
+              <w:t>1. Phê duyệt khóa học</w:t>
+            </w:r>
+          </w:p>
+        </w:tc>
+        <w:tc>
+          <w:tcPr>
+            <w:tcW w:w="2265" w:type="dxa"/>
+            <w:tcMar>
+              <w:top w:w="100" w:type="dxa"/>
+              <w:left w:w="150" w:type="dxa"/>
+              <w:bottom w:w="100" w:type="dxa"/>
+              <w:right w:w="150" w:type="dxa"/>
+            </w:tcMar>
+          </w:tcPr>
+          <w:p>
+            <w:r>
+              <w:t>Click button 'Phê duyệt' khóa học Java Core</w:t>
+            </w:r>
+          </w:p>
+        </w:tc>
+        <w:tc>
+          <w:tcPr>
+            <w:tcW w:w="2267" w:type="dxa"/>
+            <w:tcMar>
+              <w:top w:w="100" w:type="dxa"/>
+              <w:left w:w="150" w:type="dxa"/>
+              <w:bottom w:w="100" w:type="dxa"/>
+              <w:right w:w="150" w:type="dxa"/>
+            </w:tcMar>
+          </w:tcPr>
+          <w:p>
+            <w:r>
+              <w:t>Trạng thái khóa học chuyển sang APPROVED</w:t>
+            </w:r>
+          </w:p>
+        </w:tc>
+        <w:tc>
+          <w:tcPr>
+            <w:tcW w:w="2265" w:type="dxa"/>
+            <w:tcMar>
+              <w:top w:w="100" w:type="dxa"/>
+              <w:left w:w="150" w:type="dxa"/>
+              <w:bottom w:w="100" w:type="dxa"/>
+              <w:right w:w="150" w:type="dxa"/>
+            </w:tcMar>
+          </w:tcPr>
+          <w:p>
+            <w:r>
+              <w:t>Đúng như mong đợi (PASS)</w:t>
             </w:r>
           </w:p>
         </w:tc>
@@ -17085,55 +15894,55 @@
       <w:tr>
         <w:tc>
           <w:tcPr>
-            <w:tcW w:w="2268" w:type="dxa"/>
-            <w:tcMar>
-              <w:top w:w="100" w:type="dxa"/>
-              <w:left w:w="150" w:type="dxa"/>
-              <w:bottom w:w="100" w:type="dxa"/>
-              <w:right w:w="150" w:type="dxa"/>
-            </w:tcMar>
-          </w:tcPr>
-          <w:p>
-            <w:r>
-              <w:t>1. Phê duyệt khóa học</w:t>
-            </w:r>
-          </w:p>
-        </w:tc>
-        <w:tc>
-          <w:tcPr>
-            <w:tcW w:w="2268" w:type="dxa"/>
-            <w:tcMar>
-              <w:top w:w="100" w:type="dxa"/>
-              <w:left w:w="150" w:type="dxa"/>
-              <w:bottom w:w="100" w:type="dxa"/>
-              <w:right w:w="150" w:type="dxa"/>
-            </w:tcMar>
-          </w:tcPr>
-          <w:p>
-            <w:r>
-              <w:t>Click button 'Phê duyệt' khóa học Java Core</w:t>
-            </w:r>
-          </w:p>
-        </w:tc>
-        <w:tc>
-          <w:tcPr>
-            <w:tcW w:w="2268" w:type="dxa"/>
-            <w:tcMar>
-              <w:top w:w="100" w:type="dxa"/>
-              <w:left w:w="150" w:type="dxa"/>
-              <w:bottom w:w="100" w:type="dxa"/>
-              <w:right w:w="150" w:type="dxa"/>
-            </w:tcMar>
-          </w:tcPr>
-          <w:p>
-            <w:r>
-              <w:t>Trạng thái khóa học chuyển sang APPROVED</w:t>
-            </w:r>
-          </w:p>
-        </w:tc>
-        <w:tc>
-          <w:tcPr>
-            <w:tcW w:w="2268" w:type="dxa"/>
+            <w:tcW w:w="2265" w:type="dxa"/>
+            <w:tcMar>
+              <w:top w:w="100" w:type="dxa"/>
+              <w:left w:w="150" w:type="dxa"/>
+              <w:bottom w:w="100" w:type="dxa"/>
+              <w:right w:w="150" w:type="dxa"/>
+            </w:tcMar>
+          </w:tcPr>
+          <w:p>
+            <w:r>
+              <w:t>2. Từ chối khóa học</w:t>
+            </w:r>
+          </w:p>
+        </w:tc>
+        <w:tc>
+          <w:tcPr>
+            <w:tcW w:w="2265" w:type="dxa"/>
+            <w:tcMar>
+              <w:top w:w="100" w:type="dxa"/>
+              <w:left w:w="150" w:type="dxa"/>
+              <w:bottom w:w="100" w:type="dxa"/>
+              <w:right w:w="150" w:type="dxa"/>
+            </w:tcMar>
+          </w:tcPr>
+          <w:p>
+            <w:r>
+              <w:t>Click 'Từ chối', nhập lý do 'Video thiếu âm thanh'</w:t>
+            </w:r>
+          </w:p>
+        </w:tc>
+        <w:tc>
+          <w:tcPr>
+            <w:tcW w:w="2267" w:type="dxa"/>
+            <w:tcMar>
+              <w:top w:w="100" w:type="dxa"/>
+              <w:left w:w="150" w:type="dxa"/>
+              <w:bottom w:w="100" w:type="dxa"/>
+              <w:right w:w="150" w:type="dxa"/>
+            </w:tcMar>
+          </w:tcPr>
+          <w:p>
+            <w:r>
+              <w:t>Khóa học chuyển sang REJECTED, lưu lý do</w:t>
+            </w:r>
+          </w:p>
+        </w:tc>
+        <w:tc>
+          <w:tcPr>
+            <w:tcW w:w="2265" w:type="dxa"/>
             <w:tcMar>
               <w:top w:w="100" w:type="dxa"/>
               <w:left w:w="150" w:type="dxa"/>
@@ -17151,74 +15960,7 @@
       <w:tr>
         <w:tc>
           <w:tcPr>
-            <w:tcW w:w="2268" w:type="dxa"/>
-            <w:tcMar>
-              <w:top w:w="100" w:type="dxa"/>
-              <w:left w:w="150" w:type="dxa"/>
-              <w:bottom w:w="100" w:type="dxa"/>
-              <w:right w:w="150" w:type="dxa"/>
-            </w:tcMar>
-          </w:tcPr>
-          <w:p>
-            <w:r>
-              <w:lastRenderedPageBreak/>
-              <w:t>2. Từ chối khóa học</w:t>
-            </w:r>
-          </w:p>
-        </w:tc>
-        <w:tc>
-          <w:tcPr>
-            <w:tcW w:w="2268" w:type="dxa"/>
-            <w:tcMar>
-              <w:top w:w="100" w:type="dxa"/>
-              <w:left w:w="150" w:type="dxa"/>
-              <w:bottom w:w="100" w:type="dxa"/>
-              <w:right w:w="150" w:type="dxa"/>
-            </w:tcMar>
-          </w:tcPr>
-          <w:p>
-            <w:r>
-              <w:t>Click 'Từ chối', nhập lý do 'Video thiếu âm thanh'</w:t>
-            </w:r>
-          </w:p>
-        </w:tc>
-        <w:tc>
-          <w:tcPr>
-            <w:tcW w:w="2268" w:type="dxa"/>
-            <w:tcMar>
-              <w:top w:w="100" w:type="dxa"/>
-              <w:left w:w="150" w:type="dxa"/>
-              <w:bottom w:w="100" w:type="dxa"/>
-              <w:right w:w="150" w:type="dxa"/>
-            </w:tcMar>
-          </w:tcPr>
-          <w:p>
-            <w:r>
-              <w:t>Khóa học chuyển sang REJECTED, lưu lý do</w:t>
-            </w:r>
-          </w:p>
-        </w:tc>
-        <w:tc>
-          <w:tcPr>
-            <w:tcW w:w="2268" w:type="dxa"/>
-            <w:tcMar>
-              <w:top w:w="100" w:type="dxa"/>
-              <w:left w:w="150" w:type="dxa"/>
-              <w:bottom w:w="100" w:type="dxa"/>
-              <w:right w:w="150" w:type="dxa"/>
-            </w:tcMar>
-          </w:tcPr>
-          <w:p>
-            <w:r>
-              <w:t>Đúng như mong đợi (PASS)</w:t>
-            </w:r>
-          </w:p>
-        </w:tc>
-      </w:tr>
-      <w:tr>
-        <w:tc>
-          <w:tcPr>
-            <w:tcW w:w="2268" w:type="dxa"/>
+            <w:tcW w:w="2265" w:type="dxa"/>
             <w:tcMar>
               <w:top w:w="100" w:type="dxa"/>
               <w:left w:w="150" w:type="dxa"/>
@@ -17234,7 +15976,7 @@
         </w:tc>
         <w:tc>
           <w:tcPr>
-            <w:tcW w:w="2268" w:type="dxa"/>
+            <w:tcW w:w="2265" w:type="dxa"/>
             <w:tcMar>
               <w:top w:w="100" w:type="dxa"/>
               <w:left w:w="150" w:type="dxa"/>
@@ -17250,7 +15992,7 @@
         </w:tc>
         <w:tc>
           <w:tcPr>
-            <w:tcW w:w="2268" w:type="dxa"/>
+            <w:tcW w:w="2267" w:type="dxa"/>
             <w:tcMar>
               <w:top w:w="100" w:type="dxa"/>
               <w:left w:w="150" w:type="dxa"/>
@@ -17266,7 +16008,7 @@
         </w:tc>
         <w:tc>
           <w:tcPr>
-            <w:tcW w:w="2268" w:type="dxa"/>
+            <w:tcW w:w="2265" w:type="dxa"/>
             <w:tcMar>
               <w:top w:w="100" w:type="dxa"/>
               <w:left w:w="150" w:type="dxa"/>
@@ -17288,6 +16030,7 @@
         <w:spacing w:before="240"/>
       </w:pPr>
       <w:r>
+        <w:lastRenderedPageBreak/>
         <w:t>KẾT LUẬN</w:t>
       </w:r>
     </w:p>
@@ -17393,7 +16136,7 @@
 </file>
 
 <file path=word/endnotes.xml><?xml version="1.0" encoding="utf-8"?>
-<w:endnotes xmlns:wpc="http://schemas.microsoft.com/office/word/2010/wordprocessingCanvas" xmlns:cx="http://schemas.microsoft.com/office/drawing/2014/chartex" xmlns:cx1="http://schemas.microsoft.com/office/drawing/2015/9/8/chartex" xmlns:cx2="http://schemas.microsoft.com/office/drawing/2015/10/21/chartex" xmlns:cx3="http://schemas.microsoft.com/office/drawing/2016/5/9/chartex" xmlns:cx4="http://schemas.microsoft.com/office/drawing/2016/5/10/chartex" xmlns:cx5="http://schemas.microsoft.com/office/drawing/2016/5/11/chartex" xmlns:cx6="http://schemas.microsoft.com/office/drawing/2016/5/12/chartex" xmlns:cx7="http://schemas.microsoft.com/office/drawing/2016/5/13/chartex" xmlns:cx8="http://schemas.microsoft.com/office/drawing/2016/5/14/chartex" xmlns:mc="http://schemas.openxmlformats.org/markup-compatibility/2006" xmlns:aink="http://schemas.microsoft.com/office/drawing/2016/ink" xmlns:am3d="http://schemas.microsoft.com/office/drawing/2017/model3d" xmlns:o="urn:schemas-microsoft-com:office:office" xmlns:oel="http://schemas.microsoft.com/office/2019/extlst" xmlns:r="http://schemas.openxmlformats.org/officeDocument/2006/relationships" xmlns:m="http://schemas.openxmlformats.org/officeDocument/2006/math" xmlns:v="urn:schemas-microsoft-com:vml" xmlns:wp14="http://schemas.microsoft.com/office/word/2010/wordprocessingDrawing" xmlns:wp="http://schemas.openxmlformats.org/drawingml/2006/wordprocessingDrawing" xmlns:w10="urn:schemas-microsoft-com:office:word" xmlns:w="http://schemas.openxmlformats.org/wordprocessingml/2006/main" xmlns:w14="http://schemas.microsoft.com/office/word/2010/wordml" xmlns:w15="http://schemas.microsoft.com/office/word/2012/wordml" xmlns:w16cex="http://schemas.microsoft.com/office/word/2018/wordml/cex" xmlns:w16cid="http://schemas.microsoft.com/office/word/2016/wordml/cid" xmlns:w16="http://schemas.microsoft.com/office/word/2018/wordml" xmlns:w16du="http://schemas.microsoft.com/office/word/2023/wordml/word16du" xmlns:w16sdtdh="http://schemas.microsoft.com/office/word/2020/wordml/sdtdatahash" xmlns:w16sdtfl="http://schemas.microsoft.com/office/word/2024/wordml/sdtformatlock" xmlns:w16se="http://schemas.microsoft.com/office/word/2015/wordml/symex" xmlns:wpg="http://schemas.microsoft.com/office/word/2010/wordprocessingGroup" xmlns:wpi="http://schemas.microsoft.com/office/word/2010/wordprocessingInk" xmlns:wne="http://schemas.microsoft.com/office/word/2006/wordml" xmlns:wps="http://schemas.microsoft.com/office/word/2010/wordprocessingShape" mc:Ignorable="w14 w15 w16se w16cid w16 w16cex w16sdtdh w16sdtfl w16du wp14">
+<w:endnotes xmlns:wpc="http://schemas.microsoft.com/office/word/2010/wordprocessingCanvas" xmlns:cx="http://schemas.microsoft.com/office/drawing/2014/chartex" xmlns:cx1="http://schemas.microsoft.com/office/drawing/2015/9/8/chartex" xmlns:cx2="http://schemas.microsoft.com/office/drawing/2015/10/21/chartex" xmlns:cx3="http://schemas.microsoft.com/office/drawing/2016/5/9/chartex" xmlns:cx4="http://schemas.microsoft.com/office/drawing/2016/5/10/chartex" xmlns:cx5="http://schemas.microsoft.com/office/drawing/2016/5/11/chartex" xmlns:cx6="http://schemas.microsoft.com/office/drawing/2016/5/12/chartex" xmlns:cx7="http://schemas.microsoft.com/office/drawing/2016/5/13/chartex" xmlns:cx8="http://schemas.microsoft.com/office/drawing/2016/5/14/chartex" xmlns:mc="http://schemas.openxmlformats.org/markup-compatibility/2006" xmlns:aink="http://schemas.microsoft.com/office/drawing/2016/ink" xmlns:am3d="http://schemas.microsoft.com/office/drawing/2017/model3d" xmlns:o="urn:schemas-microsoft-com:office:office" xmlns:oel="http://schemas.microsoft.com/office/2019/extlst" xmlns:r="http://schemas.openxmlformats.org/officeDocument/2006/relationships" xmlns:m="http://schemas.openxmlformats.org/officeDocument/2006/math" xmlns:v="urn:schemas-microsoft-com:vml" xmlns:wp14="http://schemas.microsoft.com/office/word/2010/wordprocessingDrawing" xmlns:wp="http://schemas.openxmlformats.org/drawingml/2006/wordprocessingDrawing" xmlns:w10="urn:schemas-microsoft-com:office:word" xmlns:w="http://schemas.openxmlformats.org/wordprocessingml/2006/main" xmlns:w14="http://schemas.microsoft.com/office/word/2010/wordml" xmlns:w15="http://schemas.microsoft.com/office/word/2012/wordml" xmlns:w16cei="http://schemas.microsoft.com/office/word/2026/wordml/cei" xmlns:w16cex="http://schemas.microsoft.com/office/word/2018/wordml/cex" xmlns:w16cid="http://schemas.microsoft.com/office/word/2016/wordml/cid" xmlns:w16="http://schemas.microsoft.com/office/word/2018/wordml" xmlns:w16du="http://schemas.microsoft.com/office/word/2023/wordml/word16du" xmlns:w16sdtdh="http://schemas.microsoft.com/office/word/2020/wordml/sdtdatahash" xmlns:w16sdtfl="http://schemas.microsoft.com/office/word/2024/wordml/sdtformatlock" xmlns:w16se="http://schemas.microsoft.com/office/word/2015/wordml/symex" xmlns:wpg="http://schemas.microsoft.com/office/word/2010/wordprocessingGroup" xmlns:wpi="http://schemas.microsoft.com/office/word/2010/wordprocessingInk" xmlns:wne="http://schemas.microsoft.com/office/word/2006/wordml" xmlns:wps="http://schemas.microsoft.com/office/word/2010/wordprocessingShape" mc:Ignorable="w14 w15 w16se w16cid w16 w16cex w16sdtdh w16sdtfl w16du wp14">
   <w:endnote w:type="separator" w:id="-1">
     <w:p>
       <w:pPr>
@@ -17418,7 +16161,7 @@
 </file>
 
 <file path=word/footer1.xml><?xml version="1.0" encoding="utf-8"?>
-<w:ftr xmlns:wpc="http://schemas.microsoft.com/office/word/2010/wordprocessingCanvas" xmlns:cx="http://schemas.microsoft.com/office/drawing/2014/chartex" xmlns:cx1="http://schemas.microsoft.com/office/drawing/2015/9/8/chartex" xmlns:cx2="http://schemas.microsoft.com/office/drawing/2015/10/21/chartex" xmlns:cx3="http://schemas.microsoft.com/office/drawing/2016/5/9/chartex" xmlns:cx4="http://schemas.microsoft.com/office/drawing/2016/5/10/chartex" xmlns:cx5="http://schemas.microsoft.com/office/drawing/2016/5/11/chartex" xmlns:cx6="http://schemas.microsoft.com/office/drawing/2016/5/12/chartex" xmlns:cx7="http://schemas.microsoft.com/office/drawing/2016/5/13/chartex" xmlns:cx8="http://schemas.microsoft.com/office/drawing/2016/5/14/chartex" xmlns:mc="http://schemas.openxmlformats.org/markup-compatibility/2006" xmlns:aink="http://schemas.microsoft.com/office/drawing/2016/ink" xmlns:am3d="http://schemas.microsoft.com/office/drawing/2017/model3d" xmlns:o="urn:schemas-microsoft-com:office:office" xmlns:oel="http://schemas.microsoft.com/office/2019/extlst" xmlns:r="http://schemas.openxmlformats.org/officeDocument/2006/relationships" xmlns:m="http://schemas.openxmlformats.org/officeDocument/2006/math" xmlns:v="urn:schemas-microsoft-com:vml" xmlns:wp14="http://schemas.microsoft.com/office/word/2010/wordprocessingDrawing" xmlns:wp="http://schemas.openxmlformats.org/drawingml/2006/wordprocessingDrawing" xmlns:w10="urn:schemas-microsoft-com:office:word" xmlns:w="http://schemas.openxmlformats.org/wordprocessingml/2006/main" xmlns:w14="http://schemas.microsoft.com/office/word/2010/wordml" xmlns:w15="http://schemas.microsoft.com/office/word/2012/wordml" xmlns:w16cex="http://schemas.microsoft.com/office/word/2018/wordml/cex" xmlns:w16cid="http://schemas.microsoft.com/office/word/2016/wordml/cid" xmlns:w16="http://schemas.microsoft.com/office/word/2018/wordml" xmlns:w16du="http://schemas.microsoft.com/office/word/2023/wordml/word16du" xmlns:w16sdtdh="http://schemas.microsoft.com/office/word/2020/wordml/sdtdatahash" xmlns:w16sdtfl="http://schemas.microsoft.com/office/word/2024/wordml/sdtformatlock" xmlns:w16se="http://schemas.microsoft.com/office/word/2015/wordml/symex" xmlns:wpg="http://schemas.microsoft.com/office/word/2010/wordprocessingGroup" xmlns:wpi="http://schemas.microsoft.com/office/word/2010/wordprocessingInk" xmlns:wne="http://schemas.microsoft.com/office/word/2006/wordml" xmlns:wps="http://schemas.microsoft.com/office/word/2010/wordprocessingShape" mc:Ignorable="w14 w15 w16se w16cid w16 w16cex w16sdtdh w16sdtfl w16du wp14">
+<w:ftr xmlns:wpc="http://schemas.microsoft.com/office/word/2010/wordprocessingCanvas" xmlns:cx="http://schemas.microsoft.com/office/drawing/2014/chartex" xmlns:cx1="http://schemas.microsoft.com/office/drawing/2015/9/8/chartex" xmlns:cx2="http://schemas.microsoft.com/office/drawing/2015/10/21/chartex" xmlns:cx3="http://schemas.microsoft.com/office/drawing/2016/5/9/chartex" xmlns:cx4="http://schemas.microsoft.com/office/drawing/2016/5/10/chartex" xmlns:cx5="http://schemas.microsoft.com/office/drawing/2016/5/11/chartex" xmlns:cx6="http://schemas.microsoft.com/office/drawing/2016/5/12/chartex" xmlns:cx7="http://schemas.microsoft.com/office/drawing/2016/5/13/chartex" xmlns:cx8="http://schemas.microsoft.com/office/drawing/2016/5/14/chartex" xmlns:mc="http://schemas.openxmlformats.org/markup-compatibility/2006" xmlns:aink="http://schemas.microsoft.com/office/drawing/2016/ink" xmlns:am3d="http://schemas.microsoft.com/office/drawing/2017/model3d" xmlns:o="urn:schemas-microsoft-com:office:office" xmlns:oel="http://schemas.microsoft.com/office/2019/extlst" xmlns:r="http://schemas.openxmlformats.org/officeDocument/2006/relationships" xmlns:m="http://schemas.openxmlformats.org/officeDocument/2006/math" xmlns:v="urn:schemas-microsoft-com:vml" xmlns:wp14="http://schemas.microsoft.com/office/word/2010/wordprocessingDrawing" xmlns:wp="http://schemas.openxmlformats.org/drawingml/2006/wordprocessingDrawing" xmlns:w10="urn:schemas-microsoft-com:office:word" xmlns:w="http://schemas.openxmlformats.org/wordprocessingml/2006/main" xmlns:w14="http://schemas.microsoft.com/office/word/2010/wordml" xmlns:w15="http://schemas.microsoft.com/office/word/2012/wordml" xmlns:w16cei="http://schemas.microsoft.com/office/word/2026/wordml/cei" xmlns:w16cex="http://schemas.microsoft.com/office/word/2018/wordml/cex" xmlns:w16cid="http://schemas.microsoft.com/office/word/2016/wordml/cid" xmlns:w16="http://schemas.microsoft.com/office/word/2018/wordml" xmlns:w16du="http://schemas.microsoft.com/office/word/2023/wordml/word16du" xmlns:w16sdtdh="http://schemas.microsoft.com/office/word/2020/wordml/sdtdatahash" xmlns:w16sdtfl="http://schemas.microsoft.com/office/word/2024/wordml/sdtformatlock" xmlns:w16se="http://schemas.microsoft.com/office/word/2015/wordml/symex" xmlns:wpg="http://schemas.microsoft.com/office/word/2010/wordprocessingGroup" xmlns:wpi="http://schemas.microsoft.com/office/word/2010/wordprocessingInk" xmlns:wne="http://schemas.microsoft.com/office/word/2006/wordml" xmlns:wps="http://schemas.microsoft.com/office/word/2010/wordprocessingShape" mc:Ignorable="w14 w15 w16se w16cid w16 w16cex w16sdtdh w16sdtfl w16du wp14">
   <w:p>
     <w:pPr>
       <w:pBdr>
@@ -17442,7 +16185,7 @@
 </file>
 
 <file path=word/footnotes.xml><?xml version="1.0" encoding="utf-8"?>
-<w:footnotes xmlns:wpc="http://schemas.microsoft.com/office/word/2010/wordprocessingCanvas" xmlns:cx="http://schemas.microsoft.com/office/drawing/2014/chartex" xmlns:cx1="http://schemas.microsoft.com/office/drawing/2015/9/8/chartex" xmlns:cx2="http://schemas.microsoft.com/office/drawing/2015/10/21/chartex" xmlns:cx3="http://schemas.microsoft.com/office/drawing/2016/5/9/chartex" xmlns:cx4="http://schemas.microsoft.com/office/drawing/2016/5/10/chartex" xmlns:cx5="http://schemas.microsoft.com/office/drawing/2016/5/11/chartex" xmlns:cx6="http://schemas.microsoft.com/office/drawing/2016/5/12/chartex" xmlns:cx7="http://schemas.microsoft.com/office/drawing/2016/5/13/chartex" xmlns:cx8="http://schemas.microsoft.com/office/drawing/2016/5/14/chartex" xmlns:mc="http://schemas.openxmlformats.org/markup-compatibility/2006" xmlns:aink="http://schemas.microsoft.com/office/drawing/2016/ink" xmlns:am3d="http://schemas.microsoft.com/office/drawing/2017/model3d" xmlns:o="urn:schemas-microsoft-com:office:office" xmlns:oel="http://schemas.microsoft.com/office/2019/extlst" xmlns:r="http://schemas.openxmlformats.org/officeDocument/2006/relationships" xmlns:m="http://schemas.openxmlformats.org/officeDocument/2006/math" xmlns:v="urn:schemas-microsoft-com:vml" xmlns:wp14="http://schemas.microsoft.com/office/word/2010/wordprocessingDrawing" xmlns:wp="http://schemas.openxmlformats.org/drawingml/2006/wordprocessingDrawing" xmlns:w10="urn:schemas-microsoft-com:office:word" xmlns:w="http://schemas.openxmlformats.org/wordprocessingml/2006/main" xmlns:w14="http://schemas.microsoft.com/office/word/2010/wordml" xmlns:w15="http://schemas.microsoft.com/office/word/2012/wordml" xmlns:w16cex="http://schemas.microsoft.com/office/word/2018/wordml/cex" xmlns:w16cid="http://schemas.microsoft.com/office/word/2016/wordml/cid" xmlns:w16="http://schemas.microsoft.com/office/word/2018/wordml" xmlns:w16du="http://schemas.microsoft.com/office/word/2023/wordml/word16du" xmlns:w16sdtdh="http://schemas.microsoft.com/office/word/2020/wordml/sdtdatahash" xmlns:w16sdtfl="http://schemas.microsoft.com/office/word/2024/wordml/sdtformatlock" xmlns:w16se="http://schemas.microsoft.com/office/word/2015/wordml/symex" xmlns:wpg="http://schemas.microsoft.com/office/word/2010/wordprocessingGroup" xmlns:wpi="http://schemas.microsoft.com/office/word/2010/wordprocessingInk" xmlns:wne="http://schemas.microsoft.com/office/word/2006/wordml" xmlns:wps="http://schemas.microsoft.com/office/word/2010/wordprocessingShape" mc:Ignorable="w14 w15 w16se w16cid w16 w16cex w16sdtdh w16sdtfl w16du wp14">
+<w:footnotes xmlns:wpc="http://schemas.microsoft.com/office/word/2010/wordprocessingCanvas" xmlns:cx="http://schemas.microsoft.com/office/drawing/2014/chartex" xmlns:cx1="http://schemas.microsoft.com/office/drawing/2015/9/8/chartex" xmlns:cx2="http://schemas.microsoft.com/office/drawing/2015/10/21/chartex" xmlns:cx3="http://schemas.microsoft.com/office/drawing/2016/5/9/chartex" xmlns:cx4="http://schemas.microsoft.com/office/drawing/2016/5/10/chartex" xmlns:cx5="http://schemas.microsoft.com/office/drawing/2016/5/11/chartex" xmlns:cx6="http://schemas.microsoft.com/office/drawing/2016/5/12/chartex" xmlns:cx7="http://schemas.microsoft.com/office/drawing/2016/5/13/chartex" xmlns:cx8="http://schemas.microsoft.com/office/drawing/2016/5/14/chartex" xmlns:mc="http://schemas.openxmlformats.org/markup-compatibility/2006" xmlns:aink="http://schemas.microsoft.com/office/drawing/2016/ink" xmlns:am3d="http://schemas.microsoft.com/office/drawing/2017/model3d" xmlns:o="urn:schemas-microsoft-com:office:office" xmlns:oel="http://schemas.microsoft.com/office/2019/extlst" xmlns:r="http://schemas.openxmlformats.org/officeDocument/2006/relationships" xmlns:m="http://schemas.openxmlformats.org/officeDocument/2006/math" xmlns:v="urn:schemas-microsoft-com:vml" xmlns:wp14="http://schemas.microsoft.com/office/word/2010/wordprocessingDrawing" xmlns:wp="http://schemas.openxmlformats.org/drawingml/2006/wordprocessingDrawing" xmlns:w10="urn:schemas-microsoft-com:office:word" xmlns:w="http://schemas.openxmlformats.org/wordprocessingml/2006/main" xmlns:w14="http://schemas.microsoft.com/office/word/2010/wordml" xmlns:w15="http://schemas.microsoft.com/office/word/2012/wordml" xmlns:w16cei="http://schemas.microsoft.com/office/word/2026/wordml/cei" xmlns:w16cex="http://schemas.microsoft.com/office/word/2018/wordml/cex" xmlns:w16cid="http://schemas.microsoft.com/office/word/2016/wordml/cid" xmlns:w16="http://schemas.microsoft.com/office/word/2018/wordml" xmlns:w16du="http://schemas.microsoft.com/office/word/2023/wordml/word16du" xmlns:w16sdtdh="http://schemas.microsoft.com/office/word/2020/wordml/sdtdatahash" xmlns:w16sdtfl="http://schemas.microsoft.com/office/word/2024/wordml/sdtformatlock" xmlns:w16se="http://schemas.microsoft.com/office/word/2015/wordml/symex" xmlns:wpg="http://schemas.microsoft.com/office/word/2010/wordprocessingGroup" xmlns:wpi="http://schemas.microsoft.com/office/word/2010/wordprocessingInk" xmlns:wne="http://schemas.microsoft.com/office/word/2006/wordml" xmlns:wps="http://schemas.microsoft.com/office/word/2010/wordprocessingShape" mc:Ignorable="w14 w15 w16se w16cid w16 w16cex w16sdtdh w16sdtfl w16du wp14">
   <w:footnote w:type="separator" w:id="-1">
     <w:p>
       <w:pPr>
@@ -17467,7 +16210,7 @@
 </file>
 
 <file path=word/numbering.xml><?xml version="1.0" encoding="utf-8"?>
-<w:numbering xmlns:wpc="http://schemas.microsoft.com/office/word/2010/wordprocessingCanvas" xmlns:cx="http://schemas.microsoft.com/office/drawing/2014/chartex" xmlns:cx1="http://schemas.microsoft.com/office/drawing/2015/9/8/chartex" xmlns:cx2="http://schemas.microsoft.com/office/drawing/2015/10/21/chartex" xmlns:cx3="http://schemas.microsoft.com/office/drawing/2016/5/9/chartex" xmlns:cx4="http://schemas.microsoft.com/office/drawing/2016/5/10/chartex" xmlns:cx5="http://schemas.microsoft.com/office/drawing/2016/5/11/chartex" xmlns:cx6="http://schemas.microsoft.com/office/drawing/2016/5/12/chartex" xmlns:cx7="http://schemas.microsoft.com/office/drawing/2016/5/13/chartex" xmlns:cx8="http://schemas.microsoft.com/office/drawing/2016/5/14/chartex" xmlns:mc="http://schemas.openxmlformats.org/markup-compatibility/2006" xmlns:aink="http://schemas.microsoft.com/office/drawing/2016/ink" xmlns:am3d="http://schemas.microsoft.com/office/drawing/2017/model3d" xmlns:o="urn:schemas-microsoft-com:office:office" xmlns:oel="http://schemas.microsoft.com/office/2019/extlst" xmlns:r="http://schemas.openxmlformats.org/officeDocument/2006/relationships" xmlns:m="http://schemas.openxmlformats.org/officeDocument/2006/math" xmlns:v="urn:schemas-microsoft-com:vml" xmlns:wp14="http://schemas.microsoft.com/office/word/2010/wordprocessingDrawing" xmlns:wp="http://schemas.openxmlformats.org/drawingml/2006/wordprocessingDrawing" xmlns:w10="urn:schemas-microsoft-com:office:word" xmlns:w="http://schemas.openxmlformats.org/wordprocessingml/2006/main" xmlns:w14="http://schemas.microsoft.com/office/word/2010/wordml" xmlns:w15="http://schemas.microsoft.com/office/word/2012/wordml" xmlns:w16cex="http://schemas.microsoft.com/office/word/2018/wordml/cex" xmlns:w16cid="http://schemas.microsoft.com/office/word/2016/wordml/cid" xmlns:w16="http://schemas.microsoft.com/office/word/2018/wordml" xmlns:w16du="http://schemas.microsoft.com/office/word/2023/wordml/word16du" xmlns:w16sdtdh="http://schemas.microsoft.com/office/word/2020/wordml/sdtdatahash" xmlns:w16sdtfl="http://schemas.microsoft.com/office/word/2024/wordml/sdtformatlock" xmlns:w16se="http://schemas.microsoft.com/office/word/2015/wordml/symex" xmlns:wpg="http://schemas.microsoft.com/office/word/2010/wordprocessingGroup" xmlns:wpi="http://schemas.microsoft.com/office/word/2010/wordprocessingInk" xmlns:wne="http://schemas.microsoft.com/office/word/2006/wordml" xmlns:wps="http://schemas.microsoft.com/office/word/2010/wordprocessingShape" mc:Ignorable="w14 w15 w16se w16cid w16 w16cex w16sdtdh w16sdtfl w16du wp14">
+<w:numbering xmlns:wpc="http://schemas.microsoft.com/office/word/2010/wordprocessingCanvas" xmlns:cx="http://schemas.microsoft.com/office/drawing/2014/chartex" xmlns:cx1="http://schemas.microsoft.com/office/drawing/2015/9/8/chartex" xmlns:cx2="http://schemas.microsoft.com/office/drawing/2015/10/21/chartex" xmlns:cx3="http://schemas.microsoft.com/office/drawing/2016/5/9/chartex" xmlns:cx4="http://schemas.microsoft.com/office/drawing/2016/5/10/chartex" xmlns:cx5="http://schemas.microsoft.com/office/drawing/2016/5/11/chartex" xmlns:cx6="http://schemas.microsoft.com/office/drawing/2016/5/12/chartex" xmlns:cx7="http://schemas.microsoft.com/office/drawing/2016/5/13/chartex" xmlns:cx8="http://schemas.microsoft.com/office/drawing/2016/5/14/chartex" xmlns:mc="http://schemas.openxmlformats.org/markup-compatibility/2006" xmlns:aink="http://schemas.microsoft.com/office/drawing/2016/ink" xmlns:am3d="http://schemas.microsoft.com/office/drawing/2017/model3d" xmlns:o="urn:schemas-microsoft-com:office:office" xmlns:oel="http://schemas.microsoft.com/office/2019/extlst" xmlns:r="http://schemas.openxmlformats.org/officeDocument/2006/relationships" xmlns:m="http://schemas.openxmlformats.org/officeDocument/2006/math" xmlns:v="urn:schemas-microsoft-com:vml" xmlns:wp14="http://schemas.microsoft.com/office/word/2010/wordprocessingDrawing" xmlns:wp="http://schemas.openxmlformats.org/drawingml/2006/wordprocessingDrawing" xmlns:w10="urn:schemas-microsoft-com:office:word" xmlns:w="http://schemas.openxmlformats.org/wordprocessingml/2006/main" xmlns:w14="http://schemas.microsoft.com/office/word/2010/wordml" xmlns:w15="http://schemas.microsoft.com/office/word/2012/wordml" xmlns:w16cei="http://schemas.microsoft.com/office/word/2026/wordml/cei" xmlns:w16cex="http://schemas.microsoft.com/office/word/2018/wordml/cex" xmlns:w16cid="http://schemas.microsoft.com/office/word/2016/wordml/cid" xmlns:w16="http://schemas.microsoft.com/office/word/2018/wordml" xmlns:w16du="http://schemas.microsoft.com/office/word/2023/wordml/word16du" xmlns:w16sdtdh="http://schemas.microsoft.com/office/word/2020/wordml/sdtdatahash" xmlns:w16sdtfl="http://schemas.microsoft.com/office/word/2024/wordml/sdtformatlock" xmlns:w16se="http://schemas.microsoft.com/office/word/2015/wordml/symex" xmlns:wpg="http://schemas.microsoft.com/office/word/2010/wordprocessingGroup" xmlns:wpi="http://schemas.microsoft.com/office/word/2010/wordprocessingInk" xmlns:wne="http://schemas.microsoft.com/office/word/2006/wordml" xmlns:wps="http://schemas.microsoft.com/office/word/2010/wordprocessingShape" mc:Ignorable="w14 w15 w16se w16cid w16 w16cex w16sdtdh w16sdtfl w16du wp14">
   <w:abstractNum w:abstractNumId="0" w15:restartNumberingAfterBreak="0">
     <w:nsid w:val="01E43748"/>
     <w:multiLevelType w:val="multilevel"/>
@@ -19822,6 +18565,7 @@
   <w:style w:type="character" w:default="1" w:styleId="DefaultParagraphFont">
     <w:name w:val="Default Paragraph Font"/>
     <w:uiPriority w:val="1"/>
+    <w:semiHidden/>
     <w:unhideWhenUsed/>
   </w:style>
   <w:style w:type="table" w:default="1" w:styleId="TableNormal">
